--- a/downloads/workbook/ai-1-week-18.docx
+++ b/downloads/workbook/ai-1-week-18.docx
@@ -1328,6 +1328,178 @@
         <w:t>Project connection: Keep sorter scores, reference outcomes and missingness separately; use review policies instead of treating high scores as facts.</w:t>
       </w:r>
     </w:p>
+    <w:p>
+      <w:pPr>
+        <w:pStyle w:val="Heading1"/>
+      </w:pPr>
+      <w:r>
+        <w:t>19. Project portfolio milestone</w:t>
+      </w:r>
+    </w:p>
+    <w:p>
+      <w:r>
+        <w:t>Project: Helpful Classroom Sorter</w:t>
+      </w:r>
+    </w:p>
+    <w:p>
+      <w:r>
+        <w:t>Current milestone: Test changed cases. Keep normal, boundary and failure cases; compare expected and observed results.</w:t>
+      </w:r>
+    </w:p>
+    <w:p>
+      <w:r>
+        <w:t>Keep sorter scores, reference outcomes and missingness separately; use review policies instead of treating high scores as facts.</w:t>
+      </w:r>
+    </w:p>
+    <w:tbl>
+      <w:tblPr>
+        <w:tblStyle w:val="LightShading-Accent1"/>
+        <w:tblW w:type="auto" w:w="0"/>
+        <w:tblLook w:firstColumn="1" w:firstRow="1" w:lastColumn="0" w:lastRow="0" w:noHBand="0" w:noVBand="1" w:val="04A0"/>
+      </w:tblPr>
+      <w:tblGrid>
+        <w:gridCol w:w="5112"/>
+        <w:gridCol w:w="5112"/>
+      </w:tblGrid>
+      <w:tr>
+        <w:trPr>
+          <w:tblHeader/>
+        </w:trPr>
+        <w:tc>
+          <w:tcPr>
+            <w:tcW w:type="dxa" w:w="5112"/>
+          </w:tcPr>
+          <w:p>
+            <w:r>
+              <w:t>Evidence to keep</w:t>
+            </w:r>
+          </w:p>
+        </w:tc>
+        <w:tc>
+          <w:tcPr>
+            <w:tcW w:type="dxa" w:w="5112"/>
+          </w:tcPr>
+          <w:p>
+            <w:r>
+              <w:t>My record</w:t>
+            </w:r>
+          </w:p>
+        </w:tc>
+      </w:tr>
+      <w:tr>
+        <w:tc>
+          <w:tcPr>
+            <w:tcW w:type="dxa" w:w="5112"/>
+          </w:tcPr>
+          <w:p>
+            <w:r>
+              <w:t>This week’s input and deciding step</w:t>
+            </w:r>
+          </w:p>
+        </w:tc>
+        <w:tc>
+          <w:tcPr>
+            <w:tcW w:type="dxa" w:w="5112"/>
+          </w:tcPr>
+          <w:p>
+            <w:r/>
+          </w:p>
+        </w:tc>
+      </w:tr>
+      <w:tr>
+        <w:tc>
+          <w:tcPr>
+            <w:tcW w:type="dxa" w:w="5112"/>
+          </w:tcPr>
+          <w:p>
+            <w:r>
+              <w:t>Prediction and actual result (or labelled paper trace)</w:t>
+            </w:r>
+          </w:p>
+        </w:tc>
+        <w:tc>
+          <w:tcPr>
+            <w:tcW w:type="dxa" w:w="5112"/>
+          </w:tcPr>
+          <w:p>
+            <w:r/>
+          </w:p>
+        </w:tc>
+      </w:tr>
+      <w:tr>
+        <w:tc>
+          <w:tcPr>
+            <w:tcW w:type="dxa" w:w="5112"/>
+          </w:tcPr>
+          <w:p>
+            <w:r>
+              <w:t>One change since the previous checkpoint and why</w:t>
+            </w:r>
+          </w:p>
+        </w:tc>
+        <w:tc>
+          <w:tcPr>
+            <w:tcW w:type="dxa" w:w="5112"/>
+          </w:tcPr>
+          <w:p>
+            <w:r/>
+          </w:p>
+        </w:tc>
+      </w:tr>
+      <w:tr>
+        <w:tc>
+          <w:tcPr>
+            <w:tcW w:type="dxa" w:w="5112"/>
+          </w:tcPr>
+          <w:p>
+            <w:r>
+              <w:t>One error or limit and the next test</w:t>
+            </w:r>
+          </w:p>
+        </w:tc>
+        <w:tc>
+          <w:tcPr>
+            <w:tcW w:type="dxa" w:w="5112"/>
+          </w:tcPr>
+          <w:p>
+            <w:r/>
+          </w:p>
+        </w:tc>
+      </w:tr>
+    </w:tbl>
+    <w:p>
+      <w:pPr>
+        <w:pStyle w:val="Heading3"/>
+      </w:pPr>
+      <w:r>
+        <w:t>Explain what this week adds to your project. Reuse last week’s record rather than starting again.</w:t>
+      </w:r>
+    </w:p>
+    <w:p>
+      <w:r>
+        <w:t>________________________________________________________________</w:t>
+      </w:r>
+    </w:p>
+    <w:p>
+      <w:r>
+        <w:t>________________________________________________________________</w:t>
+      </w:r>
+    </w:p>
+    <w:p>
+      <w:r>
+        <w:t>________________________________________________________________</w:t>
+      </w:r>
+    </w:p>
+    <w:p>
+      <w:r>
+        <w:t>________________________________________________________________</w:t>
+      </w:r>
+    </w:p>
+    <w:p>
+      <w:r>
+        <w:t>________________________________________________________________</w:t>
+      </w:r>
+    </w:p>
     <w:sectPr>
       <w:pgSz w:w="12240" w:h="15840"/>
       <w:pgMar w:top="936" w:right="1008" w:bottom="936" w:left="1008" w:header="720" w:footer="720" w:gutter="0"/>

--- a/downloads/workbook/ai-1-week-18.docx
+++ b/downloads/workbook/ai-1-week-18.docx
@@ -1500,6 +1500,240 @@
         <w:t>________________________________________________________________</w:t>
       </w:r>
     </w:p>
+    <w:p>
+      <w:pPr>
+        <w:pStyle w:val="Heading1"/>
+      </w:pPr>
+      <w:r>
+        <w:t>20. Supported practice and learning evidence</w:t>
+      </w:r>
+    </w:p>
+    <w:p>
+      <w:r>
+        <w:t>Use this supported practice once, in the browser or on paper. Keep the reserved independent assessment for a separate first attempt before teacher feedback.</w:t>
+      </w:r>
+    </w:p>
+    <w:p>
+      <w:r>
+        <w:t>A fictional card classifier reports a claimed 80% chance that each chosen label is correct.</w:t>
+      </w:r>
+    </w:p>
+    <w:p>
+      <w:pPr>
+        <w:pStyle w:val="Heading3"/>
+      </w:pPr>
+      <w:r>
+        <w:t>Practice 1: explain the deciding evidence</w:t>
+      </w:r>
+    </w:p>
+    <w:p>
+      <w:r>
+        <w:t>Which labelled step matches this detail? The missing result could change the all-ten correct count to 7 or 8.</w:t>
+      </w:r>
+    </w:p>
+    <w:p>
+      <w:r>
+        <w:t>1. Checked outcomes</w:t>
+      </w:r>
+    </w:p>
+    <w:p>
+      <w:r>
+        <w:t>2. Report coverage</w:t>
+      </w:r>
+    </w:p>
+    <w:p>
+      <w:r>
+        <w:t>3. Retain unknown</w:t>
+      </w:r>
+    </w:p>
+    <w:p>
+      <w:r>
+        <w:t>4. Keep scores</w:t>
+      </w:r>
+    </w:p>
+    <w:p>
+      <w:pPr>
+        <w:pStyle w:val="Heading3"/>
+      </w:pPr>
+      <w:r>
+        <w:t>My selected conclusion, deciding fact and explanation</w:t>
+      </w:r>
+    </w:p>
+    <w:p>
+      <w:r>
+        <w:t>________________________________________________________________</w:t>
+      </w:r>
+    </w:p>
+    <w:p>
+      <w:r>
+        <w:t>________________________________________________________________</w:t>
+      </w:r>
+    </w:p>
+    <w:p>
+      <w:r>
+        <w:t>________________________________________________________________</w:t>
+      </w:r>
+    </w:p>
+    <w:p>
+      <w:r>
+        <w:t>________________________________________________________________</w:t>
+      </w:r>
+    </w:p>
+    <w:p>
+      <w:r>
+        <w:t>________________________________________________________________</w:t>
+      </w:r>
+    </w:p>
+    <w:p>
+      <w:r>
+        <w:t>Hint if needed: Read the steps in the pictorial case. Match the supplied detail to the stage that performs or records it.</w:t>
+      </w:r>
+    </w:p>
+    <w:p>
+      <w:r>
+        <w:t>After your attempt, compare with the supported explanation: Retain unknown The missing result could change the all-ten correct count to 7 or 8. Do not count the missing outcome as correct or silently remove it from the coverage report. These records allow an all-ten agreement range from 70% to 80%. They do not show that claimed probabilities match checked correctness over many comparable predictions; that requires much more suitable evidence.</w:t>
+      </w:r>
+    </w:p>
+    <w:p>
+      <w:pPr>
+        <w:pStyle w:val="Heading3"/>
+      </w:pPr>
+      <w:r>
+        <w:t>Practice 2: explain the deciding evidence</w:t>
+      </w:r>
+    </w:p>
+    <w:p>
+      <w:r>
+        <w:t>Changed-case practice: The missing outcome is checked and found incorrect. Which conclusion is supported by the supplied facts?</w:t>
+      </w:r>
+    </w:p>
+    <w:p>
+      <w:r>
+        <w:t>1. This one example guarantees correct results for every future input.</w:t>
+      </w:r>
+    </w:p>
+    <w:p>
+      <w:r>
+        <w:t>2. We can decide the result without examining the changed input or the procedure.</w:t>
+      </w:r>
+    </w:p>
+    <w:p>
+      <w:r>
+        <w:t>3. All-ten agreement is 7/10=70%.</w:t>
+      </w:r>
+    </w:p>
+    <w:p>
+      <w:pPr>
+        <w:pStyle w:val="Heading3"/>
+      </w:pPr>
+      <w:r>
+        <w:t>My selected conclusion, deciding fact and explanation</w:t>
+      </w:r>
+    </w:p>
+    <w:p>
+      <w:r>
+        <w:t>________________________________________________________________</w:t>
+      </w:r>
+    </w:p>
+    <w:p>
+      <w:r>
+        <w:t>________________________________________________________________</w:t>
+      </w:r>
+    </w:p>
+    <w:p>
+      <w:r>
+        <w:t>________________________________________________________________</w:t>
+      </w:r>
+    </w:p>
+    <w:p>
+      <w:r>
+        <w:t>________________________________________________________________</w:t>
+      </w:r>
+    </w:p>
+    <w:p>
+      <w:r>
+        <w:t>________________________________________________________________</w:t>
+      </w:r>
+    </w:p>
+    <w:p>
+      <w:r>
+        <w:t>Hint if needed: Use the changed condition and the deciding step in the pictorial trace. The answer must say what follows from those facts.</w:t>
+      </w:r>
+    </w:p>
+    <w:p>
+      <w:r>
+        <w:t>After your attempt, compare with the supported explanation: All-ten agreement is 7/10=70%. There are now three wrong labels and no unknown outcomes.</w:t>
+      </w:r>
+    </w:p>
+    <w:p>
+      <w:pPr>
+        <w:pStyle w:val="Heading3"/>
+      </w:pPr>
+      <w:r>
+        <w:t>Repair a missing building block</w:t>
+      </w:r>
+    </w:p>
+    <w:p>
+      <w:r>
+        <w:t>Review Prediction Is Not Fact (ai-1/17). Goal: Separate a recorded prediction from the observation used to check it. Short practice: Which field changes the observation label, and which field changes the model prediction?. Return to this week and explain what you changed.</w:t>
+      </w:r>
+    </w:p>
+    <w:p>
+      <w:r>
+        <w:t>Review Save New Examples for Testing (ai-1/15). Goal: Separate examples used to choose a model from examples reserved for its final evaluation. Short practice: Does 4/4 on the replay replace the original 3/4 result? Explain.. Return to this week and explain what you changed.</w:t>
+      </w:r>
+    </w:p>
+    <w:p>
+      <w:r>
+        <w:t>Review Debug the Cause (ai-1/12). Goal: Compare expected and observed traces to locate the first difference. Short practice: Propose input 0 and give both predicted outputs without inventing an observed result.. Return to this week and explain what you changed.</w:t>
+      </w:r>
+    </w:p>
+    <w:p>
+      <w:pPr>
+        <w:pStyle w:val="Heading3"/>
+      </w:pPr>
+      <w:r>
+        <w:t>Keep your completed work</w:t>
+      </w:r>
+    </w:p>
+    <w:p>
+      <w:r>
+        <w:t>Use Download completed work in the hosted lesson to export your answers, reflections, practice feedback and code-run evidence. Open the HTML copy to read or print it. Drafts stay in this browser when storage is available; clear drafts on a shared device.</w:t>
+      </w:r>
+    </w:p>
+    <w:p>
+      <w:pPr>
+        <w:pStyle w:val="Heading3"/>
+      </w:pPr>
+      <w:r>
+        <w:t>What I repaired, the evidence I kept and the next test</w:t>
+      </w:r>
+    </w:p>
+    <w:p>
+      <w:r>
+        <w:t>________________________________________________________________</w:t>
+      </w:r>
+    </w:p>
+    <w:p>
+      <w:r>
+        <w:t>________________________________________________________________</w:t>
+      </w:r>
+    </w:p>
+    <w:p>
+      <w:r>
+        <w:t>________________________________________________________________</w:t>
+      </w:r>
+    </w:p>
+    <w:p>
+      <w:r>
+        <w:t>________________________________________________________________</w:t>
+      </w:r>
+    </w:p>
+    <w:p>
+      <w:r>
+        <w:t>________________________________________________________________</w:t>
+      </w:r>
+    </w:p>
     <w:sectPr>
       <w:pgSz w:w="12240" w:h="15840"/>
       <w:pgMar w:top="936" w:right="1008" w:bottom="936" w:left="1008" w:header="720" w:footer="720" w:gutter="0"/>

--- a/downloads/workbook/ai-1-week-18.docx
+++ b/downloads/workbook/ai-1-week-18.docx
@@ -30,6 +30,17 @@
     </w:p>
     <w:p>
       <w:r>
+        <w:t>Record your starting explanation for Confidence Is Not Correctness before opening notes. Show any later correction separately.</w:t>
+      </w:r>
+    </w:p>
+    <w:p>
+      <w:pPr>
+        <w:spacing w:line="336" w:lineRule="auto" w:after="180"/>
+      </w:pPr>
+      <w:r>
+        <w:rPr>
+          <w:b w:val="0"/>
+        </w:rPr>
         <w:t>Try the recall before opening notes. Then use a different colour or a labelled second line to correct your explanation.</w:t>
       </w:r>
     </w:p>
@@ -42,8 +53,26 @@
       </w:r>
     </w:p>
     <w:p>
-      <w:r>
-        <w:t>Without opening the old lesson, explain one key idea from Prediction Is Not Fact. Give an example and a mistake that the idea helps you avoid.</w:t>
+      <w:pPr>
+        <w:spacing w:line="336" w:lineRule="auto" w:after="180"/>
+      </w:pPr>
+      <w:r>
+        <w:rPr>
+          <w:b w:val="0"/>
+        </w:rPr>
+        <w:t xml:space="preserve">Without opening the old lesson, explain one key idea from </w:t>
+      </w:r>
+      <w:r>
+        <w:rPr>
+          <w:b/>
+        </w:rPr>
+        <w:t>Prediction</w:t>
+      </w:r>
+      <w:r>
+        <w:rPr>
+          <w:b w:val="0"/>
+        </w:rPr>
+        <w:t xml:space="preserve"> Is Not Fact. Give an example and a mistake that the idea helps you avoid.</w:t>
       </w:r>
     </w:p>
     <w:p>
@@ -78,7 +107,13 @@
       </w:r>
     </w:p>
     <w:p>
-      <w:r>
+      <w:pPr>
+        <w:spacing w:line="336" w:lineRule="auto" w:after="180"/>
+      </w:pPr>
+      <w:r>
+        <w:rPr>
+          <w:b w:val="0"/>
+        </w:rPr>
         <w:t>Without opening the old lesson, explain one key idea from Save New Examples for Testing. Give an example and a mistake that the idea helps you avoid.</w:t>
       </w:r>
     </w:p>
@@ -114,7 +149,13 @@
       </w:r>
     </w:p>
     <w:p>
-      <w:r>
+      <w:pPr>
+        <w:spacing w:line="336" w:lineRule="auto" w:after="180"/>
+      </w:pPr>
+      <w:r>
+        <w:rPr>
+          <w:b w:val="0"/>
+        </w:rPr>
         <w:t>Without opening the old lesson, explain one key idea from Debug the Cause. Give an example and a mistake that the idea helps you avoid.</w:t>
       </w:r>
     </w:p>
@@ -151,7 +192,42 @@
     </w:p>
     <w:p>
       <w:r>
-        <w:t>Use W2: Judge cases using outcomes for Confidence and correctness. Record the answer once; the lesson and workbook refer to the same attempt.</w:t>
+        <w:t>Complete the supported Confidence Is Not Correctness trace and record the first step you can explain without help.</w:t>
+      </w:r>
+    </w:p>
+    <w:p>
+      <w:pPr>
+        <w:spacing w:line="336" w:lineRule="auto" w:after="180"/>
+      </w:pPr>
+      <w:r>
+        <w:rPr>
+          <w:b w:val="0"/>
+        </w:rPr>
+        <w:t xml:space="preserve">Use W2: Judge cases using outcomes for </w:t>
+      </w:r>
+      <w:r>
+        <w:rPr>
+          <w:b/>
+        </w:rPr>
+        <w:t>Confidence</w:t>
+      </w:r>
+      <w:r>
+        <w:rPr>
+          <w:b w:val="0"/>
+        </w:rPr>
+        <w:t xml:space="preserve"> and </w:t>
+      </w:r>
+      <w:r>
+        <w:rPr>
+          <w:b/>
+        </w:rPr>
+        <w:t>correctness</w:t>
+      </w:r>
+      <w:r>
+        <w:rPr>
+          <w:b w:val="0"/>
+        </w:rPr>
+        <w:t>. Record the answer once; the lesson and workbook refer to the same attempt.</w:t>
       </w:r>
     </w:p>
     <w:tbl>
@@ -279,7 +355,53 @@
     </w:p>
     <w:p>
       <w:r>
-        <w:t>Use the worked case for Confidence and correctness. Proposed explanation: “An 80 point score always means an 80 percent probability”. Decide whether this explanation is supported. Point to the step or supplied fact that decides; explain your repair if needed.</w:t>
+        <w:t>Check the proposed Confidence Is Not Correctness explanation against the supplied facts before discussing it.</w:t>
+      </w:r>
+    </w:p>
+    <w:p>
+      <w:pPr>
+        <w:spacing w:line="336" w:lineRule="auto" w:after="180"/>
+      </w:pPr>
+      <w:r>
+        <w:rPr>
+          <w:b w:val="0"/>
+        </w:rPr>
+        <w:t xml:space="preserve">Use the worked case for </w:t>
+      </w:r>
+      <w:r>
+        <w:rPr>
+          <w:b/>
+        </w:rPr>
+        <w:t>Confidence</w:t>
+      </w:r>
+      <w:r>
+        <w:rPr>
+          <w:b w:val="0"/>
+        </w:rPr>
+        <w:t xml:space="preserve"> and </w:t>
+      </w:r>
+      <w:r>
+        <w:rPr>
+          <w:b/>
+        </w:rPr>
+        <w:t>correctness</w:t>
+      </w:r>
+      <w:r>
+        <w:rPr>
+          <w:b w:val="0"/>
+        </w:rPr>
+        <w:t>. Proposed explanation: “An 80 point score always means an 80 percent probability”. Decide whether this explanation is supported.</w:t>
+      </w:r>
+    </w:p>
+    <w:p>
+      <w:pPr>
+        <w:spacing w:line="336" w:lineRule="auto" w:after="180"/>
+      </w:pPr>
+      <w:r>
+        <w:rPr>
+          <w:b w:val="0"/>
+        </w:rPr>
+        <w:t>Point to the step or supplied fact that decides; explain your repair if needed.</w:t>
       </w:r>
     </w:p>
     <w:p>
@@ -319,6 +441,11 @@
       </w:r>
     </w:p>
     <w:p>
+      <w:r>
+        <w:t>Write one first attempt at the reserved independent case before feedback. Repeated copies of that case refer to the same recorded attempt.</w:t>
+      </w:r>
+    </w:p>
+    <w:p>
       <w:pPr>
         <w:pStyle w:val="Heading3"/>
       </w:pPr>
@@ -327,8 +454,61 @@
       </w:r>
     </w:p>
     <w:p>
-      <w:r>
-        <w:t>A fictional leaf sorter claims a 75 percent probability of correctness for each of eight chosen labels. Later evidence establishes six correct labels, one incorrect label and one missing outcome. A report says six out of eight proves perfect calibration and guarantees the next label. Repair the report, state the assessed and unassessed counts, and describe a better follow-up check.</w:t>
+      <w:pPr>
+        <w:spacing w:line="336" w:lineRule="auto" w:after="180"/>
+      </w:pPr>
+      <w:r>
+        <w:rPr>
+          <w:b w:val="0"/>
+        </w:rPr>
+        <w:t xml:space="preserve">A fictional leaf sorter claims a 75 percent probability of </w:t>
+      </w:r>
+      <w:r>
+        <w:rPr>
+          <w:b/>
+        </w:rPr>
+        <w:t>correctness</w:t>
+      </w:r>
+      <w:r>
+        <w:rPr>
+          <w:b w:val="0"/>
+        </w:rPr>
+        <w:t xml:space="preserve"> for each of eight chosen labels. Later </w:t>
+      </w:r>
+      <w:r>
+        <w:rPr>
+          <w:b/>
+        </w:rPr>
+        <w:t>evidence</w:t>
+      </w:r>
+      <w:r>
+        <w:rPr>
+          <w:b w:val="0"/>
+        </w:rPr>
+        <w:t xml:space="preserve"> establishes six correct labels, one incorrect label and one missing outcome.</w:t>
+      </w:r>
+    </w:p>
+    <w:p>
+      <w:pPr>
+        <w:spacing w:line="336" w:lineRule="auto" w:after="180"/>
+      </w:pPr>
+      <w:r>
+        <w:rPr>
+          <w:b w:val="0"/>
+        </w:rPr>
+        <w:t xml:space="preserve">A report says six out of eight proves perfect </w:t>
+      </w:r>
+      <w:r>
+        <w:rPr>
+          <w:b/>
+        </w:rPr>
+        <w:t>calibration</w:t>
+      </w:r>
+      <w:r>
+        <w:rPr>
+          <w:b w:val="0"/>
+        </w:rPr>
+        <w:t xml:space="preserve"> and guarantees the next label. Repair the report, state the assessed and unassessed counts, and describe a better follow-up check.</w:t>
       </w:r>
     </w:p>
     <w:p>
@@ -375,7 +555,13 @@
       </w:r>
     </w:p>
     <w:p>
-      <w:r>
+      <w:pPr>
+        <w:spacing w:line="336" w:lineRule="auto" w:after="180"/>
+      </w:pPr>
+      <w:r>
+        <w:rPr>
+          <w:b w:val="0"/>
+        </w:rPr>
         <w:t>Attempt this case before feedback. Record any help. Earlier examples below are further practice; a case already practised with feedback cannot establish fresh transfer.</w:t>
       </w:r>
     </w:p>
@@ -389,7 +575,43 @@
     </w:p>
     <w:p>
       <w:r>
-        <w:t>A helper says 'definitely correct' on four answers; only two match the answer key. A cautious helper gives the same four answers. Which is more accurate? What additional evidence would you need to compare confidence quality?</w:t>
+        <w:t>Connect the Confidence Is Not Correctness target to a trace and a justified conclusion.</w:t>
+      </w:r>
+    </w:p>
+    <w:p>
+      <w:pPr>
+        <w:spacing w:line="336" w:lineRule="auto" w:after="180"/>
+        <w:shd w:fill="F5F1FB"/>
+      </w:pPr>
+      <w:r>
+        <w:rPr>
+          <w:b w:val="0"/>
+        </w:rPr>
+        <w:t xml:space="preserve">A helper says 'definitely correct' on four answers; only two match the answer key. A cautious helper gives the same four answers. Which is more accurate? What additional </w:t>
+      </w:r>
+      <w:r>
+        <w:rPr>
+          <w:b/>
+        </w:rPr>
+        <w:t>evidence</w:t>
+      </w:r>
+      <w:r>
+        <w:rPr>
+          <w:b w:val="0"/>
+        </w:rPr>
+        <w:t xml:space="preserve"> would you need to compare </w:t>
+      </w:r>
+      <w:r>
+        <w:rPr>
+          <w:b/>
+        </w:rPr>
+        <w:t>confidence</w:t>
+      </w:r>
+      <w:r>
+        <w:rPr>
+          <w:b w:val="0"/>
+        </w:rPr>
+        <w:t xml:space="preserve"> quality?</w:t>
       </w:r>
     </w:p>
     <w:p>
@@ -402,17 +624,47 @@
     </w:p>
     <w:p>
       <w:r>
+        <w:t>Solve the supplied Confidence Is Not Correctness case and show the deciding evidence.</w:t>
+      </w:r>
+    </w:p>
+    <w:p>
+      <w:pPr>
+        <w:spacing w:line="336" w:lineRule="auto" w:after="180"/>
+      </w:pPr>
+      <w:r>
+        <w:rPr>
+          <w:b w:val="0"/>
+        </w:rPr>
         <w:t>A helper confidently labels a blurred dog photo as cat; the clear original shows a dog.</w:t>
       </w:r>
     </w:p>
     <w:p>
-      <w:r>
+      <w:pPr>
+        <w:spacing w:line="336" w:lineRule="auto" w:after="180"/>
+        <w:shd w:fill="F5F1FB"/>
+      </w:pPr>
+      <w:r>
+        <w:rPr>
+          <w:b w:val="0"/>
+        </w:rPr>
         <w:t>What does this show?</w:t>
       </w:r>
     </w:p>
     <w:p>
-      <w:r>
-        <w:t>Show your trace, calculation or evidence</w:t>
+      <w:pPr>
+        <w:spacing w:line="336" w:lineRule="auto" w:after="180"/>
+      </w:pPr>
+      <w:r>
+        <w:rPr>
+          <w:b w:val="0"/>
+        </w:rPr>
+        <w:t xml:space="preserve">Show your trace, calculation or </w:t>
+      </w:r>
+      <w:r>
+        <w:rPr>
+          <w:b/>
+        </w:rPr>
+        <w:t>evidence</w:t>
       </w:r>
     </w:p>
     <w:p>
@@ -458,11 +710,53 @@
     </w:p>
     <w:p>
       <w:r>
-        <w:t>A sorter is very confident that a leaf is a coin, but a person checks and sees a leaf. Which determines correctness: confidence or the checked object? Why?</w:t>
-      </w:r>
-    </w:p>
-    <w:p>
-      <w:r>
+        <w:t>Apply the procedure to the changed case and record why the conclusion follows.</w:t>
+      </w:r>
+    </w:p>
+    <w:p>
+      <w:pPr>
+        <w:spacing w:line="336" w:lineRule="auto" w:after="180"/>
+        <w:shd w:fill="F5F1FB"/>
+      </w:pPr>
+      <w:r>
+        <w:rPr>
+          <w:b w:val="0"/>
+        </w:rPr>
+        <w:t xml:space="preserve">A sorter is very confident that a leaf is a coin, but a person checks and sees a leaf. Which determines </w:t>
+      </w:r>
+      <w:r>
+        <w:rPr>
+          <w:b/>
+        </w:rPr>
+        <w:t>correctness</w:t>
+      </w:r>
+      <w:r>
+        <w:rPr>
+          <w:b w:val="0"/>
+        </w:rPr>
+        <w:t xml:space="preserve">: </w:t>
+      </w:r>
+      <w:r>
+        <w:rPr>
+          <w:b/>
+        </w:rPr>
+        <w:t>confidence</w:t>
+      </w:r>
+      <w:r>
+        <w:rPr>
+          <w:b w:val="0"/>
+        </w:rPr>
+        <w:t xml:space="preserve"> or the checked object? Why?</w:t>
+      </w:r>
+    </w:p>
+    <w:p>
+      <w:pPr>
+        <w:spacing w:line="336" w:lineRule="auto" w:after="180"/>
+      </w:pPr>
+      <w:r>
+        <w:rPr>
+          <w:b w:val="0"/>
+        </w:rPr>
         <w:t>My independent answer and reason</w:t>
       </w:r>
     </w:p>
@@ -517,7 +811,30 @@
     </w:p>
     <w:p>
       <w:r>
-        <w:t>Create a changed input, boundary case or missing-information case. Write the expected answer or safe response before testing.</w:t>
+        <w:t>Specify a changed input, expected result and observation separately.</w:t>
+      </w:r>
+    </w:p>
+    <w:p>
+      <w:pPr>
+        <w:spacing w:line="336" w:lineRule="auto" w:after="180"/>
+      </w:pPr>
+      <w:r>
+        <w:rPr>
+          <w:b w:val="0"/>
+        </w:rPr>
+        <w:t xml:space="preserve">Create a changed </w:t>
+      </w:r>
+      <w:r>
+        <w:rPr>
+          <w:b/>
+        </w:rPr>
+        <w:t>input</w:t>
+      </w:r>
+      <w:r>
+        <w:rPr>
+          <w:b w:val="0"/>
+        </w:rPr>
+        <w:t>, boundary case or missing-information case. Write the expected answer or safe response before testing.</w:t>
       </w:r>
     </w:p>
     <w:tbl>
@@ -646,12 +963,53 @@
     </w:p>
     <w:p>
       <w:r>
-        <w:t>Record both the sorter's confidence wording and the human-confirmed outcome; keep them in separate columns.</w:t>
-      </w:r>
-    </w:p>
-    <w:p>
-      <w:r>
-        <w:t>The project change and evidence I will keep</w:t>
+        <w:t>Justify what Confidence Is Not Correctness adds to Helpful Classroom Sorter and keep the evidence.</w:t>
+      </w:r>
+    </w:p>
+    <w:p>
+      <w:pPr>
+        <w:spacing w:line="336" w:lineRule="auto" w:after="180"/>
+      </w:pPr>
+      <w:r>
+        <w:rPr>
+          <w:b w:val="0"/>
+        </w:rPr>
+        <w:t xml:space="preserve">Record both the sorter's </w:t>
+      </w:r>
+      <w:r>
+        <w:rPr>
+          <w:b/>
+        </w:rPr>
+        <w:t>confidence</w:t>
+      </w:r>
+      <w:r>
+        <w:rPr>
+          <w:b w:val="0"/>
+        </w:rPr>
+        <w:t xml:space="preserve"> wording and the human-confirmed outcome; keep them in separate columns.</w:t>
+      </w:r>
+    </w:p>
+    <w:p>
+      <w:pPr>
+        <w:spacing w:line="336" w:lineRule="auto" w:after="180"/>
+      </w:pPr>
+      <w:r>
+        <w:rPr>
+          <w:b w:val="0"/>
+        </w:rPr>
+        <w:t xml:space="preserve">The project change and </w:t>
+      </w:r>
+      <w:r>
+        <w:rPr>
+          <w:b/>
+        </w:rPr>
+        <w:t>evidence</w:t>
+      </w:r>
+      <w:r>
+        <w:rPr>
+          <w:b w:val="0"/>
+        </w:rPr>
+        <w:t xml:space="preserve"> I will keep</w:t>
       </w:r>
     </w:p>
     <w:p>
@@ -697,11 +1055,54 @@
     </w:p>
     <w:p>
       <w:r>
-        <w:t>I can explain the mechanism. I can show evidence. I can handle a changed case. I can name a limit. Mark each as not yet, with help or independently, and attach supporting work.</w:t>
-      </w:r>
-    </w:p>
-    <w:p>
-      <w:r>
+        <w:t>Judge explanation, evidence, transfer and limits separately; attach the work behind your judgement.</w:t>
+      </w:r>
+    </w:p>
+    <w:p>
+      <w:pPr>
+        <w:pStyle w:val="ListBullet"/>
+      </w:pPr>
+      <w:r>
+        <w:t>I can explain the mechanism.</w:t>
+      </w:r>
+    </w:p>
+    <w:p>
+      <w:pPr>
+        <w:pStyle w:val="ListBullet"/>
+      </w:pPr>
+      <w:r>
+        <w:t>I can show evidence.</w:t>
+      </w:r>
+    </w:p>
+    <w:p>
+      <w:pPr>
+        <w:pStyle w:val="ListBullet"/>
+      </w:pPr>
+      <w:r>
+        <w:t>I can handle a changed case.</w:t>
+      </w:r>
+    </w:p>
+    <w:p>
+      <w:pPr>
+        <w:pStyle w:val="ListBullet"/>
+      </w:pPr>
+      <w:r>
+        <w:t>I can name a limit.</w:t>
+      </w:r>
+    </w:p>
+    <w:p>
+      <w:r>
+        <w:t>Mark each as not yet, with help or independently, and attach supporting work.</w:t>
+      </w:r>
+    </w:p>
+    <w:p>
+      <w:pPr>
+        <w:spacing w:line="336" w:lineRule="auto" w:after="180"/>
+      </w:pPr>
+      <w:r>
+        <w:rPr>
+          <w:b w:val="0"/>
+        </w:rPr>
         <w:t>Teacher review ____________________  Next step ____________________</w:t>
       </w:r>
     </w:p>
@@ -715,7 +1116,43 @@
     </w:p>
     <w:p>
       <w:r>
-        <w:t>A helper says 'definitely correct' on four answers; only two match the answer key. A cautious helper gives the same four answers. Which is more accurate? What additional evidence would you need to compare confidence quality?</w:t>
+        <w:t>Use this earlier case as transfer practice. A case already discussed with feedback is not fresh assessment evidence.</w:t>
+      </w:r>
+    </w:p>
+    <w:p>
+      <w:pPr>
+        <w:spacing w:line="336" w:lineRule="auto" w:after="180"/>
+        <w:shd w:fill="F5F1FB"/>
+      </w:pPr>
+      <w:r>
+        <w:rPr>
+          <w:b w:val="0"/>
+        </w:rPr>
+        <w:t xml:space="preserve">A helper says 'definitely correct' on four answers; only two match the answer key. A cautious helper gives the same four answers. Which is more accurate? What additional </w:t>
+      </w:r>
+      <w:r>
+        <w:rPr>
+          <w:b/>
+        </w:rPr>
+        <w:t>evidence</w:t>
+      </w:r>
+      <w:r>
+        <w:rPr>
+          <w:b w:val="0"/>
+        </w:rPr>
+        <w:t xml:space="preserve"> would you need to compare </w:t>
+      </w:r>
+      <w:r>
+        <w:rPr>
+          <w:b/>
+        </w:rPr>
+        <w:t>confidence</w:t>
+      </w:r>
+      <w:r>
+        <w:rPr>
+          <w:b w:val="0"/>
+        </w:rPr>
+        <w:t xml:space="preserve"> quality?</w:t>
       </w:r>
     </w:p>
     <w:p>
@@ -762,7 +1199,13 @@
       </w:r>
     </w:p>
     <w:p>
-      <w:r>
+      <w:pPr>
+        <w:spacing w:line="336" w:lineRule="auto" w:after="180"/>
+      </w:pPr>
+      <w:r>
+        <w:rPr>
+          <w:b w:val="0"/>
+        </w:rPr>
         <w:t>Record support used: none, hint or teacher explanation.</w:t>
       </w:r>
     </w:p>
@@ -776,7 +1219,41 @@
     </w:p>
     <w:p>
       <w:r>
-        <w:t>A card sorter gives a match score of 80 out of 100 points. Its documentation says the score counts weighted feature matches and is not a probability. A learner calls this an 80 percent chance of correctness. Explain the error and write an accurate description.</w:t>
+        <w:t>Read the score definition. Apply the supplied Confidence Is Not Correctness facts and keep your reasoning.</w:t>
+      </w:r>
+    </w:p>
+    <w:p>
+      <w:pPr>
+        <w:spacing w:line="336" w:lineRule="auto" w:after="180"/>
+      </w:pPr>
+      <w:r>
+        <w:rPr>
+          <w:b w:val="0"/>
+        </w:rPr>
+        <w:t xml:space="preserve">A card sorter gives a match score of 80 out of 100 points. Its documentation says the score counts weighted feature matches and is not a probability. A learner calls this an 80 percent chance of </w:t>
+      </w:r>
+      <w:r>
+        <w:rPr>
+          <w:b/>
+        </w:rPr>
+        <w:t>correctness</w:t>
+      </w:r>
+      <w:r>
+        <w:rPr>
+          <w:b w:val="0"/>
+        </w:rPr>
+        <w:t>.</w:t>
+      </w:r>
+    </w:p>
+    <w:p>
+      <w:pPr>
+        <w:spacing w:line="336" w:lineRule="auto" w:after="180"/>
+      </w:pPr>
+      <w:r>
+        <w:rPr>
+          <w:b w:val="0"/>
+        </w:rPr>
+        <w:t>Explain the error and write an accurate description.</w:t>
       </w:r>
     </w:p>
     <w:p>
@@ -827,7 +1304,30 @@
     </w:p>
     <w:p>
       <w:r>
-        <w:t>Use cases A, B and C from the lesson table. State which is correct, incorrect and unassessed. Explain why ordering them by confidence cannot replace checking their outcomes.</w:t>
+        <w:t>Judge cases using outcomes. Apply the supplied Confidence Is Not Correctness facts and keep your reasoning.</w:t>
+      </w:r>
+    </w:p>
+    <w:p>
+      <w:pPr>
+        <w:spacing w:line="336" w:lineRule="auto" w:after="180"/>
+      </w:pPr>
+      <w:r>
+        <w:rPr>
+          <w:b w:val="0"/>
+        </w:rPr>
+        <w:t xml:space="preserve">Use cases A, B and C from the lesson table. State which is correct, incorrect and unassessed. Explain why ordering them by </w:t>
+      </w:r>
+      <w:r>
+        <w:rPr>
+          <w:b/>
+        </w:rPr>
+        <w:t>confidence</w:t>
+      </w:r>
+      <w:r>
+        <w:rPr>
+          <w:b w:val="0"/>
+        </w:rPr>
+        <w:t xml:space="preserve"> cannot replace checking their outcomes.</w:t>
       </w:r>
     </w:p>
     <w:p>
@@ -878,7 +1378,65 @@
     </w:p>
     <w:p>
       <w:r>
-        <w:t>Ten predictions each claim an 80 percent probability that their chosen category is correct. Five later prove correct and five incorrect. State the claimed probability and observed fraction separately. Does this prove every future prediction will be wrong, or that each next prediction has exactly a 50 percent chance? Explain.</w:t>
+        <w:t>Interpret a small group carefully. Apply the supplied Confidence Is Not Correctness facts and keep your reasoning.</w:t>
+      </w:r>
+    </w:p>
+    <w:p>
+      <w:pPr>
+        <w:spacing w:line="336" w:lineRule="auto" w:after="180"/>
+      </w:pPr>
+      <w:r>
+        <w:rPr>
+          <w:b w:val="0"/>
+        </w:rPr>
+        <w:t xml:space="preserve">Ten </w:t>
+      </w:r>
+      <w:r>
+        <w:rPr>
+          <w:b/>
+        </w:rPr>
+        <w:t>prediction</w:t>
+      </w:r>
+      <w:r>
+        <w:rPr>
+          <w:b w:val="0"/>
+        </w:rPr>
+        <w:t>s each claim an 80 percent probability that their chosen category is correct. Five later prove correct and five incorrect. State the claimed probability and observed fraction separately.</w:t>
+      </w:r>
+    </w:p>
+    <w:p>
+      <w:pPr>
+        <w:spacing w:line="336" w:lineRule="auto" w:after="180"/>
+      </w:pPr>
+      <w:r>
+        <w:rPr>
+          <w:b w:val="0"/>
+        </w:rPr>
+        <w:t xml:space="preserve">Does this prove every future </w:t>
+      </w:r>
+      <w:r>
+        <w:rPr>
+          <w:b/>
+        </w:rPr>
+        <w:t>prediction</w:t>
+      </w:r>
+      <w:r>
+        <w:rPr>
+          <w:b w:val="0"/>
+        </w:rPr>
+        <w:t xml:space="preserve"> will be wrong, or that each next </w:t>
+      </w:r>
+      <w:r>
+        <w:rPr>
+          <w:b/>
+        </w:rPr>
+        <w:t>prediction</w:t>
+      </w:r>
+      <w:r>
+        <w:rPr>
+          <w:b w:val="0"/>
+        </w:rPr>
+        <w:t xml:space="preserve"> has exactly a 50 percent chance? Explain.</w:t>
       </w:r>
     </w:p>
     <w:p>
@@ -929,7 +1487,65 @@
     </w:p>
     <w:p>
       <w:r>
-        <w:t>A fictional leaf sorter claims a 75 percent probability of correctness for each of eight chosen labels. Later evidence establishes six correct labels, one incorrect label and one missing outcome. A report says six out of eight proves perfect calibration and guarantees the next label. Repair the report, state the assessed and unassessed counts, and describe a better follow-up check.</w:t>
+        <w:t>Attempt before feedback. If this repeats the selected independent case, reuse that first attempt; otherwise keep a separate record. Audit a different probability claim. Apply the supplied Confidence Is Not Correctness facts and keep your reasoning.</w:t>
+      </w:r>
+    </w:p>
+    <w:p>
+      <w:pPr>
+        <w:spacing w:line="336" w:lineRule="auto" w:after="180"/>
+      </w:pPr>
+      <w:r>
+        <w:rPr>
+          <w:b w:val="0"/>
+        </w:rPr>
+        <w:t xml:space="preserve">A fictional leaf sorter claims a 75 percent probability of </w:t>
+      </w:r>
+      <w:r>
+        <w:rPr>
+          <w:b/>
+        </w:rPr>
+        <w:t>correctness</w:t>
+      </w:r>
+      <w:r>
+        <w:rPr>
+          <w:b w:val="0"/>
+        </w:rPr>
+        <w:t xml:space="preserve"> for each of eight chosen labels. Later </w:t>
+      </w:r>
+      <w:r>
+        <w:rPr>
+          <w:b/>
+        </w:rPr>
+        <w:t>evidence</w:t>
+      </w:r>
+      <w:r>
+        <w:rPr>
+          <w:b w:val="0"/>
+        </w:rPr>
+        <w:t xml:space="preserve"> establishes six correct labels, one incorrect label and one missing outcome.</w:t>
+      </w:r>
+    </w:p>
+    <w:p>
+      <w:pPr>
+        <w:spacing w:line="336" w:lineRule="auto" w:after="180"/>
+      </w:pPr>
+      <w:r>
+        <w:rPr>
+          <w:b w:val="0"/>
+        </w:rPr>
+        <w:t xml:space="preserve">A report says six out of eight proves perfect </w:t>
+      </w:r>
+      <w:r>
+        <w:rPr>
+          <w:b/>
+        </w:rPr>
+        <w:t>calibration</w:t>
+      </w:r>
+      <w:r>
+        <w:rPr>
+          <w:b w:val="0"/>
+        </w:rPr>
+        <w:t xml:space="preserve"> and guarantees the next label. Repair the report, state the assessed and unassessed counts, and describe a better follow-up check.</w:t>
       </w:r>
     </w:p>
     <w:p>
@@ -990,7 +1606,42 @@
     </w:p>
     <w:p>
       <w:r>
-        <w:t>A learner copies the same 90 percent prediction into ten rows and calls this ten independent tests. No new outcomes were obtained. Explain why the evidence has not grown and propose a useful check.</w:t>
+        <w:t>Keep repetition separate from evidence. Apply the supplied Confidence Is Not Correctness facts and keep your reasoning.</w:t>
+      </w:r>
+    </w:p>
+    <w:p>
+      <w:pPr>
+        <w:spacing w:line="336" w:lineRule="auto" w:after="180"/>
+      </w:pPr>
+      <w:r>
+        <w:rPr>
+          <w:b w:val="0"/>
+        </w:rPr>
+        <w:t xml:space="preserve">A learner copies the same 90 percent </w:t>
+      </w:r>
+      <w:r>
+        <w:rPr>
+          <w:b/>
+        </w:rPr>
+        <w:t>prediction</w:t>
+      </w:r>
+      <w:r>
+        <w:rPr>
+          <w:b w:val="0"/>
+        </w:rPr>
+        <w:t xml:space="preserve"> into ten rows and calls this ten independent tests. No new outcomes were obtained. Explain why the </w:t>
+      </w:r>
+      <w:r>
+        <w:rPr>
+          <w:b/>
+        </w:rPr>
+        <w:t>evidence</w:t>
+      </w:r>
+      <w:r>
+        <w:rPr>
+          <w:b w:val="0"/>
+        </w:rPr>
+        <w:t xml:space="preserve"> has not grown and propose a useful check.</w:t>
       </w:r>
     </w:p>
     <w:p>
@@ -1037,6 +1688,11 @@
       </w:pPr>
       <w:r>
         <w:t>17. Feedback, return check and learning record</w:t>
+      </w:r>
+    </w:p>
+    <w:p>
+      <w:r>
+        <w:t>Record the first repaired step and a different case to revisit after a delay.</w:t>
       </w:r>
     </w:p>
     <w:tbl>
@@ -1176,7 +1832,13 @@
       </w:tr>
     </w:tbl>
     <w:p>
-      <w:r>
+      <w:pPr>
+        <w:spacing w:line="336" w:lineRule="auto" w:after="180"/>
+      </w:pPr>
+      <w:r>
+        <w:rPr>
+          <w:b w:val="0"/>
+        </w:rPr>
         <w:t>Revisit this idea with your teacher after a delay. Familiarity is different from explaining and using it on a changed case.</w:t>
       </w:r>
     </w:p>
@@ -1190,16 +1852,75 @@
     </w:p>
     <w:p>
       <w:r>
-        <w:t>A fictional card classifier reports a claimed 80% chance that each chosen label is correct.</w:t>
-      </w:r>
-    </w:p>
-    <w:p>
-      <w:r>
-        <w:t>Ten predictions all have score 80%.</w:t>
-      </w:r>
-    </w:p>
-    <w:p>
-      <w:r>
+        <w:t>A fictional card classifier reports a claimed 80% chance that each chosen label is correct. Explain the labelled step before checking the changed condition.</w:t>
+      </w:r>
+    </w:p>
+    <w:p>
+      <w:pPr>
+        <w:spacing w:line="336" w:lineRule="auto" w:after="180"/>
+      </w:pPr>
+      <w:r>
+        <w:rPr>
+          <w:b w:val="0"/>
+        </w:rPr>
+        <w:t xml:space="preserve">A fictional card classifier reports a claimed </w:t>
+      </w:r>
+      <w:r>
+        <w:rPr>
+          <w:b/>
+        </w:rPr>
+        <w:t>80%</w:t>
+      </w:r>
+      <w:r>
+        <w:rPr>
+          <w:b w:val="0"/>
+        </w:rPr>
+        <w:t xml:space="preserve"> chance that each chosen label is correct.</w:t>
+      </w:r>
+    </w:p>
+    <w:p>
+      <w:pPr>
+        <w:spacing w:line="336" w:lineRule="auto" w:after="180"/>
+      </w:pPr>
+      <w:r>
+        <w:rPr>
+          <w:b w:val="0"/>
+        </w:rPr>
+        <w:t xml:space="preserve">Ten </w:t>
+      </w:r>
+      <w:r>
+        <w:rPr>
+          <w:b/>
+        </w:rPr>
+        <w:t>prediction</w:t>
+      </w:r>
+      <w:r>
+        <w:rPr>
+          <w:b w:val="0"/>
+        </w:rPr>
+        <w:t xml:space="preserve">s all have score </w:t>
+      </w:r>
+      <w:r>
+        <w:rPr>
+          <w:b/>
+        </w:rPr>
+        <w:t>80%</w:t>
+      </w:r>
+      <w:r>
+        <w:rPr>
+          <w:b w:val="0"/>
+        </w:rPr>
+        <w:t>.</w:t>
+      </w:r>
+    </w:p>
+    <w:p>
+      <w:pPr>
+        <w:spacing w:line="336" w:lineRule="auto" w:after="180"/>
+      </w:pPr>
+      <w:r>
+        <w:rPr>
+          <w:b w:val="0"/>
+        </w:rPr>
         <w:t>Later checks find 7 correct, 2 incorrect and 1 outcome unavailable. The selected cards were not a representative survey.</w:t>
       </w:r>
     </w:p>
@@ -1276,8 +1997,39 @@
       </w:r>
     </w:p>
     <w:p>
-      <w:r>
-        <w:t>Was the unknown label guaranteed correct because its confidence was 80%?</w:t>
+      <w:pPr>
+        <w:spacing w:line="336" w:lineRule="auto" w:after="180"/>
+        <w:shd w:fill="F5F1FB"/>
+      </w:pPr>
+      <w:r>
+        <w:rPr>
+          <w:b w:val="0"/>
+        </w:rPr>
+        <w:t xml:space="preserve">Was the unknown label guaranteed correct because its </w:t>
+      </w:r>
+      <w:r>
+        <w:rPr>
+          <w:b/>
+        </w:rPr>
+        <w:t>confidence</w:t>
+      </w:r>
+      <w:r>
+        <w:rPr>
+          <w:b w:val="0"/>
+        </w:rPr>
+        <w:t xml:space="preserve"> was </w:t>
+      </w:r>
+      <w:r>
+        <w:rPr>
+          <w:b/>
+        </w:rPr>
+        <w:t>80%</w:t>
+      </w:r>
+      <w:r>
+        <w:rPr>
+          <w:b w:val="0"/>
+        </w:rPr>
+        <w:t>?</w:t>
       </w:r>
     </w:p>
     <w:p>
@@ -1319,12 +2071,45 @@
       </w:r>
     </w:p>
     <w:p>
-      <w:r>
-        <w:t>Support used: alone / hint / worked example. This record is practice evidence.</w:t>
-      </w:r>
-    </w:p>
-    <w:p>
-      <w:r>
+      <w:pPr>
+        <w:pStyle w:val="Heading3"/>
+      </w:pPr>
+      <w:r>
+        <w:t>Record the help used</w:t>
+      </w:r>
+    </w:p>
+    <w:p>
+      <w:pPr>
+        <w:spacing w:line="336" w:lineRule="auto" w:after="180"/>
+        <w:shd w:fill="F1F6F8"/>
+      </w:pPr>
+      <w:r>
+        <w:rPr>
+          <w:b w:val="0"/>
+        </w:rPr>
+        <w:t xml:space="preserve">Support used: alone / hint / worked example. This record is practice </w:t>
+      </w:r>
+      <w:r>
+        <w:rPr>
+          <w:b/>
+        </w:rPr>
+        <w:t>evidence</w:t>
+      </w:r>
+      <w:r>
+        <w:rPr>
+          <w:b w:val="0"/>
+        </w:rPr>
+        <w:t>.</w:t>
+      </w:r>
+    </w:p>
+    <w:p>
+      <w:pPr>
+        <w:spacing w:line="336" w:lineRule="auto" w:after="180"/>
+      </w:pPr>
+      <w:r>
+        <w:rPr>
+          <w:b w:val="0"/>
+        </w:rPr>
         <w:t>Project connection: Keep sorter scores, reference outcomes and missingness separately; use review policies instead of treating high scores as facts.</w:t>
       </w:r>
     </w:p>
@@ -1338,16 +2123,39 @@
     </w:p>
     <w:p>
       <w:r>
+        <w:t>Keep this week’s input, deciding step, result and limit together in the Helpful Classroom Sorter record.</w:t>
+      </w:r>
+    </w:p>
+    <w:p>
+      <w:pPr>
+        <w:spacing w:line="336" w:lineRule="auto" w:after="180"/>
+      </w:pPr>
+      <w:r>
+        <w:rPr>
+          <w:b w:val="0"/>
+        </w:rPr>
         <w:t>Project: Helpful Classroom Sorter</w:t>
       </w:r>
     </w:p>
     <w:p>
-      <w:r>
+      <w:pPr>
+        <w:spacing w:line="336" w:lineRule="auto" w:after="180"/>
+      </w:pPr>
+      <w:r>
+        <w:rPr>
+          <w:b w:val="0"/>
+        </w:rPr>
         <w:t>Current milestone: Test changed cases. Keep normal, boundary and failure cases; compare expected and observed results.</w:t>
       </w:r>
     </w:p>
     <w:p>
-      <w:r>
+      <w:pPr>
+        <w:spacing w:line="336" w:lineRule="auto" w:after="180"/>
+      </w:pPr>
+      <w:r>
+        <w:rPr>
+          <w:b w:val="0"/>
+        </w:rPr>
         <w:t>Keep sorter scores, reference outcomes and missingness separately; use review policies instead of treating high scores as facts.</w:t>
       </w:r>
     </w:p>
@@ -1510,12 +2318,41 @@
     </w:p>
     <w:p>
       <w:r>
+        <w:t>Try the supported questions before comparing with hints and feedback. Record what you repaired and the evidence you retained.</w:t>
+      </w:r>
+    </w:p>
+    <w:p>
+      <w:pPr>
+        <w:spacing w:line="336" w:lineRule="auto" w:after="180"/>
+      </w:pPr>
+      <w:r>
+        <w:rPr>
+          <w:b w:val="0"/>
+        </w:rPr>
         <w:t>Use this supported practice once, in the browser or on paper. Keep the reserved independent assessment for a separate first attempt before teacher feedback.</w:t>
       </w:r>
     </w:p>
     <w:p>
-      <w:r>
-        <w:t>A fictional card classifier reports a claimed 80% chance that each chosen label is correct.</w:t>
+      <w:pPr>
+        <w:spacing w:line="336" w:lineRule="auto" w:after="180"/>
+      </w:pPr>
+      <w:r>
+        <w:rPr>
+          <w:b w:val="0"/>
+        </w:rPr>
+        <w:t xml:space="preserve">A fictional card classifier reports a claimed </w:t>
+      </w:r>
+      <w:r>
+        <w:rPr>
+          <w:b/>
+        </w:rPr>
+        <w:t>80%</w:t>
+      </w:r>
+      <w:r>
+        <w:rPr>
+          <w:b w:val="0"/>
+        </w:rPr>
+        <w:t xml:space="preserve"> chance that each chosen label is correct.</w:t>
       </w:r>
     </w:p>
     <w:p>
@@ -1527,27 +2364,61 @@
       </w:r>
     </w:p>
     <w:p>
-      <w:r>
+      <w:pPr>
+        <w:spacing w:line="336" w:lineRule="auto" w:after="180"/>
+      </w:pPr>
+      <w:r>
+        <w:rPr>
+          <w:b w:val="0"/>
+        </w:rPr>
         <w:t>Which labelled step matches this detail? The missing result could change the all-ten correct count to 7 or 8.</w:t>
       </w:r>
     </w:p>
     <w:p>
-      <w:r>
+      <w:pPr>
+        <w:spacing w:line="336" w:lineRule="auto" w:after="180"/>
+        <w:shd w:fill="F4F9FC"/>
+      </w:pPr>
+      <w:r>
+        <w:rPr>
+          <w:b w:val="0"/>
+        </w:rPr>
         <w:t>1. Checked outcomes</w:t>
       </w:r>
     </w:p>
     <w:p>
-      <w:r>
+      <w:pPr>
+        <w:spacing w:line="336" w:lineRule="auto" w:after="180"/>
+        <w:shd w:fill="F4F9FC"/>
+      </w:pPr>
+      <w:r>
+        <w:rPr>
+          <w:b w:val="0"/>
+        </w:rPr>
         <w:t>2. Report coverage</w:t>
       </w:r>
     </w:p>
     <w:p>
-      <w:r>
+      <w:pPr>
+        <w:spacing w:line="336" w:lineRule="auto" w:after="180"/>
+        <w:shd w:fill="F4F9FC"/>
+      </w:pPr>
+      <w:r>
+        <w:rPr>
+          <w:b w:val="0"/>
+        </w:rPr>
         <w:t>3. Retain unknown</w:t>
       </w:r>
     </w:p>
     <w:p>
-      <w:r>
+      <w:pPr>
+        <w:spacing w:line="336" w:lineRule="auto" w:after="180"/>
+        <w:shd w:fill="F4F9FC"/>
+      </w:pPr>
+      <w:r>
+        <w:rPr>
+          <w:b w:val="0"/>
+        </w:rPr>
         <w:t>4. Keep scores</w:t>
       </w:r>
     </w:p>
@@ -1585,41 +2456,227 @@
       </w:r>
     </w:p>
     <w:p>
-      <w:r>
+      <w:pPr>
+        <w:pStyle w:val="Heading3"/>
+      </w:pPr>
+      <w:r>
+        <w:t>Hint · try first</w:t>
+      </w:r>
+    </w:p>
+    <w:p>
+      <w:pPr>
+        <w:spacing w:line="336" w:lineRule="auto" w:after="180"/>
+        <w:shd w:fill="F1F6F8"/>
+      </w:pPr>
+      <w:r>
+        <w:rPr>
+          <w:b w:val="0"/>
+        </w:rPr>
         <w:t>Hint if needed: Read the steps in the pictorial case. Match the supplied detail to the stage that performs or records it.</w:t>
       </w:r>
     </w:p>
     <w:p>
-      <w:r>
-        <w:t>After your attempt, compare with the supported explanation: Retain unknown The missing result could change the all-ten correct count to 7 or 8. Do not count the missing outcome as correct or silently remove it from the coverage report. These records allow an all-ten agreement range from 70% to 80%. They do not show that claimed probabilities match checked correctness over many comparable predictions; that requires much more suitable evidence.</w:t>
-      </w:r>
-    </w:p>
-    <w:p>
       <w:pPr>
         <w:pStyle w:val="Heading3"/>
       </w:pPr>
       <w:r>
+        <w:t>Feedback · compare after trying</w:t>
+      </w:r>
+    </w:p>
+    <w:p>
+      <w:pPr>
+        <w:spacing w:line="336" w:lineRule="auto" w:after="180"/>
+        <w:shd w:fill="F1F6FC"/>
+      </w:pPr>
+      <w:r>
+        <w:rPr>
+          <w:b w:val="0"/>
+        </w:rPr>
+        <w:t>After your attempt, compare with the supported explanation: Retain unknown The missing result could change the all-ten correct count to 7 or 8.</w:t>
+      </w:r>
+    </w:p>
+    <w:p>
+      <w:pPr>
+        <w:spacing w:line="336" w:lineRule="auto" w:after="180"/>
+        <w:shd w:fill="F1F6FC"/>
+      </w:pPr>
+      <w:r>
+        <w:rPr>
+          <w:b w:val="0"/>
+        </w:rPr>
+        <w:t xml:space="preserve">Do not count the missing outcome as correct or silently remove it from the coverage report. These records allow an all-ten agreement range from </w:t>
+      </w:r>
+      <w:r>
+        <w:rPr>
+          <w:b/>
+        </w:rPr>
+        <w:t>70%</w:t>
+      </w:r>
+      <w:r>
+        <w:rPr>
+          <w:b w:val="0"/>
+        </w:rPr>
+        <w:t xml:space="preserve"> to </w:t>
+      </w:r>
+      <w:r>
+        <w:rPr>
+          <w:b/>
+        </w:rPr>
+        <w:t>80%</w:t>
+      </w:r>
+      <w:r>
+        <w:rPr>
+          <w:b w:val="0"/>
+        </w:rPr>
+        <w:t>.</w:t>
+      </w:r>
+    </w:p>
+    <w:p>
+      <w:pPr>
+        <w:spacing w:line="336" w:lineRule="auto" w:after="180"/>
+        <w:shd w:fill="F1F6FC"/>
+      </w:pPr>
+      <w:r>
+        <w:rPr>
+          <w:b w:val="0"/>
+        </w:rPr>
+        <w:t xml:space="preserve">They do not show that claimed probabilities match checked </w:t>
+      </w:r>
+      <w:r>
+        <w:rPr>
+          <w:b/>
+        </w:rPr>
+        <w:t>correctness</w:t>
+      </w:r>
+      <w:r>
+        <w:rPr>
+          <w:b w:val="0"/>
+        </w:rPr>
+        <w:t xml:space="preserve"> over many comparable </w:t>
+      </w:r>
+      <w:r>
+        <w:rPr>
+          <w:b/>
+        </w:rPr>
+        <w:t>prediction</w:t>
+      </w:r>
+      <w:r>
+        <w:rPr>
+          <w:b w:val="0"/>
+        </w:rPr>
+        <w:t xml:space="preserve">s; that requires much more suitable </w:t>
+      </w:r>
+      <w:r>
+        <w:rPr>
+          <w:b/>
+        </w:rPr>
+        <w:t>evidence</w:t>
+      </w:r>
+      <w:r>
+        <w:rPr>
+          <w:b w:val="0"/>
+        </w:rPr>
+        <w:t>.</w:t>
+      </w:r>
+    </w:p>
+    <w:p>
+      <w:pPr>
+        <w:pStyle w:val="Heading3"/>
+      </w:pPr>
+      <w:r>
         <w:t>Practice 2: explain the deciding evidence</w:t>
       </w:r>
     </w:p>
     <w:p>
-      <w:r>
+      <w:pPr>
+        <w:pStyle w:val="Heading3"/>
+      </w:pPr>
+      <w:r>
+        <w:t>Changed case · predict first</w:t>
+      </w:r>
+    </w:p>
+    <w:p>
+      <w:pPr>
+        <w:spacing w:line="336" w:lineRule="auto" w:after="180"/>
+        <w:shd w:fill="F5F1FB"/>
+      </w:pPr>
+      <w:r>
+        <w:rPr>
+          <w:b w:val="0"/>
+        </w:rPr>
         <w:t>Changed-case practice: The missing outcome is checked and found incorrect. Which conclusion is supported by the supplied facts?</w:t>
       </w:r>
     </w:p>
     <w:p>
-      <w:r>
-        <w:t>1. This one example guarantees correct results for every future input.</w:t>
-      </w:r>
-    </w:p>
-    <w:p>
-      <w:r>
-        <w:t>2. We can decide the result without examining the changed input or the procedure.</w:t>
-      </w:r>
-    </w:p>
-    <w:p>
-      <w:r>
-        <w:t>3. All-ten agreement is 7/10=70%.</w:t>
+      <w:pPr>
+        <w:spacing w:line="336" w:lineRule="auto" w:after="180"/>
+        <w:shd w:fill="F4F9FC"/>
+      </w:pPr>
+      <w:r>
+        <w:rPr>
+          <w:b w:val="0"/>
+        </w:rPr>
+        <w:t xml:space="preserve">1. This one example guarantees correct results for every future </w:t>
+      </w:r>
+      <w:r>
+        <w:rPr>
+          <w:b/>
+        </w:rPr>
+        <w:t>input</w:t>
+      </w:r>
+      <w:r>
+        <w:rPr>
+          <w:b w:val="0"/>
+        </w:rPr>
+        <w:t>.</w:t>
+      </w:r>
+    </w:p>
+    <w:p>
+      <w:pPr>
+        <w:spacing w:line="336" w:lineRule="auto" w:after="180"/>
+        <w:shd w:fill="F4F9FC"/>
+      </w:pPr>
+      <w:r>
+        <w:rPr>
+          <w:b w:val="0"/>
+        </w:rPr>
+        <w:t xml:space="preserve">2. We can decide the result without examining the changed </w:t>
+      </w:r>
+      <w:r>
+        <w:rPr>
+          <w:b/>
+        </w:rPr>
+        <w:t>input</w:t>
+      </w:r>
+      <w:r>
+        <w:rPr>
+          <w:b w:val="0"/>
+        </w:rPr>
+        <w:t xml:space="preserve"> or the procedure.</w:t>
+      </w:r>
+    </w:p>
+    <w:p>
+      <w:pPr>
+        <w:spacing w:line="336" w:lineRule="auto" w:after="180"/>
+        <w:shd w:fill="F4F9FC"/>
+      </w:pPr>
+      <w:r>
+        <w:rPr>
+          <w:b w:val="0"/>
+        </w:rPr>
+        <w:t>3. All-ten agreement is 7/10=</w:t>
+      </w:r>
+      <w:r>
+        <w:rPr>
+          <w:b/>
+        </w:rPr>
+        <w:t>70%</w:t>
+      </w:r>
+      <w:r>
+        <w:rPr>
+          <w:b w:val="0"/>
+        </w:rPr>
+        <w:t>.</w:t>
       </w:r>
     </w:p>
     <w:p>
@@ -1656,36 +2713,213 @@
       </w:r>
     </w:p>
     <w:p>
-      <w:r>
+      <w:pPr>
+        <w:pStyle w:val="Heading3"/>
+      </w:pPr>
+      <w:r>
+        <w:t>Hint · try first</w:t>
+      </w:r>
+    </w:p>
+    <w:p>
+      <w:pPr>
+        <w:spacing w:line="336" w:lineRule="auto" w:after="180"/>
+        <w:shd w:fill="F1F6F8"/>
+      </w:pPr>
+      <w:r>
+        <w:rPr>
+          <w:b w:val="0"/>
+        </w:rPr>
         <w:t>Hint if needed: Use the changed condition and the deciding step in the pictorial trace. The answer must say what follows from those facts.</w:t>
       </w:r>
     </w:p>
     <w:p>
-      <w:r>
-        <w:t>After your attempt, compare with the supported explanation: All-ten agreement is 7/10=70%. There are now three wrong labels and no unknown outcomes.</w:t>
-      </w:r>
-    </w:p>
-    <w:p>
       <w:pPr>
         <w:pStyle w:val="Heading3"/>
       </w:pPr>
       <w:r>
+        <w:t>Feedback · compare after trying</w:t>
+      </w:r>
+    </w:p>
+    <w:p>
+      <w:pPr>
+        <w:spacing w:line="336" w:lineRule="auto" w:after="180"/>
+        <w:shd w:fill="F1F6FC"/>
+      </w:pPr>
+      <w:r>
+        <w:rPr>
+          <w:b w:val="0"/>
+        </w:rPr>
+        <w:t>After your attempt, compare with the supported explanation: All-ten agreement is 7/10=</w:t>
+      </w:r>
+      <w:r>
+        <w:rPr>
+          <w:b/>
+        </w:rPr>
+        <w:t>70%</w:t>
+      </w:r>
+      <w:r>
+        <w:rPr>
+          <w:b w:val="0"/>
+        </w:rPr>
+        <w:t>. There are now three wrong labels and no unknown outcomes.</w:t>
+      </w:r>
+    </w:p>
+    <w:p>
+      <w:pPr>
+        <w:pStyle w:val="Heading3"/>
+      </w:pPr>
+      <w:r>
         <w:t>Repair a missing building block</w:t>
       </w:r>
     </w:p>
     <w:p>
-      <w:r>
-        <w:t>Review Prediction Is Not Fact (ai-1/17). Goal: Separate a recorded prediction from the observation used to check it. Short practice: Which field changes the observation label, and which field changes the model prediction?. Return to this week and explain what you changed.</w:t>
-      </w:r>
-    </w:p>
-    <w:p>
-      <w:r>
-        <w:t>Review Save New Examples for Testing (ai-1/15). Goal: Separate examples used to choose a model from examples reserved for its final evaluation. Short practice: Does 4/4 on the replay replace the original 3/4 result? Explain.. Return to this week and explain what you changed.</w:t>
-      </w:r>
-    </w:p>
-    <w:p>
-      <w:r>
-        <w:t>Review Debug the Cause (ai-1/12). Goal: Compare expected and observed traces to locate the first difference. Short practice: Propose input 0 and give both predicted outputs without inventing an observed result.. Return to this week and explain what you changed.</w:t>
+      <w:pPr>
+        <w:spacing w:line="336" w:lineRule="auto" w:after="180"/>
+      </w:pPr>
+      <w:r>
+        <w:rPr>
+          <w:b w:val="0"/>
+        </w:rPr>
+        <w:t xml:space="preserve">Review </w:t>
+      </w:r>
+      <w:r>
+        <w:rPr>
+          <w:b/>
+        </w:rPr>
+        <w:t>Prediction</w:t>
+      </w:r>
+      <w:r>
+        <w:rPr>
+          <w:b w:val="0"/>
+        </w:rPr>
+        <w:t xml:space="preserve"> Is Not Fact (ai-1/17). Goal: Separate a recorded </w:t>
+      </w:r>
+      <w:r>
+        <w:rPr>
+          <w:b/>
+        </w:rPr>
+        <w:t>prediction</w:t>
+      </w:r>
+      <w:r>
+        <w:rPr>
+          <w:b w:val="0"/>
+        </w:rPr>
+        <w:t xml:space="preserve"> from the </w:t>
+      </w:r>
+      <w:r>
+        <w:rPr>
+          <w:b/>
+        </w:rPr>
+        <w:t>observation</w:t>
+      </w:r>
+      <w:r>
+        <w:rPr>
+          <w:b w:val="0"/>
+        </w:rPr>
+        <w:t xml:space="preserve"> used to check it. Short practice: Which field changes the </w:t>
+      </w:r>
+      <w:r>
+        <w:rPr>
+          <w:b/>
+        </w:rPr>
+        <w:t>observation</w:t>
+      </w:r>
+      <w:r>
+        <w:rPr>
+          <w:b w:val="0"/>
+        </w:rPr>
+        <w:t xml:space="preserve"> label, and which field changes the model </w:t>
+      </w:r>
+      <w:r>
+        <w:rPr>
+          <w:b/>
+        </w:rPr>
+        <w:t>prediction</w:t>
+      </w:r>
+      <w:r>
+        <w:rPr>
+          <w:b w:val="0"/>
+        </w:rPr>
+        <w:t>?.</w:t>
+      </w:r>
+    </w:p>
+    <w:p>
+      <w:pPr>
+        <w:spacing w:line="336" w:lineRule="auto" w:after="180"/>
+      </w:pPr>
+      <w:r>
+        <w:rPr>
+          <w:b w:val="0"/>
+        </w:rPr>
+        <w:t>Return to this week and explain what you changed.</w:t>
+      </w:r>
+    </w:p>
+    <w:p>
+      <w:pPr>
+        <w:spacing w:line="336" w:lineRule="auto" w:after="180"/>
+      </w:pPr>
+      <w:r>
+        <w:rPr>
+          <w:b w:val="0"/>
+        </w:rPr>
+        <w:t>Review Save New Examples for Testing (ai-1/15). Goal: Separate examples used to choose a model from examples reserved for its final evaluation. Short practice: Does 4/4 on the replay replace the original 3/4 result? Explain..</w:t>
+      </w:r>
+    </w:p>
+    <w:p>
+      <w:pPr>
+        <w:spacing w:line="336" w:lineRule="auto" w:after="180"/>
+      </w:pPr>
+      <w:r>
+        <w:rPr>
+          <w:b w:val="0"/>
+        </w:rPr>
+        <w:t>Return to this week and explain what you changed.</w:t>
+      </w:r>
+    </w:p>
+    <w:p>
+      <w:pPr>
+        <w:spacing w:line="336" w:lineRule="auto" w:after="180"/>
+      </w:pPr>
+      <w:r>
+        <w:rPr>
+          <w:b w:val="0"/>
+        </w:rPr>
+        <w:t xml:space="preserve">Review Debug the Cause (ai-1/12). Goal: Compare expected and observed traces to locate the first difference. Short practice: Propose </w:t>
+      </w:r>
+      <w:r>
+        <w:rPr>
+          <w:b/>
+        </w:rPr>
+        <w:t>input</w:t>
+      </w:r>
+      <w:r>
+        <w:rPr>
+          <w:b w:val="0"/>
+        </w:rPr>
+        <w:t xml:space="preserve"> 0 and give both predicted </w:t>
+      </w:r>
+      <w:r>
+        <w:rPr>
+          <w:b/>
+        </w:rPr>
+        <w:t>output</w:t>
+      </w:r>
+      <w:r>
+        <w:rPr>
+          <w:b w:val="0"/>
+        </w:rPr>
+        <w:t>s without inventing an observed result..</w:t>
+      </w:r>
+    </w:p>
+    <w:p>
+      <w:pPr>
+        <w:spacing w:line="336" w:lineRule="auto" w:after="180"/>
+      </w:pPr>
+      <w:r>
+        <w:rPr>
+          <w:b w:val="0"/>
+        </w:rPr>
+        <w:t>Return to this week and explain what you changed.</w:t>
       </w:r>
     </w:p>
     <w:p>
@@ -1697,8 +2931,37 @@
       </w:r>
     </w:p>
     <w:p>
-      <w:r>
-        <w:t>Use Download completed work in the hosted lesson to export your answers, reflections, practice feedback and code-run evidence. Open the HTML copy to read or print it. Drafts stay in this browser when storage is available; clear drafts on a shared device.</w:t>
+      <w:pPr>
+        <w:spacing w:line="336" w:lineRule="auto" w:after="180"/>
+      </w:pPr>
+      <w:r>
+        <w:rPr>
+          <w:b w:val="0"/>
+        </w:rPr>
+        <w:t xml:space="preserve">Use Download completed work in the hosted lesson to export your answers, reflections, practice feedback and code-run </w:t>
+      </w:r>
+      <w:r>
+        <w:rPr>
+          <w:b/>
+        </w:rPr>
+        <w:t>evidence</w:t>
+      </w:r>
+      <w:r>
+        <w:rPr>
+          <w:b w:val="0"/>
+        </w:rPr>
+        <w:t>. Open the HTML copy to read or print it.</w:t>
+      </w:r>
+    </w:p>
+    <w:p>
+      <w:pPr>
+        <w:spacing w:line="336" w:lineRule="auto" w:after="180"/>
+      </w:pPr>
+      <w:r>
+        <w:rPr>
+          <w:b w:val="0"/>
+        </w:rPr>
+        <w:t>Drafts stay in this browser when storage is available; clear drafts on a shared device.</w:t>
       </w:r>
     </w:p>
     <w:p>
@@ -1712,6 +2975,860 @@
     <w:p>
       <w:r>
         <w:t>________________________________________________________________</w:t>
+      </w:r>
+    </w:p>
+    <w:p>
+      <w:r>
+        <w:t>________________________________________________________________</w:t>
+      </w:r>
+    </w:p>
+    <w:p>
+      <w:r>
+        <w:t>________________________________________________________________</w:t>
+      </w:r>
+    </w:p>
+    <w:p>
+      <w:r>
+        <w:t>________________________________________________________________</w:t>
+      </w:r>
+    </w:p>
+    <w:p>
+      <w:r>
+        <w:t>________________________________________________________________</w:t>
+      </w:r>
+    </w:p>
+    <w:p>
+      <w:pPr>
+        <w:pStyle w:val="Heading1"/>
+      </w:pPr>
+      <w:r>
+        <w:t>21. Visual concept journey</w:t>
+      </w:r>
+    </w:p>
+    <w:p>
+      <w:r>
+        <w:t>Explain each Confidence Is Not Correctness picture from its labels, then record a relevant limit.</w:t>
+      </w:r>
+    </w:p>
+    <w:p>
+      <w:pPr>
+        <w:pStyle w:val="Heading3"/>
+      </w:pPr>
+      <w:r>
+        <w:t>01. Confidence Is Not Correctness: the case</w:t>
+      </w:r>
+    </w:p>
+    <w:p>
+      <w:r>
+        <w:drawing>
+          <wp:inline xmlns:a="http://schemas.openxmlformats.org/drawingml/2006/main" xmlns:pic="http://schemas.openxmlformats.org/drawingml/2006/picture">
+            <wp:extent cx="5486400" cy="2843784"/>
+            <wp:docPr id="3" name="Picture 3" descr="A fictional card classifier reports a claimed 80% chance that each chosen label is correct. Supplied facts: Ten predictions all have score 80%. Later checks find 7 correct, 2 incorrect and 1 outcome unavailable. The selected cards were not a representative survey."/>
+            <wp:cNvGraphicFramePr>
+              <a:graphicFrameLocks noChangeAspect="1"/>
+            </wp:cNvGraphicFramePr>
+            <a:graphic>
+              <a:graphicData uri="http://schemas.openxmlformats.org/drawingml/2006/picture">
+                <pic:pic>
+                  <pic:nvPicPr>
+                    <pic:cNvPr id="0" name="academy-story-ai-1-18-01.png"/>
+                    <pic:cNvPicPr/>
+                  </pic:nvPicPr>
+                  <pic:blipFill>
+                    <a:blip r:embed="rId11"/>
+                    <a:stretch>
+                      <a:fillRect/>
+                    </a:stretch>
+                  </pic:blipFill>
+                  <pic:spPr>
+                    <a:xfrm>
+                      <a:off x="0" y="0"/>
+                      <a:ext cx="5486400" cy="2843784"/>
+                    </a:xfrm>
+                    <a:prstGeom prst="rect"/>
+                  </pic:spPr>
+                </pic:pic>
+              </a:graphicData>
+            </a:graphic>
+          </wp:inline>
+        </w:drawing>
+      </w:r>
+    </w:p>
+    <w:p>
+      <w:pPr>
+        <w:spacing w:line="336" w:lineRule="auto" w:after="180"/>
+      </w:pPr>
+      <w:r>
+        <w:rPr>
+          <w:b w:val="0"/>
+        </w:rPr>
+        <w:t xml:space="preserve">A fictional card classifier reports a claimed </w:t>
+      </w:r>
+      <w:r>
+        <w:rPr>
+          <w:b/>
+        </w:rPr>
+        <w:t>80%</w:t>
+      </w:r>
+      <w:r>
+        <w:rPr>
+          <w:b w:val="0"/>
+        </w:rPr>
+        <w:t xml:space="preserve"> chance that each chosen label is correct. Supplied facts: Ten </w:t>
+      </w:r>
+      <w:r>
+        <w:rPr>
+          <w:b/>
+        </w:rPr>
+        <w:t>prediction</w:t>
+      </w:r>
+      <w:r>
+        <w:rPr>
+          <w:b w:val="0"/>
+        </w:rPr>
+        <w:t xml:space="preserve">s all have score </w:t>
+      </w:r>
+      <w:r>
+        <w:rPr>
+          <w:b/>
+        </w:rPr>
+        <w:t>80%</w:t>
+      </w:r>
+      <w:r>
+        <w:rPr>
+          <w:b w:val="0"/>
+        </w:rPr>
+        <w:t>. Later checks find 7 correct, 2 incorrect and 1 outcome unavailable.</w:t>
+      </w:r>
+    </w:p>
+    <w:p>
+      <w:pPr>
+        <w:spacing w:line="336" w:lineRule="auto" w:after="180"/>
+      </w:pPr>
+      <w:r>
+        <w:rPr>
+          <w:b w:val="0"/>
+        </w:rPr>
+        <w:t>The selected cards were not a representative survey.</w:t>
+      </w:r>
+    </w:p>
+    <w:p>
+      <w:pPr>
+        <w:spacing w:line="336" w:lineRule="auto" w:after="180"/>
+        <w:shd w:fill="F5F1FB"/>
+      </w:pPr>
+      <w:r>
+        <w:rPr>
+          <w:b w:val="0"/>
+        </w:rPr>
+        <w:t>Point to the given fact that matters most. Explain why it matters.</w:t>
+      </w:r>
+    </w:p>
+    <w:p>
+      <w:pPr>
+        <w:pStyle w:val="Heading3"/>
+      </w:pPr>
+      <w:r>
+        <w:t>My picture explanation, deciding evidence and one limit</w:t>
+      </w:r>
+    </w:p>
+    <w:p>
+      <w:r>
+        <w:t>________________________________________________________________</w:t>
+      </w:r>
+    </w:p>
+    <w:p>
+      <w:r>
+        <w:t>________________________________________________________________</w:t>
+      </w:r>
+    </w:p>
+    <w:p>
+      <w:r>
+        <w:t>________________________________________________________________</w:t>
+      </w:r>
+    </w:p>
+    <w:p>
+      <w:r>
+        <w:t>________________________________________________________________</w:t>
+      </w:r>
+    </w:p>
+    <w:p>
+      <w:pPr>
+        <w:pStyle w:val="Heading3"/>
+      </w:pPr>
+      <w:r>
+        <w:t>02. Follow the deciding steps</w:t>
+      </w:r>
+    </w:p>
+    <w:p>
+      <w:r>
+        <w:drawing>
+          <wp:inline xmlns:a="http://schemas.openxmlformats.org/drawingml/2006/main" xmlns:pic="http://schemas.openxmlformats.org/drawingml/2006/picture">
+            <wp:extent cx="5486400" cy="4005072"/>
+            <wp:docPr id="4" name="Picture 4" descr="Keep scores: Ten chosen labels each carry 80%; this is a claim about uncertainty. → Checked outcomes: Seven correct plus two wrong gives nine known outcomes. → Report coverage: Observed agreement is 7/9 among checked cards; outcome coverage is 9/10. → Retain unknown: The missing result could change the all-ten correct count to 7 or 8."/>
+            <wp:cNvGraphicFramePr>
+              <a:graphicFrameLocks noChangeAspect="1"/>
+            </wp:cNvGraphicFramePr>
+            <a:graphic>
+              <a:graphicData uri="http://schemas.openxmlformats.org/drawingml/2006/picture">
+                <pic:pic>
+                  <pic:nvPicPr>
+                    <pic:cNvPr id="0" name="academy-story-ai-1-18-02.png"/>
+                    <pic:cNvPicPr/>
+                  </pic:nvPicPr>
+                  <pic:blipFill>
+                    <a:blip r:embed="rId12"/>
+                    <a:stretch>
+                      <a:fillRect/>
+                    </a:stretch>
+                  </pic:blipFill>
+                  <pic:spPr>
+                    <a:xfrm>
+                      <a:off x="0" y="0"/>
+                      <a:ext cx="5486400" cy="4005072"/>
+                    </a:xfrm>
+                    <a:prstGeom prst="rect"/>
+                  </pic:spPr>
+                </pic:pic>
+              </a:graphicData>
+            </a:graphic>
+          </wp:inline>
+        </w:drawing>
+      </w:r>
+    </w:p>
+    <w:p>
+      <w:pPr>
+        <w:spacing w:line="336" w:lineRule="auto" w:after="180"/>
+      </w:pPr>
+      <w:r>
+        <w:rPr>
+          <w:b w:val="0"/>
+        </w:rPr>
+        <w:t xml:space="preserve">Keep scores: Ten chosen labels each carry </w:t>
+      </w:r>
+      <w:r>
+        <w:rPr>
+          <w:b/>
+        </w:rPr>
+        <w:t>80%</w:t>
+      </w:r>
+      <w:r>
+        <w:rPr>
+          <w:b w:val="0"/>
+        </w:rPr>
+        <w:t>; this is a claim about uncertainty. → Checked outcomes: Seven correct plus two wrong gives nine known outcomes. → Report coverage: Observed agreement is 7/9 among checked cards; outcome coverage is 9/10. → Retain unknown: The missing result could change the all-ten correct count to 7 or 8.</w:t>
+      </w:r>
+    </w:p>
+    <w:p>
+      <w:pPr>
+        <w:spacing w:line="336" w:lineRule="auto" w:after="180"/>
+        <w:shd w:fill="F5F1FB"/>
+      </w:pPr>
+      <w:r>
+        <w:rPr>
+          <w:b w:val="0"/>
+        </w:rPr>
+        <w:t xml:space="preserve">Point to each numbered stage and explain which recorded </w:t>
+      </w:r>
+      <w:r>
+        <w:rPr>
+          <w:b/>
+        </w:rPr>
+        <w:t>input</w:t>
+      </w:r>
+      <w:r>
+        <w:rPr>
+          <w:b w:val="0"/>
+        </w:rPr>
+        <w:t xml:space="preserve"> it uses.</w:t>
+      </w:r>
+    </w:p>
+    <w:p>
+      <w:pPr>
+        <w:pStyle w:val="Heading3"/>
+      </w:pPr>
+      <w:r>
+        <w:t>My picture explanation, deciding evidence and one limit</w:t>
+      </w:r>
+    </w:p>
+    <w:p>
+      <w:r>
+        <w:t>________________________________________________________________</w:t>
+      </w:r>
+    </w:p>
+    <w:p>
+      <w:r>
+        <w:t>________________________________________________________________</w:t>
+      </w:r>
+    </w:p>
+    <w:p>
+      <w:r>
+        <w:t>________________________________________________________________</w:t>
+      </w:r>
+    </w:p>
+    <w:p>
+      <w:r>
+        <w:t>________________________________________________________________</w:t>
+      </w:r>
+    </w:p>
+    <w:p>
+      <w:pPr>
+        <w:pStyle w:val="Heading3"/>
+      </w:pPr>
+      <w:r>
+        <w:t>03. Known outcomes and missing evidence</w:t>
+      </w:r>
+    </w:p>
+    <w:p>
+      <w:r>
+        <w:drawing>
+          <wp:inline xmlns:a="http://schemas.openxmlformats.org/drawingml/2006/main" xmlns:pic="http://schemas.openxmlformats.org/drawingml/2006/picture">
+            <wp:extent cx="5486400" cy="3145536"/>
+            <wp:docPr id="5" name="Picture 5" descr="Known outcomes and missing evidence. Units: predictions. Correct: 7. Incorrect: 2. Unknown: 1."/>
+            <wp:cNvGraphicFramePr>
+              <a:graphicFrameLocks noChangeAspect="1"/>
+            </wp:cNvGraphicFramePr>
+            <a:graphic>
+              <a:graphicData uri="http://schemas.openxmlformats.org/drawingml/2006/picture">
+                <pic:pic>
+                  <pic:nvPicPr>
+                    <pic:cNvPr id="0" name="academy-story-ai-1-18-03.png"/>
+                    <pic:cNvPicPr/>
+                  </pic:nvPicPr>
+                  <pic:blipFill>
+                    <a:blip r:embed="rId13"/>
+                    <a:stretch>
+                      <a:fillRect/>
+                    </a:stretch>
+                  </pic:blipFill>
+                  <pic:spPr>
+                    <a:xfrm>
+                      <a:off x="0" y="0"/>
+                      <a:ext cx="5486400" cy="3145536"/>
+                    </a:xfrm>
+                    <a:prstGeom prst="rect"/>
+                  </pic:spPr>
+                </pic:pic>
+              </a:graphicData>
+            </a:graphic>
+          </wp:inline>
+        </w:drawing>
+      </w:r>
+    </w:p>
+    <w:p>
+      <w:pPr>
+        <w:spacing w:line="336" w:lineRule="auto" w:after="180"/>
+      </w:pPr>
+      <w:r>
+        <w:rPr>
+          <w:b w:val="0"/>
+        </w:rPr>
+        <w:t xml:space="preserve">Known outcomes and missing </w:t>
+      </w:r>
+      <w:r>
+        <w:rPr>
+          <w:b/>
+        </w:rPr>
+        <w:t>evidence</w:t>
+      </w:r>
+      <w:r>
+        <w:rPr>
+          <w:b w:val="0"/>
+        </w:rPr>
+        <w:t xml:space="preserve">. Units: </w:t>
+      </w:r>
+      <w:r>
+        <w:rPr>
+          <w:b/>
+        </w:rPr>
+        <w:t>prediction</w:t>
+      </w:r>
+      <w:r>
+        <w:rPr>
+          <w:b w:val="0"/>
+        </w:rPr>
+        <w:t>s. Correct: 7. Incorrect: 2. Unknown: 1.</w:t>
+      </w:r>
+    </w:p>
+    <w:p>
+      <w:pPr>
+        <w:spacing w:line="336" w:lineRule="auto" w:after="180"/>
+        <w:shd w:fill="F5F1FB"/>
+      </w:pPr>
+      <w:r>
+        <w:rPr>
+          <w:b w:val="0"/>
+        </w:rPr>
+        <w:t>Read the labels and values. Explain the relationship the model shows.</w:t>
+      </w:r>
+    </w:p>
+    <w:p>
+      <w:pPr>
+        <w:pStyle w:val="Heading3"/>
+      </w:pPr>
+      <w:r>
+        <w:t>My picture explanation, deciding evidence and one limit</w:t>
+      </w:r>
+    </w:p>
+    <w:p>
+      <w:r>
+        <w:t>________________________________________________________________</w:t>
+      </w:r>
+    </w:p>
+    <w:p>
+      <w:r>
+        <w:t>________________________________________________________________</w:t>
+      </w:r>
+    </w:p>
+    <w:p>
+      <w:r>
+        <w:t>________________________________________________________________</w:t>
+      </w:r>
+    </w:p>
+    <w:p>
+      <w:r>
+        <w:t>________________________________________________________________</w:t>
+      </w:r>
+    </w:p>
+    <w:p>
+      <w:pPr>
+        <w:pStyle w:val="Heading3"/>
+      </w:pPr>
+      <w:r>
+        <w:t>04. Change one thing. Trace what follows.</w:t>
+      </w:r>
+    </w:p>
+    <w:p>
+      <w:r>
+        <w:drawing>
+          <wp:inline xmlns:a="http://schemas.openxmlformats.org/drawingml/2006/main" xmlns:pic="http://schemas.openxmlformats.org/drawingml/2006/picture">
+            <wp:extent cx="5486400" cy="3026664"/>
+            <wp:docPr id="6" name="Picture 6" descr="Original case: The missing result could change the all-ten correct count to 7 or 8. Changed condition: The missing outcome is checked and found incorrect. Expected result: All-ten agreement is 7/10=70%. Reason: There are now three wrong labels and no unknown outcomes."/>
+            <wp:cNvGraphicFramePr>
+              <a:graphicFrameLocks noChangeAspect="1"/>
+            </wp:cNvGraphicFramePr>
+            <a:graphic>
+              <a:graphicData uri="http://schemas.openxmlformats.org/drawingml/2006/picture">
+                <pic:pic>
+                  <pic:nvPicPr>
+                    <pic:cNvPr id="0" name="academy-story-ai-1-18-04.png"/>
+                    <pic:cNvPicPr/>
+                  </pic:nvPicPr>
+                  <pic:blipFill>
+                    <a:blip r:embed="rId14"/>
+                    <a:stretch>
+                      <a:fillRect/>
+                    </a:stretch>
+                  </pic:blipFill>
+                  <pic:spPr>
+                    <a:xfrm>
+                      <a:off x="0" y="0"/>
+                      <a:ext cx="5486400" cy="3026664"/>
+                    </a:xfrm>
+                    <a:prstGeom prst="rect"/>
+                  </pic:spPr>
+                </pic:pic>
+              </a:graphicData>
+            </a:graphic>
+          </wp:inline>
+        </w:drawing>
+      </w:r>
+    </w:p>
+    <w:p>
+      <w:pPr>
+        <w:spacing w:line="336" w:lineRule="auto" w:after="180"/>
+      </w:pPr>
+      <w:r>
+        <w:rPr>
+          <w:b w:val="0"/>
+        </w:rPr>
+        <w:t>Original case: The missing result could change the all-ten correct count to 7 or 8. Changed condition: The missing outcome is checked and found incorrect. Expected result: All-ten agreement is 7/10=</w:t>
+      </w:r>
+      <w:r>
+        <w:rPr>
+          <w:b/>
+        </w:rPr>
+        <w:t>70%</w:t>
+      </w:r>
+      <w:r>
+        <w:rPr>
+          <w:b w:val="0"/>
+        </w:rPr>
+        <w:t>.</w:t>
+      </w:r>
+    </w:p>
+    <w:p>
+      <w:pPr>
+        <w:spacing w:line="336" w:lineRule="auto" w:after="180"/>
+      </w:pPr>
+      <w:r>
+        <w:rPr>
+          <w:b w:val="0"/>
+        </w:rPr>
+        <w:t>Reason: There are now three wrong labels and no unknown outcomes.</w:t>
+      </w:r>
+    </w:p>
+    <w:p>
+      <w:pPr>
+        <w:spacing w:line="336" w:lineRule="auto" w:after="180"/>
+        <w:shd w:fill="F5F1FB"/>
+      </w:pPr>
+      <w:r>
+        <w:rPr>
+          <w:b w:val="0"/>
+        </w:rPr>
+        <w:t>Predict before checking the worked changed-case result. Name what changed and what the supplied facts allow you to conclude.</w:t>
+      </w:r>
+    </w:p>
+    <w:p>
+      <w:pPr>
+        <w:pStyle w:val="Heading3"/>
+      </w:pPr>
+      <w:r>
+        <w:t>My picture explanation, deciding evidence and one limit</w:t>
+      </w:r>
+    </w:p>
+    <w:p>
+      <w:r>
+        <w:t>________________________________________________________________</w:t>
+      </w:r>
+    </w:p>
+    <w:p>
+      <w:r>
+        <w:t>________________________________________________________________</w:t>
+      </w:r>
+    </w:p>
+    <w:p>
+      <w:r>
+        <w:t>________________________________________________________________</w:t>
+      </w:r>
+    </w:p>
+    <w:p>
+      <w:r>
+        <w:t>________________________________________________________________</w:t>
+      </w:r>
+    </w:p>
+    <w:p>
+      <w:pPr>
+        <w:pStyle w:val="Heading3"/>
+      </w:pPr>
+      <w:r>
+        <w:t>05. Connect the explanation to its limit</w:t>
+      </w:r>
+    </w:p>
+    <w:p>
+      <w:r>
+        <w:drawing>
+          <wp:inline xmlns:a="http://schemas.openxmlformats.org/drawingml/2006/main" xmlns:pic="http://schemas.openxmlformats.org/drawingml/2006/picture">
+            <wp:extent cx="5486400" cy="2834640"/>
+            <wp:docPr id="7" name="Picture 7" descr="Do not count the missing outcome as correct or silently remove it from the coverage report. These records allow an all-ten agreement range from 70% to 80%. They do not show that claimed probabilities match checked correctness over many comparable predictions; that requires much more suitable evidence. Limit: This small selected set cannot establish that the claimed probabilities match actual correctness or show performance for all future cards."/>
+            <wp:cNvGraphicFramePr>
+              <a:graphicFrameLocks noChangeAspect="1"/>
+            </wp:cNvGraphicFramePr>
+            <a:graphic>
+              <a:graphicData uri="http://schemas.openxmlformats.org/drawingml/2006/picture">
+                <pic:pic>
+                  <pic:nvPicPr>
+                    <pic:cNvPr id="0" name="academy-story-ai-1-18-05.png"/>
+                    <pic:cNvPicPr/>
+                  </pic:nvPicPr>
+                  <pic:blipFill>
+                    <a:blip r:embed="rId15"/>
+                    <a:stretch>
+                      <a:fillRect/>
+                    </a:stretch>
+                  </pic:blipFill>
+                  <pic:spPr>
+                    <a:xfrm>
+                      <a:off x="0" y="0"/>
+                      <a:ext cx="5486400" cy="2834640"/>
+                    </a:xfrm>
+                    <a:prstGeom prst="rect"/>
+                  </pic:spPr>
+                </pic:pic>
+              </a:graphicData>
+            </a:graphic>
+          </wp:inline>
+        </w:drawing>
+      </w:r>
+    </w:p>
+    <w:p>
+      <w:pPr>
+        <w:spacing w:line="336" w:lineRule="auto" w:after="180"/>
+      </w:pPr>
+      <w:r>
+        <w:rPr>
+          <w:b w:val="0"/>
+        </w:rPr>
+        <w:t xml:space="preserve">Do not count the missing outcome as correct or silently remove it from the coverage report. These records allow an all-ten agreement range from </w:t>
+      </w:r>
+      <w:r>
+        <w:rPr>
+          <w:b/>
+        </w:rPr>
+        <w:t>70%</w:t>
+      </w:r>
+      <w:r>
+        <w:rPr>
+          <w:b w:val="0"/>
+        </w:rPr>
+        <w:t xml:space="preserve"> to </w:t>
+      </w:r>
+      <w:r>
+        <w:rPr>
+          <w:b/>
+        </w:rPr>
+        <w:t>80%</w:t>
+      </w:r>
+      <w:r>
+        <w:rPr>
+          <w:b w:val="0"/>
+        </w:rPr>
+        <w:t>.</w:t>
+      </w:r>
+    </w:p>
+    <w:p>
+      <w:pPr>
+        <w:spacing w:line="336" w:lineRule="auto" w:after="180"/>
+      </w:pPr>
+      <w:r>
+        <w:rPr>
+          <w:b w:val="0"/>
+        </w:rPr>
+        <w:t xml:space="preserve">They do not show that claimed probabilities match checked </w:t>
+      </w:r>
+      <w:r>
+        <w:rPr>
+          <w:b/>
+        </w:rPr>
+        <w:t>correctness</w:t>
+      </w:r>
+      <w:r>
+        <w:rPr>
+          <w:b w:val="0"/>
+        </w:rPr>
+        <w:t xml:space="preserve"> over many comparable </w:t>
+      </w:r>
+      <w:r>
+        <w:rPr>
+          <w:b/>
+        </w:rPr>
+        <w:t>prediction</w:t>
+      </w:r>
+      <w:r>
+        <w:rPr>
+          <w:b w:val="0"/>
+        </w:rPr>
+        <w:t xml:space="preserve">s; that requires much more suitable </w:t>
+      </w:r>
+      <w:r>
+        <w:rPr>
+          <w:b/>
+        </w:rPr>
+        <w:t>evidence</w:t>
+      </w:r>
+      <w:r>
+        <w:rPr>
+          <w:b w:val="0"/>
+        </w:rPr>
+        <w:t>.</w:t>
+      </w:r>
+    </w:p>
+    <w:p>
+      <w:pPr>
+        <w:spacing w:line="336" w:lineRule="auto" w:after="180"/>
+      </w:pPr>
+      <w:r>
+        <w:rPr>
+          <w:b w:val="0"/>
+        </w:rPr>
+        <w:t xml:space="preserve">Limit: This small selected set cannot establish that the claimed probabilities match actual </w:t>
+      </w:r>
+      <w:r>
+        <w:rPr>
+          <w:b/>
+        </w:rPr>
+        <w:t>correctness</w:t>
+      </w:r>
+      <w:r>
+        <w:rPr>
+          <w:b w:val="0"/>
+        </w:rPr>
+        <w:t xml:space="preserve"> or show performance for all future cards.</w:t>
+      </w:r>
+    </w:p>
+    <w:p>
+      <w:pPr>
+        <w:spacing w:line="336" w:lineRule="auto" w:after="180"/>
+        <w:shd w:fill="F5F1FB"/>
+      </w:pPr>
+      <w:r>
+        <w:rPr>
+          <w:b w:val="0"/>
+        </w:rPr>
+        <w:t>Explain the case, then point to a limit on the claim.</w:t>
+      </w:r>
+    </w:p>
+    <w:p>
+      <w:pPr>
+        <w:pStyle w:val="Heading3"/>
+      </w:pPr>
+      <w:r>
+        <w:t>My picture explanation, deciding evidence and one limit</w:t>
+      </w:r>
+    </w:p>
+    <w:p>
+      <w:r>
+        <w:t>________________________________________________________________</w:t>
+      </w:r>
+    </w:p>
+    <w:p>
+      <w:r>
+        <w:t>________________________________________________________________</w:t>
+      </w:r>
+    </w:p>
+    <w:p>
+      <w:r>
+        <w:t>________________________________________________________________</w:t>
+      </w:r>
+    </w:p>
+    <w:p>
+      <w:r>
+        <w:t>________________________________________________________________</w:t>
+      </w:r>
+    </w:p>
+    <w:p>
+      <w:pPr>
+        <w:pStyle w:val="Heading3"/>
+      </w:pPr>
+      <w:r>
+        <w:t>06. Make the idea visible in your project</w:t>
+      </w:r>
+    </w:p>
+    <w:p>
+      <w:r>
+        <w:drawing>
+          <wp:inline xmlns:a="http://schemas.openxmlformats.org/drawingml/2006/main" xmlns:pic="http://schemas.openxmlformats.org/drawingml/2006/picture">
+            <wp:extent cx="5486400" cy="3380232"/>
+            <wp:docPr id="8" name="Picture 8" descr="Keep sorter scores, reference outcomes and missingness separately; use review policies instead of treating high scores as facts. Draw your input, deciding step, result and limit. Supported question: Was the unknown label guaranteed correct because its confidence was 80%?"/>
+            <wp:cNvGraphicFramePr>
+              <a:graphicFrameLocks noChangeAspect="1"/>
+            </wp:cNvGraphicFramePr>
+            <a:graphic>
+              <a:graphicData uri="http://schemas.openxmlformats.org/drawingml/2006/picture">
+                <pic:pic>
+                  <pic:nvPicPr>
+                    <pic:cNvPr id="0" name="academy-story-ai-1-18-06.png"/>
+                    <pic:cNvPicPr/>
+                  </pic:nvPicPr>
+                  <pic:blipFill>
+                    <a:blip r:embed="rId16"/>
+                    <a:stretch>
+                      <a:fillRect/>
+                    </a:stretch>
+                  </pic:blipFill>
+                  <pic:spPr>
+                    <a:xfrm>
+                      <a:off x="0" y="0"/>
+                      <a:ext cx="5486400" cy="3380232"/>
+                    </a:xfrm>
+                    <a:prstGeom prst="rect"/>
+                  </pic:spPr>
+                </pic:pic>
+              </a:graphicData>
+            </a:graphic>
+          </wp:inline>
+        </w:drawing>
+      </w:r>
+    </w:p>
+    <w:p>
+      <w:pPr>
+        <w:spacing w:line="336" w:lineRule="auto" w:after="180"/>
+      </w:pPr>
+      <w:r>
+        <w:rPr>
+          <w:b w:val="0"/>
+        </w:rPr>
+        <w:t xml:space="preserve">Keep sorter scores, reference outcomes and missingness separately; use review policies instead of treating high scores as facts. Draw your </w:t>
+      </w:r>
+      <w:r>
+        <w:rPr>
+          <w:b/>
+        </w:rPr>
+        <w:t>input</w:t>
+      </w:r>
+      <w:r>
+        <w:rPr>
+          <w:b w:val="0"/>
+        </w:rPr>
+        <w:t>, deciding step, result and limit.</w:t>
+      </w:r>
+    </w:p>
+    <w:p>
+      <w:pPr>
+        <w:spacing w:line="336" w:lineRule="auto" w:after="180"/>
+      </w:pPr>
+      <w:r>
+        <w:rPr>
+          <w:b w:val="0"/>
+        </w:rPr>
+        <w:t xml:space="preserve">Supported question: Was the unknown label guaranteed correct because its </w:t>
+      </w:r>
+      <w:r>
+        <w:rPr>
+          <w:b/>
+        </w:rPr>
+        <w:t>confidence</w:t>
+      </w:r>
+      <w:r>
+        <w:rPr>
+          <w:b w:val="0"/>
+        </w:rPr>
+        <w:t xml:space="preserve"> was </w:t>
+      </w:r>
+      <w:r>
+        <w:rPr>
+          <w:b/>
+        </w:rPr>
+        <w:t>80%</w:t>
+      </w:r>
+      <w:r>
+        <w:rPr>
+          <w:b w:val="0"/>
+        </w:rPr>
+        <w:t>?</w:t>
+      </w:r>
+    </w:p>
+    <w:p>
+      <w:pPr>
+        <w:spacing w:line="336" w:lineRule="auto" w:after="180"/>
+        <w:shd w:fill="F5F1FB"/>
+      </w:pPr>
+      <w:r>
+        <w:rPr>
+          <w:b w:val="0"/>
+        </w:rPr>
+        <w:t xml:space="preserve">Draw your project trace and justify the deciding step using </w:t>
+      </w:r>
+      <w:r>
+        <w:rPr>
+          <w:b/>
+        </w:rPr>
+        <w:t>evidence</w:t>
+      </w:r>
+      <w:r>
+        <w:rPr>
+          <w:b w:val="0"/>
+        </w:rPr>
+        <w:t>.</w:t>
+      </w:r>
+    </w:p>
+    <w:p>
+      <w:pPr>
+        <w:pStyle w:val="Heading3"/>
+      </w:pPr>
+      <w:r>
+        <w:t>My picture explanation, deciding evidence and one limit</w:t>
       </w:r>
     </w:p>
     <w:p>

--- a/downloads/workbook/ai-1-week-18.docx
+++ b/downloads/workbook/ai-1-week-18.docx
@@ -25,12 +25,468 @@
         <w:pStyle w:val="Heading1"/>
       </w:pPr>
       <w:r>
-        <w:t>01. Recall and choose your starting point</w:t>
-      </w:r>
-    </w:p>
-    <w:p>
-      <w:r>
-        <w:t>Record your starting explanation for Confidence Is Not Correctness before opening notes. Show any later correction separately.</w:t>
+        <w:t>One connected confidence audit.</w:t>
+      </w:r>
+    </w:p>
+    <w:p>
+      <w:r>
+        <w:t>Interpret a match score, judge case outcomes, compare claimed and observed fractions and reject duplicated evidence.</w:t>
+      </w:r>
+    </w:p>
+    <w:p>
+      <w:r>
+        <w:t>Keep the claim, checked result and unknown cases visible.</w:t>
+      </w:r>
+    </w:p>
+    <w:p>
+      <w:pPr>
+        <w:pStyle w:val="Heading1"/>
+      </w:pPr>
+      <w:r>
+        <w:t>01. Recall: reconnect earlier ideas</w:t>
+      </w:r>
+    </w:p>
+    <w:p>
+      <w:r>
+        <w:t>Retrieve before opening notes.</w:t>
+      </w:r>
+    </w:p>
+    <w:p>
+      <w:pPr>
+        <w:pStyle w:val="Heading2"/>
+      </w:pPr>
+      <w:r>
+        <w:t>Retrieve and explain</w:t>
+      </w:r>
+    </w:p>
+    <w:p>
+      <w:pPr>
+        <w:pStyle w:val="ListBullet"/>
+      </w:pPr>
+      <w:r>
+        <w:t>Try the recall before opening notes. Then use a different colour or a labelled second line to correct your explanation.</w:t>
+      </w:r>
+    </w:p>
+    <w:p>
+      <w:pPr>
+        <w:pStyle w:val="ListBullet"/>
+      </w:pPr>
+      <w:r>
+        <w:t>Without opening the old lesson, explain one key idea from Prediction Is Not Fact. Give an example and a mistake that the idea helps you avoid.</w:t>
+      </w:r>
+    </w:p>
+    <w:p>
+      <w:pPr>
+        <w:pStyle w:val="Heading3"/>
+      </w:pPr>
+      <w:r>
+        <w:t>My remembered idea, example and correction</w:t>
+      </w:r>
+    </w:p>
+    <w:p>
+      <w:r>
+        <w:t>________________________________________________________________</w:t>
+      </w:r>
+    </w:p>
+    <w:p>
+      <w:r>
+        <w:t>________________________________________________________________</w:t>
+      </w:r>
+    </w:p>
+    <w:p>
+      <w:r>
+        <w:t>________________________________________________________________</w:t>
+      </w:r>
+    </w:p>
+    <w:p>
+      <w:pPr>
+        <w:pStyle w:val="ListBullet"/>
+      </w:pPr>
+      <w:r>
+        <w:t>Without opening the old lesson, explain one key idea from Save New Examples for Testing. Give an example and a mistake that the idea helps you avoid.</w:t>
+      </w:r>
+    </w:p>
+    <w:p>
+      <w:pPr>
+        <w:pStyle w:val="Heading3"/>
+      </w:pPr>
+      <w:r>
+        <w:t>My remembered idea, example and correction</w:t>
+      </w:r>
+    </w:p>
+    <w:p>
+      <w:r>
+        <w:t>________________________________________________________________</w:t>
+      </w:r>
+    </w:p>
+    <w:p>
+      <w:r>
+        <w:t>________________________________________________________________</w:t>
+      </w:r>
+    </w:p>
+    <w:p>
+      <w:r>
+        <w:t>________________________________________________________________</w:t>
+      </w:r>
+    </w:p>
+    <w:p>
+      <w:pPr>
+        <w:pStyle w:val="ListBullet"/>
+      </w:pPr>
+      <w:r>
+        <w:t>Without opening the old lesson, explain one key idea from Debug the Cause. Give an example and a mistake that the idea helps you avoid.</w:t>
+      </w:r>
+    </w:p>
+    <w:p>
+      <w:pPr>
+        <w:pStyle w:val="Heading3"/>
+      </w:pPr>
+      <w:r>
+        <w:t>My remembered idea, example and correction</w:t>
+      </w:r>
+    </w:p>
+    <w:p>
+      <w:r>
+        <w:t>________________________________________________________________</w:t>
+      </w:r>
+    </w:p>
+    <w:p>
+      <w:r>
+        <w:t>________________________________________________________________</w:t>
+      </w:r>
+    </w:p>
+    <w:p>
+      <w:r>
+        <w:t>________________________________________________________________</w:t>
+      </w:r>
+    </w:p>
+    <w:p>
+      <w:pPr>
+        <w:pStyle w:val="Heading2"/>
+      </w:pPr>
+      <w:r>
+        <w:t>Earlier wording, alternatives and picture transcripts · reference / check after trying</w:t>
+      </w:r>
+    </w:p>
+    <w:p>
+      <w:pPr>
+        <w:pStyle w:val="Heading3"/>
+      </w:pPr>
+      <w:r>
+        <w:t>Prediction Is Not Fact</w:t>
+      </w:r>
+    </w:p>
+    <w:p>
+      <w:pPr>
+        <w:pStyle w:val="Heading3"/>
+      </w:pPr>
+      <w:r>
+        <w:t>Save New Examples for Testing</w:t>
+      </w:r>
+    </w:p>
+    <w:p>
+      <w:pPr>
+        <w:pStyle w:val="Heading3"/>
+      </w:pPr>
+      <w:r>
+        <w:t>Debug the Cause</w:t>
+      </w:r>
+    </w:p>
+    <w:p>
+      <w:pPr>
+        <w:pStyle w:val="Heading1"/>
+      </w:pPr>
+      <w:r>
+        <w:t>12. W1 · Interpret a matching score honestly</w:t>
+      </w:r>
+    </w:p>
+    <w:p>
+      <w:r>
+        <w:t>Use its documented feature-point meaning.</w:t>
+      </w:r>
+    </w:p>
+    <w:p>
+      <w:pPr>
+        <w:pStyle w:val="Heading2"/>
+      </w:pPr>
+      <w:r>
+        <w:t>Your evidence record</w:t>
+      </w:r>
+    </w:p>
+    <w:p>
+      <w:pPr>
+        <w:pStyle w:val="ListBullet"/>
+      </w:pPr>
+      <w:r>
+        <w:t>A card sorter gives a match score of 80 out of 100 points. Its documentation says the score counts weighted feature matches and is not a probability. A learner calls this an 80 percent chance of correctness. Explain the error and write an accurate description.</w:t>
+      </w:r>
+    </w:p>
+    <w:p>
+      <w:pPr>
+        <w:pStyle w:val="Heading3"/>
+      </w:pPr>
+      <w:r>
+        <w:t>My reasoning and evidence</w:t>
+      </w:r>
+    </w:p>
+    <w:p>
+      <w:r>
+        <w:t>________________________________________________________________</w:t>
+      </w:r>
+    </w:p>
+    <w:p>
+      <w:r>
+        <w:t>________________________________________________________________</w:t>
+      </w:r>
+    </w:p>
+    <w:p>
+      <w:r>
+        <w:t>________________________________________________________________</w:t>
+      </w:r>
+    </w:p>
+    <w:p>
+      <w:r>
+        <w:t>________________________________________________________________</w:t>
+      </w:r>
+    </w:p>
+    <w:p>
+      <w:r>
+        <w:t>________________________________________________________________</w:t>
+      </w:r>
+    </w:p>
+    <w:p>
+      <w:r>
+        <w:t>________________________________________________________________</w:t>
+      </w:r>
+    </w:p>
+    <w:p>
+      <w:pPr>
+        <w:pStyle w:val="Heading1"/>
+      </w:pPr>
+      <w:r>
+        <w:t>13. W2 · Judge correctness from outcomes</w:t>
+      </w:r>
+    </w:p>
+    <w:p>
+      <w:r>
+        <w:t>Use the supplied reference cases and retain the unassessed case.</w:t>
+      </w:r>
+    </w:p>
+    <w:p>
+      <w:pPr>
+        <w:pStyle w:val="Heading2"/>
+      </w:pPr>
+      <w:r>
+        <w:t>Your evidence record</w:t>
+      </w:r>
+    </w:p>
+    <w:p>
+      <w:pPr>
+        <w:pStyle w:val="ListBullet"/>
+      </w:pPr>
+      <w:r>
+        <w:t>Reference cases: A predicts far with a stated 90 percent probability; the verified outcome is near. B predicts near with a stated 60 percent probability; the verified outcome is near. C predicts far with a stated 90 percent probability; its outcome is unavailable. These are fictional claims and checking records, not validated probability estimates.</w:t>
+      </w:r>
+    </w:p>
+    <w:p>
+      <w:pPr>
+        <w:pStyle w:val="ListBullet"/>
+      </w:pPr>
+      <w:r>
+        <w:t>Use cases A, B and C from the lesson table. State which is correct, incorrect and unassessed. Explain why ordering them by confidence cannot replace checking their outcomes.</w:t>
+      </w:r>
+    </w:p>
+    <w:p>
+      <w:pPr>
+        <w:pStyle w:val="Heading3"/>
+      </w:pPr>
+      <w:r>
+        <w:t>My reasoning and evidence</w:t>
+      </w:r>
+    </w:p>
+    <w:p>
+      <w:r>
+        <w:t>________________________________________________________________</w:t>
+      </w:r>
+    </w:p>
+    <w:p>
+      <w:r>
+        <w:t>________________________________________________________________</w:t>
+      </w:r>
+    </w:p>
+    <w:p>
+      <w:r>
+        <w:t>________________________________________________________________</w:t>
+      </w:r>
+    </w:p>
+    <w:p>
+      <w:r>
+        <w:t>________________________________________________________________</w:t>
+      </w:r>
+    </w:p>
+    <w:p>
+      <w:r>
+        <w:t>________________________________________________________________</w:t>
+      </w:r>
+    </w:p>
+    <w:p>
+      <w:r>
+        <w:t>________________________________________________________________</w:t>
+      </w:r>
+    </w:p>
+    <w:p>
+      <w:pPr>
+        <w:pStyle w:val="Heading1"/>
+      </w:pPr>
+      <w:r>
+        <w:t>14. W3 · Compare a claim with observed frequency</w:t>
+      </w:r>
+    </w:p>
+    <w:p>
+      <w:r>
+        <w:t>Keep the reported probability and five-of-ten result separate.</w:t>
+      </w:r>
+    </w:p>
+    <w:p>
+      <w:pPr>
+        <w:pStyle w:val="Heading2"/>
+      </w:pPr>
+      <w:r>
+        <w:t>Your evidence record</w:t>
+      </w:r>
+    </w:p>
+    <w:p>
+      <w:pPr>
+        <w:pStyle w:val="ListBullet"/>
+      </w:pPr>
+      <w:r>
+        <w:t>Ten predictions each claim an 80 percent probability that their chosen category is correct. Five later prove correct and five incorrect. State the claimed probability and observed fraction separately. Does this prove every future prediction will be wrong, or that each next prediction has exactly a 50 percent chance? Explain.</w:t>
+      </w:r>
+    </w:p>
+    <w:p>
+      <w:pPr>
+        <w:pStyle w:val="Heading3"/>
+      </w:pPr>
+      <w:r>
+        <w:t>My reasoning and evidence</w:t>
+      </w:r>
+    </w:p>
+    <w:p>
+      <w:r>
+        <w:t>________________________________________________________________</w:t>
+      </w:r>
+    </w:p>
+    <w:p>
+      <w:r>
+        <w:t>________________________________________________________________</w:t>
+      </w:r>
+    </w:p>
+    <w:p>
+      <w:r>
+        <w:t>________________________________________________________________</w:t>
+      </w:r>
+    </w:p>
+    <w:p>
+      <w:r>
+        <w:t>________________________________________________________________</w:t>
+      </w:r>
+    </w:p>
+    <w:p>
+      <w:r>
+        <w:t>________________________________________________________________</w:t>
+      </w:r>
+    </w:p>
+    <w:p>
+      <w:r>
+        <w:t>________________________________________________________________</w:t>
+      </w:r>
+    </w:p>
+    <w:p>
+      <w:pPr>
+        <w:pStyle w:val="Heading1"/>
+      </w:pPr>
+      <w:r>
+        <w:t>16. W5 · Reject duplicated predictions as new evidence</w:t>
+      </w:r>
+    </w:p>
+    <w:p>
+      <w:r>
+        <w:t>Request actual new relevant outcomes rather than more copies of a claim.</w:t>
+      </w:r>
+    </w:p>
+    <w:p>
+      <w:pPr>
+        <w:pStyle w:val="Heading2"/>
+      </w:pPr>
+      <w:r>
+        <w:t>Your evidence record</w:t>
+      </w:r>
+    </w:p>
+    <w:p>
+      <w:pPr>
+        <w:pStyle w:val="ListBullet"/>
+      </w:pPr>
+      <w:r>
+        <w:t>A learner copies the same 90 percent prediction into ten rows and calls this ten independent tests. No new outcomes were obtained. Explain why the evidence has not grown and propose a useful check.</w:t>
+      </w:r>
+    </w:p>
+    <w:p>
+      <w:pPr>
+        <w:pStyle w:val="Heading3"/>
+      </w:pPr>
+      <w:r>
+        <w:t>My reasoning and evidence</w:t>
+      </w:r>
+    </w:p>
+    <w:p>
+      <w:r>
+        <w:t>________________________________________________________________</w:t>
+      </w:r>
+    </w:p>
+    <w:p>
+      <w:r>
+        <w:t>________________________________________________________________</w:t>
+      </w:r>
+    </w:p>
+    <w:p>
+      <w:r>
+        <w:t>________________________________________________________________</w:t>
+      </w:r>
+    </w:p>
+    <w:p>
+      <w:r>
+        <w:t>________________________________________________________________</w:t>
+      </w:r>
+    </w:p>
+    <w:p>
+      <w:r>
+        <w:t>________________________________________________________________</w:t>
+      </w:r>
+    </w:p>
+    <w:p>
+      <w:r>
+        <w:t>________________________________________________________________</w:t>
+      </w:r>
+    </w:p>
+    <w:p>
+      <w:pPr>
+        <w:pStyle w:val="Heading1"/>
+      </w:pPr>
+      <w:r>
+        <w:t>04. W4 · Audit a different probability claim</w:t>
+      </w:r>
+    </w:p>
+    <w:p>
+      <w:r>
+        <w:t>Keep one first attempt before hints or feedback.</w:t>
+      </w:r>
+    </w:p>
+    <w:p>
+      <w:pPr>
+        <w:pStyle w:val="Heading2"/>
+      </w:pPr>
+      <w:r>
+        <w:t>Read and explain independently</w:t>
       </w:r>
     </w:p>
     <w:p>
@@ -41,181 +497,7 @@
         <w:rPr>
           <w:b w:val="0"/>
         </w:rPr>
-        <w:t>Try the recall before opening notes. Then use a different colour or a labelled second line to correct your explanation.</w:t>
-      </w:r>
-    </w:p>
-    <w:p>
-      <w:pPr>
-        <w:pStyle w:val="Heading3"/>
-      </w:pPr>
-      <w:r>
-        <w:t>Prediction Is Not Fact</w:t>
-      </w:r>
-    </w:p>
-    <w:p>
-      <w:pPr>
-        <w:spacing w:line="336" w:lineRule="auto" w:after="180"/>
-      </w:pPr>
-      <w:r>
-        <w:rPr>
-          <w:b w:val="0"/>
-        </w:rPr>
-        <w:t xml:space="preserve">Without opening the old lesson, explain one key idea from </w:t>
-      </w:r>
-      <w:r>
-        <w:rPr>
-          <w:b/>
-        </w:rPr>
-        <w:t>Prediction</w:t>
-      </w:r>
-      <w:r>
-        <w:rPr>
-          <w:b w:val="0"/>
-        </w:rPr>
-        <w:t xml:space="preserve"> Is Not Fact. Give an example and a mistake that the idea helps you avoid.</w:t>
-      </w:r>
-    </w:p>
-    <w:p>
-      <w:pPr>
-        <w:pStyle w:val="Heading3"/>
-      </w:pPr>
-      <w:r>
-        <w:t>My remembered idea, example and correction</w:t>
-      </w:r>
-    </w:p>
-    <w:p>
-      <w:r>
-        <w:t>________________________________________________________________</w:t>
-      </w:r>
-    </w:p>
-    <w:p>
-      <w:r>
-        <w:t>________________________________________________________________</w:t>
-      </w:r>
-    </w:p>
-    <w:p>
-      <w:r>
-        <w:t>________________________________________________________________</w:t>
-      </w:r>
-    </w:p>
-    <w:p>
-      <w:pPr>
-        <w:pStyle w:val="Heading3"/>
-      </w:pPr>
-      <w:r>
-        <w:t>Save New Examples for Testing</w:t>
-      </w:r>
-    </w:p>
-    <w:p>
-      <w:pPr>
-        <w:spacing w:line="336" w:lineRule="auto" w:after="180"/>
-      </w:pPr>
-      <w:r>
-        <w:rPr>
-          <w:b w:val="0"/>
-        </w:rPr>
-        <w:t>Without opening the old lesson, explain one key idea from Save New Examples for Testing. Give an example and a mistake that the idea helps you avoid.</w:t>
-      </w:r>
-    </w:p>
-    <w:p>
-      <w:pPr>
-        <w:pStyle w:val="Heading3"/>
-      </w:pPr>
-      <w:r>
-        <w:t>My remembered idea, example and correction</w:t>
-      </w:r>
-    </w:p>
-    <w:p>
-      <w:r>
-        <w:t>________________________________________________________________</w:t>
-      </w:r>
-    </w:p>
-    <w:p>
-      <w:r>
-        <w:t>________________________________________________________________</w:t>
-      </w:r>
-    </w:p>
-    <w:p>
-      <w:r>
-        <w:t>________________________________________________________________</w:t>
-      </w:r>
-    </w:p>
-    <w:p>
-      <w:pPr>
-        <w:pStyle w:val="Heading3"/>
-      </w:pPr>
-      <w:r>
-        <w:t>Debug the Cause</w:t>
-      </w:r>
-    </w:p>
-    <w:p>
-      <w:pPr>
-        <w:spacing w:line="336" w:lineRule="auto" w:after="180"/>
-      </w:pPr>
-      <w:r>
-        <w:rPr>
-          <w:b w:val="0"/>
-        </w:rPr>
-        <w:t>Without opening the old lesson, explain one key idea from Debug the Cause. Give an example and a mistake that the idea helps you avoid.</w:t>
-      </w:r>
-    </w:p>
-    <w:p>
-      <w:pPr>
-        <w:pStyle w:val="Heading3"/>
-      </w:pPr>
-      <w:r>
-        <w:t>My remembered idea, example and correction</w:t>
-      </w:r>
-    </w:p>
-    <w:p>
-      <w:r>
-        <w:t>________________________________________________________________</w:t>
-      </w:r>
-    </w:p>
-    <w:p>
-      <w:r>
-        <w:t>________________________________________________________________</w:t>
-      </w:r>
-    </w:p>
-    <w:p>
-      <w:r>
-        <w:t>________________________________________________________________</w:t>
-      </w:r>
-    </w:p>
-    <w:p>
-      <w:pPr>
-        <w:pStyle w:val="Heading1"/>
-      </w:pPr>
-      <w:r>
-        <w:t>02. Practise with fading help</w:t>
-      </w:r>
-    </w:p>
-    <w:p>
-      <w:r>
-        <w:t>Complete the supported Confidence Is Not Correctness trace and record the first step you can explain without help.</w:t>
-      </w:r>
-    </w:p>
-    <w:p>
-      <w:pPr>
-        <w:spacing w:line="336" w:lineRule="auto" w:after="180"/>
-      </w:pPr>
-      <w:r>
-        <w:rPr>
-          <w:b w:val="0"/>
-        </w:rPr>
-        <w:t xml:space="preserve">Use W2: Judge cases using outcomes for </w:t>
-      </w:r>
-      <w:r>
-        <w:rPr>
-          <w:b/>
-        </w:rPr>
-        <w:t>Confidence</w:t>
-      </w:r>
-      <w:r>
-        <w:rPr>
-          <w:b w:val="0"/>
-        </w:rPr>
-        <w:t xml:space="preserve"> and </w:t>
+        <w:t xml:space="preserve">A fictional leaf sorter claims a 75 percent probability of </w:t>
       </w:r>
       <w:r>
         <w:rPr>
@@ -227,252 +509,6 @@
         <w:rPr>
           <w:b w:val="0"/>
         </w:rPr>
-        <w:t>. Record the answer once; the lesson and workbook refer to the same attempt.</w:t>
-      </w:r>
-    </w:p>
-    <w:tbl>
-      <w:tblPr>
-        <w:tblStyle w:val="LightShading-Accent1"/>
-        <w:tblW w:type="auto" w:w="0"/>
-        <w:tblLook w:firstColumn="1" w:firstRow="1" w:lastColumn="0" w:lastRow="0" w:noHBand="0" w:noVBand="1" w:val="04A0"/>
-      </w:tblPr>
-      <w:tblGrid>
-        <w:gridCol w:w="2556"/>
-        <w:gridCol w:w="2556"/>
-        <w:gridCol w:w="2556"/>
-        <w:gridCol w:w="2556"/>
-      </w:tblGrid>
-      <w:tr>
-        <w:trPr>
-          <w:tblHeader/>
-        </w:trPr>
-        <w:tc>
-          <w:tcPr>
-            <w:tcW w:type="dxa" w:w="2556"/>
-          </w:tcPr>
-          <w:p>
-            <w:r>
-              <w:t>Given inputs</w:t>
-            </w:r>
-          </w:p>
-        </w:tc>
-        <w:tc>
-          <w:tcPr>
-            <w:tcW w:type="dxa" w:w="2556"/>
-          </w:tcPr>
-          <w:p>
-            <w:r>
-              <w:t>Procedure I chose</w:t>
-            </w:r>
-          </w:p>
-        </w:tc>
-        <w:tc>
-          <w:tcPr>
-            <w:tcW w:type="dxa" w:w="2556"/>
-          </w:tcPr>
-          <w:p>
-            <w:r>
-              <w:t>Middle steps</w:t>
-            </w:r>
-          </w:p>
-        </w:tc>
-        <w:tc>
-          <w:tcPr>
-            <w:tcW w:type="dxa" w:w="2556"/>
-          </w:tcPr>
-          <w:p>
-            <w:r>
-              <w:t>Result and check</w:t>
-            </w:r>
-          </w:p>
-        </w:tc>
-      </w:tr>
-      <w:tr>
-        <w:tc>
-          <w:tcPr>
-            <w:tcW w:type="dxa" w:w="2556"/>
-          </w:tcPr>
-          <w:p>
-            <w:r/>
-          </w:p>
-        </w:tc>
-        <w:tc>
-          <w:tcPr>
-            <w:tcW w:type="dxa" w:w="2556"/>
-          </w:tcPr>
-          <w:p>
-            <w:r/>
-          </w:p>
-        </w:tc>
-        <w:tc>
-          <w:tcPr>
-            <w:tcW w:type="dxa" w:w="2556"/>
-          </w:tcPr>
-          <w:p>
-            <w:r/>
-          </w:p>
-        </w:tc>
-        <w:tc>
-          <w:tcPr>
-            <w:tcW w:type="dxa" w:w="2556"/>
-          </w:tcPr>
-          <w:p>
-            <w:r/>
-          </w:p>
-        </w:tc>
-      </w:tr>
-    </w:tbl>
-    <w:p>
-      <w:pPr>
-        <w:pStyle w:val="Heading3"/>
-      </w:pPr>
-      <w:r>
-        <w:t>The step I completed without help, and the hint I needed</w:t>
-      </w:r>
-    </w:p>
-    <w:p>
-      <w:r>
-        <w:t>________________________________________________________________</w:t>
-      </w:r>
-    </w:p>
-    <w:p>
-      <w:r>
-        <w:t>________________________________________________________________</w:t>
-      </w:r>
-    </w:p>
-    <w:p>
-      <w:r>
-        <w:t>________________________________________________________________</w:t>
-      </w:r>
-    </w:p>
-    <w:p>
-      <w:pPr>
-        <w:pStyle w:val="Heading1"/>
-      </w:pPr>
-      <w:r>
-        <w:t>03. Individual reasoning check</w:t>
-      </w:r>
-    </w:p>
-    <w:p>
-      <w:r>
-        <w:t>Check the proposed Confidence Is Not Correctness explanation against the supplied facts before discussing it.</w:t>
-      </w:r>
-    </w:p>
-    <w:p>
-      <w:pPr>
-        <w:spacing w:line="336" w:lineRule="auto" w:after="180"/>
-      </w:pPr>
-      <w:r>
-        <w:rPr>
-          <w:b w:val="0"/>
-        </w:rPr>
-        <w:t xml:space="preserve">Use the worked case for </w:t>
-      </w:r>
-      <w:r>
-        <w:rPr>
-          <w:b/>
-        </w:rPr>
-        <w:t>Confidence</w:t>
-      </w:r>
-      <w:r>
-        <w:rPr>
-          <w:b w:val="0"/>
-        </w:rPr>
-        <w:t xml:space="preserve"> and </w:t>
-      </w:r>
-      <w:r>
-        <w:rPr>
-          <w:b/>
-        </w:rPr>
-        <w:t>correctness</w:t>
-      </w:r>
-      <w:r>
-        <w:rPr>
-          <w:b w:val="0"/>
-        </w:rPr>
-        <w:t>. Proposed explanation: “An 80 point score always means an 80 percent probability”. Decide whether this explanation is supported.</w:t>
-      </w:r>
-    </w:p>
-    <w:p>
-      <w:pPr>
-        <w:spacing w:line="336" w:lineRule="auto" w:after="180"/>
-      </w:pPr>
-      <w:r>
-        <w:rPr>
-          <w:b w:val="0"/>
-        </w:rPr>
-        <w:t>Point to the step or supplied fact that decides; explain your repair if needed.</w:t>
-      </w:r>
-    </w:p>
-    <w:p>
-      <w:pPr>
-        <w:pStyle w:val="Heading3"/>
-      </w:pPr>
-      <w:r>
-        <w:t>My explanation before partner discussion</w:t>
-      </w:r>
-    </w:p>
-    <w:p>
-      <w:r>
-        <w:t>________________________________________________________________</w:t>
-      </w:r>
-    </w:p>
-    <w:p>
-      <w:r>
-        <w:t>________________________________________________________________</w:t>
-      </w:r>
-    </w:p>
-    <w:p>
-      <w:r>
-        <w:t>________________________________________________________________</w:t>
-      </w:r>
-    </w:p>
-    <w:p>
-      <w:r>
-        <w:t>________________________________________________________________</w:t>
-      </w:r>
-    </w:p>
-    <w:p>
-      <w:pPr>
-        <w:pStyle w:val="Heading1"/>
-      </w:pPr>
-      <w:r>
-        <w:t>04. Independent transfer case</w:t>
-      </w:r>
-    </w:p>
-    <w:p>
-      <w:r>
-        <w:t>Write one first attempt at the reserved independent case before feedback. Repeated copies of that case refer to the same recorded attempt.</w:t>
-      </w:r>
-    </w:p>
-    <w:p>
-      <w:pPr>
-        <w:pStyle w:val="Heading3"/>
-      </w:pPr>
-      <w:r>
-        <w:t>Independent case: Audit a different probability claim</w:t>
-      </w:r>
-    </w:p>
-    <w:p>
-      <w:pPr>
-        <w:spacing w:line="336" w:lineRule="auto" w:after="180"/>
-      </w:pPr>
-      <w:r>
-        <w:rPr>
-          <w:b w:val="0"/>
-        </w:rPr>
-        <w:t xml:space="preserve">A fictional leaf sorter claims a 75 percent probability of </w:t>
-      </w:r>
-      <w:r>
-        <w:rPr>
-          <w:b/>
-        </w:rPr>
-        <w:t>correctness</w:t>
-      </w:r>
-      <w:r>
-        <w:rPr>
-          <w:b w:val="0"/>
-        </w:rPr>
         <w:t xml:space="preserve"> for each of eight chosen labels. Later </w:t>
       </w:r>
       <w:r>
@@ -556,6 +592,14 @@
     </w:p>
     <w:p>
       <w:pPr>
+        <w:pStyle w:val="Heading2"/>
+      </w:pPr>
+      <w:r>
+        <w:t>Keep a fair record</w:t>
+      </w:r>
+    </w:p>
+    <w:p>
+      <w:pPr>
         <w:spacing w:line="336" w:lineRule="auto" w:after="180"/>
       </w:pPr>
       <w:r>
@@ -567,27 +611,73 @@
     </w:p>
     <w:p>
       <w:pPr>
+        <w:pStyle w:val="Heading2"/>
+      </w:pPr>
+      <w:r>
+        <w:t>Earlier wording, alternatives and picture transcripts · reference / check after trying</w:t>
+      </w:r>
+    </w:p>
+    <w:p>
+      <w:pPr>
+        <w:pStyle w:val="Heading3"/>
+      </w:pPr>
+      <w:r>
+        <w:t>Independent case: Audit a different probability claim</w:t>
+      </w:r>
+    </w:p>
+    <w:p>
+      <w:pPr>
         <w:pStyle w:val="Heading1"/>
       </w:pPr>
       <w:r>
-        <w:t>05. Your learning target</w:t>
-      </w:r>
-    </w:p>
-    <w:p>
-      <w:r>
-        <w:t>Connect the Confidence Is Not Correctness target to a trace and a justified conclusion.</w:t>
+        <w:t>09. Project · Keep the decision and its evidence</w:t>
+      </w:r>
+    </w:p>
+    <w:p>
+      <w:r>
+        <w:t>Add this week’s change to your existing project record.</w:t>
+      </w:r>
+    </w:p>
+    <w:p>
+      <w:pPr>
+        <w:pStyle w:val="Heading2"/>
+      </w:pPr>
+      <w:r>
+        <w:t>Your evidence record</w:t>
       </w:r>
     </w:p>
     <w:p>
       <w:pPr>
         <w:spacing w:line="336" w:lineRule="auto" w:after="180"/>
-        <w:shd w:fill="F5F1FB"/>
       </w:pPr>
       <w:r>
         <w:rPr>
           <w:b w:val="0"/>
         </w:rPr>
-        <w:t xml:space="preserve">A helper says 'definitely correct' on four answers; only two match the answer key. A cautious helper gives the same four answers. Which is more accurate? What additional </w:t>
+        <w:t xml:space="preserve">Record both the sorter's </w:t>
+      </w:r>
+      <w:r>
+        <w:rPr>
+          <w:b/>
+        </w:rPr>
+        <w:t>confidence</w:t>
+      </w:r>
+      <w:r>
+        <w:rPr>
+          <w:b w:val="0"/>
+        </w:rPr>
+        <w:t xml:space="preserve"> wording and the human-confirmed outcome; keep them in separate columns.</w:t>
+      </w:r>
+    </w:p>
+    <w:p>
+      <w:pPr>
+        <w:spacing w:line="336" w:lineRule="auto" w:after="180"/>
+      </w:pPr>
+      <w:r>
+        <w:rPr>
+          <w:b w:val="0"/>
+        </w:rPr>
+        <w:t xml:space="preserve">The project change and </w:t>
       </w:r>
       <w:r>
         <w:rPr>
@@ -599,19 +689,40 @@
         <w:rPr>
           <w:b w:val="0"/>
         </w:rPr>
-        <w:t xml:space="preserve"> would you need to compare </w:t>
-      </w:r>
-      <w:r>
-        <w:rPr>
-          <w:b/>
-        </w:rPr>
-        <w:t>confidence</w:t>
-      </w:r>
-      <w:r>
-        <w:rPr>
-          <w:b w:val="0"/>
-        </w:rPr>
-        <w:t xml:space="preserve"> quality?</w:t>
+        <w:t xml:space="preserve"> I will keep</w:t>
+      </w:r>
+    </w:p>
+    <w:p>
+      <w:pPr>
+        <w:pStyle w:val="Heading3"/>
+      </w:pPr>
+      <w:r>
+        <w:t>Write or draw your reasoning and evidence.</w:t>
+      </w:r>
+    </w:p>
+    <w:p>
+      <w:r>
+        <w:t>________________________________________________________________</w:t>
+      </w:r>
+    </w:p>
+    <w:p>
+      <w:r>
+        <w:t>________________________________________________________________</w:t>
+      </w:r>
+    </w:p>
+    <w:p>
+      <w:r>
+        <w:t>________________________________________________________________</w:t>
+      </w:r>
+    </w:p>
+    <w:p>
+      <w:r>
+        <w:t>________________________________________________________________</w:t>
+      </w:r>
+    </w:p>
+    <w:p>
+      <w:r>
+        <w:t>________________________________________________________________</w:t>
       </w:r>
     </w:p>
     <w:p>
@@ -619,1080 +730,20 @@
         <w:pStyle w:val="Heading1"/>
       </w:pPr>
       <w:r>
-        <w:t>06. Solve the given case</w:t>
-      </w:r>
-    </w:p>
-    <w:p>
-      <w:r>
-        <w:t>Solve the supplied Confidence Is Not Correctness case and show the deciding evidence.</w:t>
-      </w:r>
-    </w:p>
-    <w:p>
-      <w:pPr>
-        <w:spacing w:line="336" w:lineRule="auto" w:after="180"/>
-      </w:pPr>
-      <w:r>
-        <w:rPr>
-          <w:b w:val="0"/>
-        </w:rPr>
-        <w:t>A helper confidently labels a blurred dog photo as cat; the clear original shows a dog.</w:t>
-      </w:r>
-    </w:p>
-    <w:p>
-      <w:pPr>
-        <w:spacing w:line="336" w:lineRule="auto" w:after="180"/>
-        <w:shd w:fill="F5F1FB"/>
-      </w:pPr>
-      <w:r>
-        <w:rPr>
-          <w:b w:val="0"/>
-        </w:rPr>
-        <w:t>What does this show?</w:t>
-      </w:r>
-    </w:p>
-    <w:p>
-      <w:pPr>
-        <w:spacing w:line="336" w:lineRule="auto" w:after="180"/>
-      </w:pPr>
-      <w:r>
-        <w:rPr>
-          <w:b w:val="0"/>
-        </w:rPr>
-        <w:t xml:space="preserve">Show your trace, calculation or </w:t>
-      </w:r>
-      <w:r>
-        <w:rPr>
-          <w:b/>
-        </w:rPr>
-        <w:t>evidence</w:t>
-      </w:r>
-    </w:p>
-    <w:p>
-      <w:pPr>
-        <w:pStyle w:val="Heading3"/>
-      </w:pPr>
-      <w:r>
-        <w:t>Write or draw your reasoning and evidence.</w:t>
-      </w:r>
-    </w:p>
-    <w:p>
-      <w:r>
-        <w:t>________________________________________________________________</w:t>
-      </w:r>
-    </w:p>
-    <w:p>
-      <w:r>
-        <w:t>________________________________________________________________</w:t>
-      </w:r>
-    </w:p>
-    <w:p>
-      <w:r>
-        <w:t>________________________________________________________________</w:t>
-      </w:r>
-    </w:p>
-    <w:p>
-      <w:r>
-        <w:t>________________________________________________________________</w:t>
-      </w:r>
-    </w:p>
-    <w:p>
-      <w:r>
-        <w:t>________________________________________________________________</w:t>
-      </w:r>
-    </w:p>
-    <w:p>
-      <w:pPr>
-        <w:pStyle w:val="Heading1"/>
-      </w:pPr>
-      <w:r>
-        <w:t>07. Check a changed case</w:t>
-      </w:r>
-    </w:p>
-    <w:p>
-      <w:r>
-        <w:t>Apply the procedure to the changed case and record why the conclusion follows.</w:t>
-      </w:r>
-    </w:p>
-    <w:p>
-      <w:pPr>
-        <w:spacing w:line="336" w:lineRule="auto" w:after="180"/>
-        <w:shd w:fill="F5F1FB"/>
-      </w:pPr>
-      <w:r>
-        <w:rPr>
-          <w:b w:val="0"/>
-        </w:rPr>
-        <w:t xml:space="preserve">A sorter is very confident that a leaf is a coin, but a person checks and sees a leaf. Which determines </w:t>
-      </w:r>
-      <w:r>
-        <w:rPr>
-          <w:b/>
-        </w:rPr>
-        <w:t>correctness</w:t>
-      </w:r>
-      <w:r>
-        <w:rPr>
-          <w:b w:val="0"/>
-        </w:rPr>
-        <w:t xml:space="preserve">: </w:t>
-      </w:r>
-      <w:r>
-        <w:rPr>
-          <w:b/>
-        </w:rPr>
-        <w:t>confidence</w:t>
-      </w:r>
-      <w:r>
-        <w:rPr>
-          <w:b w:val="0"/>
-        </w:rPr>
-        <w:t xml:space="preserve"> or the checked object? Why?</w:t>
-      </w:r>
-    </w:p>
-    <w:p>
-      <w:pPr>
-        <w:spacing w:line="336" w:lineRule="auto" w:after="180"/>
-      </w:pPr>
-      <w:r>
-        <w:rPr>
-          <w:b w:val="0"/>
-        </w:rPr>
-        <w:t>My independent answer and reason</w:t>
-      </w:r>
-    </w:p>
-    <w:p>
-      <w:pPr>
-        <w:pStyle w:val="Heading3"/>
-      </w:pPr>
-      <w:r>
-        <w:t>Write or draw your reasoning and evidence.</w:t>
-      </w:r>
-    </w:p>
-    <w:p>
-      <w:r>
-        <w:t>________________________________________________________________</w:t>
-      </w:r>
-    </w:p>
-    <w:p>
-      <w:r>
-        <w:t>________________________________________________________________</w:t>
-      </w:r>
-    </w:p>
-    <w:p>
-      <w:r>
-        <w:t>________________________________________________________________</w:t>
-      </w:r>
-    </w:p>
-    <w:p>
-      <w:r>
-        <w:t>________________________________________________________________</w:t>
-      </w:r>
-    </w:p>
-    <w:p>
-      <w:r>
-        <w:t>________________________________________________________________</w:t>
-      </w:r>
-    </w:p>
-    <w:p>
-      <w:pPr>
-        <w:pStyle w:val="Heading3"/>
-      </w:pPr>
-      <w:r>
-        <w:t>Week 18 Test and reflect</w:t>
-      </w:r>
-    </w:p>
-    <w:p>
-      <w:pPr>
-        <w:pStyle w:val="Heading1"/>
-      </w:pPr>
-      <w:r>
-        <w:t>08. Design a revealing test</w:t>
-      </w:r>
-    </w:p>
-    <w:p>
-      <w:r>
-        <w:t>Specify a changed input, expected result and observation separately.</w:t>
-      </w:r>
-    </w:p>
-    <w:p>
-      <w:pPr>
-        <w:spacing w:line="336" w:lineRule="auto" w:after="180"/>
-      </w:pPr>
-      <w:r>
-        <w:rPr>
-          <w:b w:val="0"/>
-        </w:rPr>
-        <w:t xml:space="preserve">Create a changed </w:t>
-      </w:r>
-      <w:r>
-        <w:rPr>
-          <w:b/>
-        </w:rPr>
-        <w:t>input</w:t>
-      </w:r>
-      <w:r>
-        <w:rPr>
-          <w:b w:val="0"/>
-        </w:rPr>
-        <w:t>, boundary case or missing-information case. Write the expected answer or safe response before testing.</w:t>
-      </w:r>
-    </w:p>
-    <w:tbl>
-      <w:tblPr>
-        <w:tblStyle w:val="LightShading-Accent1"/>
-        <w:tblW w:type="auto" w:w="0"/>
-        <w:tblLook w:firstColumn="1" w:firstRow="1" w:lastColumn="0" w:lastRow="0" w:noHBand="0" w:noVBand="1" w:val="04A0"/>
-      </w:tblPr>
-      <w:tblGrid>
-        <w:gridCol w:w="5112"/>
-        <w:gridCol w:w="5112"/>
-      </w:tblGrid>
-      <w:tr>
-        <w:trPr>
-          <w:tblHeader/>
-        </w:trPr>
-        <w:tc>
-          <w:tcPr>
-            <w:tcW w:type="dxa" w:w="5112"/>
-          </w:tcPr>
-          <w:p>
-            <w:r>
-              <w:t>Test record</w:t>
-            </w:r>
-          </w:p>
-        </w:tc>
-        <w:tc>
-          <w:tcPr>
-            <w:tcW w:type="dxa" w:w="5112"/>
-          </w:tcPr>
-          <w:p>
-            <w:r>
-              <w:t>My evidence</w:t>
-            </w:r>
-          </w:p>
-        </w:tc>
-      </w:tr>
-      <w:tr>
-        <w:tc>
-          <w:tcPr>
-            <w:tcW w:type="dxa" w:w="5112"/>
-          </w:tcPr>
-          <w:p>
-            <w:r>
-              <w:t>Changed input or condition</w:t>
-            </w:r>
-          </w:p>
-        </w:tc>
-        <w:tc>
-          <w:tcPr>
-            <w:tcW w:type="dxa" w:w="5112"/>
-          </w:tcPr>
-          <w:p>
-            <w:r/>
-          </w:p>
-        </w:tc>
-      </w:tr>
-      <w:tr>
-        <w:tc>
-          <w:tcPr>
-            <w:tcW w:type="dxa" w:w="5112"/>
-          </w:tcPr>
-          <w:p>
-            <w:r>
-              <w:t>Expected answer or fallback</w:t>
-            </w:r>
-          </w:p>
-        </w:tc>
-        <w:tc>
-          <w:tcPr>
-            <w:tcW w:type="dxa" w:w="5112"/>
-          </w:tcPr>
-          <w:p>
-            <w:r/>
-          </w:p>
-        </w:tc>
-      </w:tr>
-      <w:tr>
-        <w:tc>
-          <w:tcPr>
-            <w:tcW w:type="dxa" w:w="5112"/>
-          </w:tcPr>
-          <w:p>
-            <w:r>
-              <w:t>Observed result</w:t>
-            </w:r>
-          </w:p>
-        </w:tc>
-        <w:tc>
-          <w:tcPr>
-            <w:tcW w:type="dxa" w:w="5112"/>
-          </w:tcPr>
-          <w:p>
-            <w:r/>
-          </w:p>
-        </w:tc>
-      </w:tr>
-      <w:tr>
-        <w:tc>
-          <w:tcPr>
-            <w:tcW w:type="dxa" w:w="5112"/>
-          </w:tcPr>
-          <w:p>
-            <w:r>
-              <w:t>Why the result occurred</w:t>
-            </w:r>
-          </w:p>
-        </w:tc>
-        <w:tc>
-          <w:tcPr>
-            <w:tcW w:type="dxa" w:w="5112"/>
-          </w:tcPr>
-          <w:p>
-            <w:r/>
-          </w:p>
-        </w:tc>
-      </w:tr>
-    </w:tbl>
-    <w:p>
-      <w:pPr>
-        <w:pStyle w:val="Heading1"/>
-      </w:pPr>
-      <w:r>
-        <w:t>09. Project checkpoint</w:t>
-      </w:r>
-    </w:p>
-    <w:p>
-      <w:r>
-        <w:t>Justify what Confidence Is Not Correctness adds to Helpful Classroom Sorter and keep the evidence.</w:t>
-      </w:r>
-    </w:p>
-    <w:p>
-      <w:pPr>
-        <w:spacing w:line="336" w:lineRule="auto" w:after="180"/>
-      </w:pPr>
-      <w:r>
-        <w:rPr>
-          <w:b w:val="0"/>
-        </w:rPr>
-        <w:t xml:space="preserve">Record both the sorter's </w:t>
-      </w:r>
-      <w:r>
-        <w:rPr>
-          <w:b/>
-        </w:rPr>
-        <w:t>confidence</w:t>
-      </w:r>
-      <w:r>
-        <w:rPr>
-          <w:b w:val="0"/>
-        </w:rPr>
-        <w:t xml:space="preserve"> wording and the human-confirmed outcome; keep them in separate columns.</w:t>
-      </w:r>
-    </w:p>
-    <w:p>
-      <w:pPr>
-        <w:spacing w:line="336" w:lineRule="auto" w:after="180"/>
-      </w:pPr>
-      <w:r>
-        <w:rPr>
-          <w:b w:val="0"/>
-        </w:rPr>
-        <w:t xml:space="preserve">The project change and </w:t>
-      </w:r>
-      <w:r>
-        <w:rPr>
-          <w:b/>
-        </w:rPr>
-        <w:t>evidence</w:t>
-      </w:r>
-      <w:r>
-        <w:rPr>
-          <w:b w:val="0"/>
-        </w:rPr>
-        <w:t xml:space="preserve"> I will keep</w:t>
-      </w:r>
-    </w:p>
-    <w:p>
-      <w:pPr>
-        <w:pStyle w:val="Heading3"/>
-      </w:pPr>
-      <w:r>
-        <w:t>Write or draw your reasoning and evidence.</w:t>
-      </w:r>
-    </w:p>
-    <w:p>
-      <w:r>
-        <w:t>________________________________________________________________</w:t>
-      </w:r>
-    </w:p>
-    <w:p>
-      <w:r>
-        <w:t>________________________________________________________________</w:t>
-      </w:r>
-    </w:p>
-    <w:p>
-      <w:r>
-        <w:t>________________________________________________________________</w:t>
-      </w:r>
-    </w:p>
-    <w:p>
-      <w:r>
-        <w:t>________________________________________________________________</w:t>
-      </w:r>
-    </w:p>
-    <w:p>
-      <w:r>
-        <w:t>________________________________________________________________</w:t>
-      </w:r>
-    </w:p>
-    <w:p>
-      <w:pPr>
-        <w:pStyle w:val="Heading1"/>
-      </w:pPr>
-      <w:r>
-        <w:t>10. Self check</w:t>
-      </w:r>
-    </w:p>
-    <w:p>
-      <w:r>
-        <w:t>Judge explanation, evidence, transfer and limits separately; attach the work behind your judgement.</w:t>
-      </w:r>
-    </w:p>
-    <w:p>
-      <w:pPr>
-        <w:pStyle w:val="ListBullet"/>
-      </w:pPr>
-      <w:r>
-        <w:t>I can explain the mechanism.</w:t>
-      </w:r>
-    </w:p>
-    <w:p>
-      <w:pPr>
-        <w:pStyle w:val="ListBullet"/>
-      </w:pPr>
-      <w:r>
-        <w:t>I can show evidence.</w:t>
-      </w:r>
-    </w:p>
-    <w:p>
-      <w:pPr>
-        <w:pStyle w:val="ListBullet"/>
-      </w:pPr>
-      <w:r>
-        <w:t>I can handle a changed case.</w:t>
-      </w:r>
-    </w:p>
-    <w:p>
-      <w:pPr>
-        <w:pStyle w:val="ListBullet"/>
-      </w:pPr>
-      <w:r>
-        <w:t>I can name a limit.</w:t>
-      </w:r>
-    </w:p>
-    <w:p>
-      <w:r>
-        <w:t>Mark each as not yet, with help or independently, and attach supporting work.</w:t>
-      </w:r>
-    </w:p>
-    <w:p>
-      <w:pPr>
-        <w:spacing w:line="336" w:lineRule="auto" w:after="180"/>
-      </w:pPr>
-      <w:r>
-        <w:rPr>
-          <w:b w:val="0"/>
-        </w:rPr>
-        <w:t>Teacher review ____________________  Next step ____________________</w:t>
-      </w:r>
-    </w:p>
-    <w:p>
-      <w:pPr>
-        <w:pStyle w:val="Heading1"/>
-      </w:pPr>
-      <w:r>
-        <w:t>11. Transfer practice from the original programme</w:t>
-      </w:r>
-    </w:p>
-    <w:p>
-      <w:r>
-        <w:t>Use this earlier case as transfer practice. A case already discussed with feedback is not fresh assessment evidence.</w:t>
-      </w:r>
-    </w:p>
-    <w:p>
-      <w:pPr>
-        <w:spacing w:line="336" w:lineRule="auto" w:after="180"/>
-        <w:shd w:fill="F5F1FB"/>
-      </w:pPr>
-      <w:r>
-        <w:rPr>
-          <w:b w:val="0"/>
-        </w:rPr>
-        <w:t xml:space="preserve">A helper says 'definitely correct' on four answers; only two match the answer key. A cautious helper gives the same four answers. Which is more accurate? What additional </w:t>
-      </w:r>
-      <w:r>
-        <w:rPr>
-          <w:b/>
-        </w:rPr>
-        <w:t>evidence</w:t>
-      </w:r>
-      <w:r>
-        <w:rPr>
-          <w:b w:val="0"/>
-        </w:rPr>
-        <w:t xml:space="preserve"> would you need to compare </w:t>
-      </w:r>
-      <w:r>
-        <w:rPr>
-          <w:b/>
-        </w:rPr>
-        <w:t>confidence</w:t>
-      </w:r>
-      <w:r>
-        <w:rPr>
-          <w:b w:val="0"/>
-        </w:rPr>
-        <w:t xml:space="preserve"> quality?</w:t>
-      </w:r>
-    </w:p>
-    <w:p>
-      <w:pPr>
-        <w:pStyle w:val="Heading3"/>
-      </w:pPr>
-      <w:r>
-        <w:t>My independently reasoned answer</w:t>
-      </w:r>
-    </w:p>
-    <w:p>
-      <w:r>
-        <w:t>________________________________________________________________</w:t>
-      </w:r>
-    </w:p>
-    <w:p>
-      <w:r>
-        <w:t>________________________________________________________________</w:t>
-      </w:r>
-    </w:p>
-    <w:p>
-      <w:r>
-        <w:t>________________________________________________________________</w:t>
-      </w:r>
-    </w:p>
-    <w:p>
-      <w:r>
-        <w:t>________________________________________________________________</w:t>
-      </w:r>
-    </w:p>
-    <w:p>
-      <w:r>
-        <w:t>________________________________________________________________</w:t>
-      </w:r>
-    </w:p>
-    <w:p>
-      <w:r>
-        <w:t>________________________________________________________________</w:t>
-      </w:r>
-    </w:p>
-    <w:p>
-      <w:r>
-        <w:t>________________________________________________________________</w:t>
-      </w:r>
-    </w:p>
-    <w:p>
-      <w:pPr>
-        <w:spacing w:line="336" w:lineRule="auto" w:after="180"/>
-      </w:pPr>
-      <w:r>
-        <w:rPr>
-          <w:b w:val="0"/>
-        </w:rPr>
-        <w:t>Record support used: none, hint or teacher explanation.</w:t>
-      </w:r>
-    </w:p>
-    <w:p>
-      <w:pPr>
-        <w:pStyle w:val="Heading1"/>
-      </w:pPr>
-      <w:r>
-        <w:t>12. W1 Read the score definition</w:t>
-      </w:r>
-    </w:p>
-    <w:p>
-      <w:r>
-        <w:t>Read the score definition. Apply the supplied Confidence Is Not Correctness facts and keep your reasoning.</w:t>
-      </w:r>
-    </w:p>
-    <w:p>
-      <w:pPr>
-        <w:spacing w:line="336" w:lineRule="auto" w:after="180"/>
-      </w:pPr>
-      <w:r>
-        <w:rPr>
-          <w:b w:val="0"/>
-        </w:rPr>
-        <w:t xml:space="preserve">A card sorter gives a match score of 80 out of 100 points. Its documentation says the score counts weighted feature matches and is not a probability. A learner calls this an 80 percent chance of </w:t>
-      </w:r>
-      <w:r>
-        <w:rPr>
-          <w:b/>
-        </w:rPr>
-        <w:t>correctness</w:t>
-      </w:r>
-      <w:r>
-        <w:rPr>
-          <w:b w:val="0"/>
-        </w:rPr>
-        <w:t>.</w:t>
-      </w:r>
-    </w:p>
-    <w:p>
-      <w:pPr>
-        <w:spacing w:line="336" w:lineRule="auto" w:after="180"/>
-      </w:pPr>
-      <w:r>
-        <w:rPr>
-          <w:b w:val="0"/>
-        </w:rPr>
-        <w:t>Explain the error and write an accurate description.</w:t>
-      </w:r>
-    </w:p>
-    <w:p>
-      <w:pPr>
-        <w:pStyle w:val="Heading3"/>
-      </w:pPr>
-      <w:r>
-        <w:t>My reasoning and evidence</w:t>
-      </w:r>
-    </w:p>
-    <w:p>
-      <w:r>
-        <w:t>________________________________________________________________</w:t>
-      </w:r>
-    </w:p>
-    <w:p>
-      <w:r>
-        <w:t>________________________________________________________________</w:t>
-      </w:r>
-    </w:p>
-    <w:p>
-      <w:r>
-        <w:t>________________________________________________________________</w:t>
-      </w:r>
-    </w:p>
-    <w:p>
-      <w:r>
-        <w:t>________________________________________________________________</w:t>
-      </w:r>
-    </w:p>
-    <w:p>
-      <w:r>
-        <w:t>________________________________________________________________</w:t>
-      </w:r>
-    </w:p>
-    <w:p>
-      <w:r>
-        <w:t>________________________________________________________________</w:t>
-      </w:r>
-    </w:p>
-    <w:p>
-      <w:pPr>
-        <w:pStyle w:val="Heading1"/>
-      </w:pPr>
-      <w:r>
-        <w:t>13. W2 Judge cases using outcomes</w:t>
-      </w:r>
-    </w:p>
-    <w:p>
-      <w:r>
-        <w:t>Judge cases using outcomes. Apply the supplied Confidence Is Not Correctness facts and keep your reasoning.</w:t>
-      </w:r>
-    </w:p>
-    <w:p>
-      <w:pPr>
-        <w:spacing w:line="336" w:lineRule="auto" w:after="180"/>
-      </w:pPr>
-      <w:r>
-        <w:rPr>
-          <w:b w:val="0"/>
-        </w:rPr>
-        <w:t xml:space="preserve">Use cases A, B and C from the lesson table. State which is correct, incorrect and unassessed. Explain why ordering them by </w:t>
-      </w:r>
-      <w:r>
-        <w:rPr>
-          <w:b/>
-        </w:rPr>
-        <w:t>confidence</w:t>
-      </w:r>
-      <w:r>
-        <w:rPr>
-          <w:b w:val="0"/>
-        </w:rPr>
-        <w:t xml:space="preserve"> cannot replace checking their outcomes.</w:t>
-      </w:r>
-    </w:p>
-    <w:p>
-      <w:pPr>
-        <w:pStyle w:val="Heading3"/>
-      </w:pPr>
-      <w:r>
-        <w:t>My reasoning and evidence</w:t>
-      </w:r>
-    </w:p>
-    <w:p>
-      <w:r>
-        <w:t>________________________________________________________________</w:t>
-      </w:r>
-    </w:p>
-    <w:p>
-      <w:r>
-        <w:t>________________________________________________________________</w:t>
-      </w:r>
-    </w:p>
-    <w:p>
-      <w:r>
-        <w:t>________________________________________________________________</w:t>
-      </w:r>
-    </w:p>
-    <w:p>
-      <w:r>
-        <w:t>________________________________________________________________</w:t>
-      </w:r>
-    </w:p>
-    <w:p>
-      <w:r>
-        <w:t>________________________________________________________________</w:t>
-      </w:r>
-    </w:p>
-    <w:p>
-      <w:r>
-        <w:t>________________________________________________________________</w:t>
-      </w:r>
-    </w:p>
-    <w:p>
-      <w:pPr>
-        <w:pStyle w:val="Heading1"/>
-      </w:pPr>
-      <w:r>
-        <w:t>14. W3 Interpret a small group carefully</w:t>
-      </w:r>
-    </w:p>
-    <w:p>
-      <w:r>
-        <w:t>Interpret a small group carefully. Apply the supplied Confidence Is Not Correctness facts and keep your reasoning.</w:t>
-      </w:r>
-    </w:p>
-    <w:p>
-      <w:pPr>
-        <w:spacing w:line="336" w:lineRule="auto" w:after="180"/>
-      </w:pPr>
-      <w:r>
-        <w:rPr>
-          <w:b w:val="0"/>
-        </w:rPr>
-        <w:t xml:space="preserve">Ten </w:t>
-      </w:r>
-      <w:r>
-        <w:rPr>
-          <w:b/>
-        </w:rPr>
-        <w:t>prediction</w:t>
-      </w:r>
-      <w:r>
-        <w:rPr>
-          <w:b w:val="0"/>
-        </w:rPr>
-        <w:t>s each claim an 80 percent probability that their chosen category is correct. Five later prove correct and five incorrect. State the claimed probability and observed fraction separately.</w:t>
-      </w:r>
-    </w:p>
-    <w:p>
-      <w:pPr>
-        <w:spacing w:line="336" w:lineRule="auto" w:after="180"/>
-      </w:pPr>
-      <w:r>
-        <w:rPr>
-          <w:b w:val="0"/>
-        </w:rPr>
-        <w:t xml:space="preserve">Does this prove every future </w:t>
-      </w:r>
-      <w:r>
-        <w:rPr>
-          <w:b/>
-        </w:rPr>
-        <w:t>prediction</w:t>
-      </w:r>
-      <w:r>
-        <w:rPr>
-          <w:b w:val="0"/>
-        </w:rPr>
-        <w:t xml:space="preserve"> will be wrong, or that each next </w:t>
-      </w:r>
-      <w:r>
-        <w:rPr>
-          <w:b/>
-        </w:rPr>
-        <w:t>prediction</w:t>
-      </w:r>
-      <w:r>
-        <w:rPr>
-          <w:b w:val="0"/>
-        </w:rPr>
-        <w:t xml:space="preserve"> has exactly a 50 percent chance? Explain.</w:t>
-      </w:r>
-    </w:p>
-    <w:p>
-      <w:pPr>
-        <w:pStyle w:val="Heading3"/>
-      </w:pPr>
-      <w:r>
-        <w:t>My reasoning and evidence</w:t>
-      </w:r>
-    </w:p>
-    <w:p>
-      <w:r>
-        <w:t>________________________________________________________________</w:t>
-      </w:r>
-    </w:p>
-    <w:p>
-      <w:r>
-        <w:t>________________________________________________________________</w:t>
-      </w:r>
-    </w:p>
-    <w:p>
-      <w:r>
-        <w:t>________________________________________________________________</w:t>
-      </w:r>
-    </w:p>
-    <w:p>
-      <w:r>
-        <w:t>________________________________________________________________</w:t>
-      </w:r>
-    </w:p>
-    <w:p>
-      <w:r>
-        <w:t>________________________________________________________________</w:t>
-      </w:r>
-    </w:p>
-    <w:p>
-      <w:r>
-        <w:t>________________________________________________________________</w:t>
-      </w:r>
-    </w:p>
-    <w:p>
-      <w:pPr>
-        <w:pStyle w:val="Heading1"/>
-      </w:pPr>
-      <w:r>
-        <w:t>15. W4 Audit a different probability claim</w:t>
-      </w:r>
-    </w:p>
-    <w:p>
-      <w:r>
-        <w:t>Attempt before feedback. If this repeats the selected independent case, reuse that first attempt; otherwise keep a separate record. Audit a different probability claim. Apply the supplied Confidence Is Not Correctness facts and keep your reasoning.</w:t>
-      </w:r>
-    </w:p>
-    <w:p>
-      <w:pPr>
-        <w:spacing w:line="336" w:lineRule="auto" w:after="180"/>
-      </w:pPr>
-      <w:r>
-        <w:rPr>
-          <w:b w:val="0"/>
-        </w:rPr>
-        <w:t xml:space="preserve">A fictional leaf sorter claims a 75 percent probability of </w:t>
-      </w:r>
-      <w:r>
-        <w:rPr>
-          <w:b/>
-        </w:rPr>
-        <w:t>correctness</w:t>
-      </w:r>
-      <w:r>
-        <w:rPr>
-          <w:b w:val="0"/>
-        </w:rPr>
-        <w:t xml:space="preserve"> for each of eight chosen labels. Later </w:t>
-      </w:r>
-      <w:r>
-        <w:rPr>
-          <w:b/>
-        </w:rPr>
-        <w:t>evidence</w:t>
-      </w:r>
-      <w:r>
-        <w:rPr>
-          <w:b w:val="0"/>
-        </w:rPr>
-        <w:t xml:space="preserve"> establishes six correct labels, one incorrect label and one missing outcome.</w:t>
-      </w:r>
-    </w:p>
-    <w:p>
-      <w:pPr>
-        <w:spacing w:line="336" w:lineRule="auto" w:after="180"/>
-      </w:pPr>
-      <w:r>
-        <w:rPr>
-          <w:b w:val="0"/>
-        </w:rPr>
-        <w:t xml:space="preserve">A report says six out of eight proves perfect </w:t>
-      </w:r>
-      <w:r>
-        <w:rPr>
-          <w:b/>
-        </w:rPr>
-        <w:t>calibration</w:t>
-      </w:r>
-      <w:r>
-        <w:rPr>
-          <w:b w:val="0"/>
-        </w:rPr>
-        <w:t xml:space="preserve"> and guarantees the next label. Repair the report, state the assessed and unassessed counts, and describe a better follow-up check.</w:t>
-      </w:r>
-    </w:p>
-    <w:p>
-      <w:pPr>
-        <w:pStyle w:val="Heading3"/>
-      </w:pPr>
-      <w:r>
-        <w:t>My reasoning and evidence</w:t>
-      </w:r>
-    </w:p>
-    <w:p>
-      <w:r>
-        <w:t>________________________________________________________________</w:t>
-      </w:r>
-    </w:p>
-    <w:p>
-      <w:r>
-        <w:t>________________________________________________________________</w:t>
-      </w:r>
-    </w:p>
-    <w:p>
-      <w:r>
-        <w:t>________________________________________________________________</w:t>
-      </w:r>
-    </w:p>
-    <w:p>
-      <w:r>
-        <w:t>________________________________________________________________</w:t>
-      </w:r>
-    </w:p>
-    <w:p>
-      <w:r>
-        <w:t>________________________________________________________________</w:t>
-      </w:r>
-    </w:p>
-    <w:p>
-      <w:r>
-        <w:t>________________________________________________________________</w:t>
-      </w:r>
-    </w:p>
-    <w:p>
-      <w:r>
-        <w:t>________________________________________________________________</w:t>
-      </w:r>
-    </w:p>
-    <w:p>
-      <w:r>
-        <w:t>________________________________________________________________</w:t>
-      </w:r>
-    </w:p>
-    <w:p>
-      <w:pPr>
-        <w:pStyle w:val="Heading1"/>
-      </w:pPr>
-      <w:r>
-        <w:t>16. W5 Keep repetition separate from evidence</w:t>
-      </w:r>
-    </w:p>
-    <w:p>
-      <w:r>
-        <w:t>Keep repetition separate from evidence. Apply the supplied Confidence Is Not Correctness facts and keep your reasoning.</w:t>
-      </w:r>
-    </w:p>
-    <w:p>
-      <w:pPr>
-        <w:spacing w:line="336" w:lineRule="auto" w:after="180"/>
-      </w:pPr>
-      <w:r>
-        <w:rPr>
-          <w:b w:val="0"/>
-        </w:rPr>
-        <w:t xml:space="preserve">A learner copies the same 90 percent </w:t>
-      </w:r>
-      <w:r>
-        <w:rPr>
-          <w:b/>
-        </w:rPr>
-        <w:t>prediction</w:t>
-      </w:r>
-      <w:r>
-        <w:rPr>
-          <w:b w:val="0"/>
-        </w:rPr>
-        <w:t xml:space="preserve"> into ten rows and calls this ten independent tests. No new outcomes were obtained. Explain why the </w:t>
-      </w:r>
-      <w:r>
-        <w:rPr>
-          <w:b/>
-        </w:rPr>
-        <w:t>evidence</w:t>
-      </w:r>
-      <w:r>
-        <w:rPr>
-          <w:b w:val="0"/>
-        </w:rPr>
-        <w:t xml:space="preserve"> has not grown and propose a useful check.</w:t>
-      </w:r>
-    </w:p>
-    <w:p>
-      <w:pPr>
-        <w:pStyle w:val="Heading3"/>
-      </w:pPr>
-      <w:r>
-        <w:t>My reasoning and evidence</w:t>
-      </w:r>
-    </w:p>
-    <w:p>
-      <w:r>
-        <w:t>________________________________________________________________</w:t>
-      </w:r>
-    </w:p>
-    <w:p>
-      <w:r>
-        <w:t>________________________________________________________________</w:t>
-      </w:r>
-    </w:p>
-    <w:p>
-      <w:r>
-        <w:t>________________________________________________________________</w:t>
-      </w:r>
-    </w:p>
-    <w:p>
-      <w:r>
-        <w:t>________________________________________________________________</w:t>
-      </w:r>
-    </w:p>
-    <w:p>
-      <w:r>
-        <w:t>________________________________________________________________</w:t>
-      </w:r>
-    </w:p>
-    <w:p>
-      <w:r>
-        <w:t>________________________________________________________________</w:t>
-      </w:r>
-    </w:p>
-    <w:p>
-      <w:pPr>
-        <w:pStyle w:val="Heading1"/>
-      </w:pPr>
-      <w:r>
-        <w:t>17. Feedback, return check and learning record</w:t>
-      </w:r>
-    </w:p>
-    <w:p>
-      <w:r>
-        <w:t>Record the first repaired step and a different case to revisit after a delay.</w:t>
+        <w:t>17. Feedback · Repair and return</w:t>
+      </w:r>
+    </w:p>
+    <w:p>
+      <w:r>
+        <w:t>Keep the first attempt, the repair and a changed-case return.</w:t>
+      </w:r>
+    </w:p>
+    <w:p>
+      <w:pPr>
+        <w:pStyle w:val="Heading2"/>
+      </w:pPr>
+      <w:r>
+        <w:t>Your evidence record</w:t>
       </w:r>
     </w:p>
     <w:tbl>
@@ -1847,12 +898,1017 @@
         <w:pStyle w:val="Heading1"/>
       </w:pPr>
       <w:r>
-        <w:t>18. Pictorial case practice: Confidence Is Not Correctness</w:t>
-      </w:r>
-    </w:p>
-    <w:p>
-      <w:r>
-        <w:t>A fictional card classifier reports a claimed 80% chance that each chosen label is correct. Explain the labelled step before checking the changed condition.</w:t>
+        <w:t>10. Finish · Judge the evidence in your work</w:t>
+      </w:r>
+    </w:p>
+    <w:p>
+      <w:r>
+        <w:t>Point to work that supports your confidence level.</w:t>
+      </w:r>
+    </w:p>
+    <w:p>
+      <w:pPr>
+        <w:pStyle w:val="Heading2"/>
+      </w:pPr>
+      <w:r>
+        <w:t>Your evidence record</w:t>
+      </w:r>
+    </w:p>
+    <w:p>
+      <w:pPr>
+        <w:pStyle w:val="ListBullet"/>
+      </w:pPr>
+      <w:r>
+        <w:t>I can explain the mechanism.</w:t>
+      </w:r>
+    </w:p>
+    <w:p>
+      <w:pPr>
+        <w:pStyle w:val="ListBullet"/>
+      </w:pPr>
+      <w:r>
+        <w:t>I can show evidence.</w:t>
+      </w:r>
+    </w:p>
+    <w:p>
+      <w:pPr>
+        <w:pStyle w:val="ListBullet"/>
+      </w:pPr>
+      <w:r>
+        <w:t>I can handle a changed case.</w:t>
+      </w:r>
+    </w:p>
+    <w:p>
+      <w:pPr>
+        <w:pStyle w:val="ListBullet"/>
+      </w:pPr>
+      <w:r>
+        <w:t>I can name a limit.</w:t>
+      </w:r>
+    </w:p>
+    <w:p>
+      <w:r>
+        <w:t>Mark each as not yet, with help or independently, and attach supporting work.</w:t>
+      </w:r>
+    </w:p>
+    <w:p>
+      <w:pPr>
+        <w:spacing w:line="336" w:lineRule="auto" w:after="180"/>
+      </w:pPr>
+      <w:r>
+        <w:rPr>
+          <w:b w:val="0"/>
+        </w:rPr>
+        <w:t>Teacher review ____________________  Next step ____________________</w:t>
+      </w:r>
+    </w:p>
+    <w:p>
+      <w:pPr>
+        <w:pStyle w:val="Heading1"/>
+      </w:pPr>
+      <w:r>
+        <w:t>Reference bank and extra practice</w:t>
+      </w:r>
+    </w:p>
+    <w:p>
+      <w:pPr>
+        <w:pStyle w:val="Heading1"/>
+      </w:pPr>
+      <w:r>
+        <w:t>02. Reference · Supported W2 record</w:t>
+      </w:r>
+    </w:p>
+    <w:p>
+      <w:r>
+        <w:t>This is the same W2 attempt. Keep one response record.</w:t>
+      </w:r>
+    </w:p>
+    <w:p>
+      <w:pPr>
+        <w:pStyle w:val="Heading2"/>
+      </w:pPr>
+      <w:r>
+        <w:t>Use this when helpful</w:t>
+      </w:r>
+    </w:p>
+    <w:p>
+      <w:pPr>
+        <w:spacing w:line="336" w:lineRule="auto" w:after="180"/>
+      </w:pPr>
+      <w:r>
+        <w:rPr>
+          <w:b w:val="0"/>
+        </w:rPr>
+        <w:t xml:space="preserve">Use W2: Judge cases using outcomes for </w:t>
+      </w:r>
+      <w:r>
+        <w:rPr>
+          <w:b/>
+        </w:rPr>
+        <w:t>Confidence</w:t>
+      </w:r>
+      <w:r>
+        <w:rPr>
+          <w:b w:val="0"/>
+        </w:rPr>
+        <w:t xml:space="preserve"> and </w:t>
+      </w:r>
+      <w:r>
+        <w:rPr>
+          <w:b/>
+        </w:rPr>
+        <w:t>correctness</w:t>
+      </w:r>
+      <w:r>
+        <w:rPr>
+          <w:b w:val="0"/>
+        </w:rPr>
+        <w:t>. Record the answer once; the lesson and workbook refer to the same attempt.</w:t>
+      </w:r>
+    </w:p>
+    <w:tbl>
+      <w:tblPr>
+        <w:tblStyle w:val="LightShading-Accent1"/>
+        <w:tblW w:type="auto" w:w="0"/>
+        <w:tblLook w:firstColumn="1" w:firstRow="1" w:lastColumn="0" w:lastRow="0" w:noHBand="0" w:noVBand="1" w:val="04A0"/>
+      </w:tblPr>
+      <w:tblGrid>
+        <w:gridCol w:w="2556"/>
+        <w:gridCol w:w="2556"/>
+        <w:gridCol w:w="2556"/>
+        <w:gridCol w:w="2556"/>
+      </w:tblGrid>
+      <w:tr>
+        <w:trPr>
+          <w:tblHeader/>
+        </w:trPr>
+        <w:tc>
+          <w:tcPr>
+            <w:tcW w:type="dxa" w:w="2556"/>
+          </w:tcPr>
+          <w:p>
+            <w:r>
+              <w:t>Given inputs</w:t>
+            </w:r>
+          </w:p>
+        </w:tc>
+        <w:tc>
+          <w:tcPr>
+            <w:tcW w:type="dxa" w:w="2556"/>
+          </w:tcPr>
+          <w:p>
+            <w:r>
+              <w:t>Procedure I chose</w:t>
+            </w:r>
+          </w:p>
+        </w:tc>
+        <w:tc>
+          <w:tcPr>
+            <w:tcW w:type="dxa" w:w="2556"/>
+          </w:tcPr>
+          <w:p>
+            <w:r>
+              <w:t>Middle steps</w:t>
+            </w:r>
+          </w:p>
+        </w:tc>
+        <w:tc>
+          <w:tcPr>
+            <w:tcW w:type="dxa" w:w="2556"/>
+          </w:tcPr>
+          <w:p>
+            <w:r>
+              <w:t>Result and check</w:t>
+            </w:r>
+          </w:p>
+        </w:tc>
+      </w:tr>
+      <w:tr>
+        <w:tc>
+          <w:tcPr>
+            <w:tcW w:type="dxa" w:w="2556"/>
+          </w:tcPr>
+          <w:p>
+            <w:r/>
+          </w:p>
+        </w:tc>
+        <w:tc>
+          <w:tcPr>
+            <w:tcW w:type="dxa" w:w="2556"/>
+          </w:tcPr>
+          <w:p>
+            <w:r/>
+          </w:p>
+        </w:tc>
+        <w:tc>
+          <w:tcPr>
+            <w:tcW w:type="dxa" w:w="2556"/>
+          </w:tcPr>
+          <w:p>
+            <w:r/>
+          </w:p>
+        </w:tc>
+        <w:tc>
+          <w:tcPr>
+            <w:tcW w:type="dxa" w:w="2556"/>
+          </w:tcPr>
+          <w:p>
+            <w:r/>
+          </w:p>
+        </w:tc>
+      </w:tr>
+    </w:tbl>
+    <w:p>
+      <w:pPr>
+        <w:pStyle w:val="Heading3"/>
+      </w:pPr>
+      <w:r>
+        <w:t>The step I completed without help, and the hint I needed</w:t>
+      </w:r>
+    </w:p>
+    <w:p>
+      <w:r>
+        <w:t>________________________________________________________________</w:t>
+      </w:r>
+    </w:p>
+    <w:p>
+      <w:r>
+        <w:t>________________________________________________________________</w:t>
+      </w:r>
+    </w:p>
+    <w:p>
+      <w:r>
+        <w:t>________________________________________________________________</w:t>
+      </w:r>
+    </w:p>
+    <w:p>
+      <w:pPr>
+        <w:pStyle w:val="Heading1"/>
+      </w:pPr>
+      <w:r>
+        <w:t>03. Extra practice · Repair the explanation</w:t>
+      </w:r>
+    </w:p>
+    <w:p>
+      <w:r>
+        <w:t>Explain the deciding fact before discussing the answer.</w:t>
+      </w:r>
+    </w:p>
+    <w:p>
+      <w:pPr>
+        <w:pStyle w:val="Heading2"/>
+      </w:pPr>
+      <w:r>
+        <w:t>Use this when helpful</w:t>
+      </w:r>
+    </w:p>
+    <w:p>
+      <w:pPr>
+        <w:spacing w:line="336" w:lineRule="auto" w:after="180"/>
+      </w:pPr>
+      <w:r>
+        <w:rPr>
+          <w:b w:val="0"/>
+        </w:rPr>
+        <w:t xml:space="preserve">Use the worked case for </w:t>
+      </w:r>
+      <w:r>
+        <w:rPr>
+          <w:b/>
+        </w:rPr>
+        <w:t>Confidence</w:t>
+      </w:r>
+      <w:r>
+        <w:rPr>
+          <w:b w:val="0"/>
+        </w:rPr>
+        <w:t xml:space="preserve"> and </w:t>
+      </w:r>
+      <w:r>
+        <w:rPr>
+          <w:b/>
+        </w:rPr>
+        <w:t>correctness</w:t>
+      </w:r>
+      <w:r>
+        <w:rPr>
+          <w:b w:val="0"/>
+        </w:rPr>
+        <w:t>. Proposed explanation: “An 80 point score always means an 80 percent probability”. Decide whether this explanation is supported.</w:t>
+      </w:r>
+    </w:p>
+    <w:p>
+      <w:pPr>
+        <w:spacing w:line="336" w:lineRule="auto" w:after="180"/>
+      </w:pPr>
+      <w:r>
+        <w:rPr>
+          <w:b w:val="0"/>
+        </w:rPr>
+        <w:t>Point to the step or supplied fact that decides; explain your repair if needed.</w:t>
+      </w:r>
+    </w:p>
+    <w:p>
+      <w:pPr>
+        <w:pStyle w:val="Heading3"/>
+      </w:pPr>
+      <w:r>
+        <w:t>My explanation before partner discussion</w:t>
+      </w:r>
+    </w:p>
+    <w:p>
+      <w:r>
+        <w:t>________________________________________________________________</w:t>
+      </w:r>
+    </w:p>
+    <w:p>
+      <w:r>
+        <w:t>________________________________________________________________</w:t>
+      </w:r>
+    </w:p>
+    <w:p>
+      <w:r>
+        <w:t>________________________________________________________________</w:t>
+      </w:r>
+    </w:p>
+    <w:p>
+      <w:r>
+        <w:t>________________________________________________________________</w:t>
+      </w:r>
+    </w:p>
+    <w:p>
+      <w:pPr>
+        <w:pStyle w:val="Heading1"/>
+      </w:pPr>
+      <w:r>
+        <w:t>05. Reference · Original learning target</w:t>
+      </w:r>
+    </w:p>
+    <w:p>
+      <w:r>
+        <w:t>Use this target to inspect an explanation.</w:t>
+      </w:r>
+    </w:p>
+    <w:p>
+      <w:pPr>
+        <w:pStyle w:val="Heading2"/>
+      </w:pPr>
+      <w:r>
+        <w:t>Use this when helpful</w:t>
+      </w:r>
+    </w:p>
+    <w:p>
+      <w:pPr>
+        <w:spacing w:line="336" w:lineRule="auto" w:after="180"/>
+      </w:pPr>
+      <w:r>
+        <w:rPr>
+          <w:b w:val="0"/>
+        </w:rPr>
+        <w:t xml:space="preserve">A helper says 'definitely correct' on four answers; only two match the answer key. A cautious helper gives the same four answers. Which is more accurate? What additional </w:t>
+      </w:r>
+      <w:r>
+        <w:rPr>
+          <w:b/>
+        </w:rPr>
+        <w:t>evidence</w:t>
+      </w:r>
+      <w:r>
+        <w:rPr>
+          <w:b w:val="0"/>
+        </w:rPr>
+        <w:t xml:space="preserve"> would you need to compare </w:t>
+      </w:r>
+      <w:r>
+        <w:rPr>
+          <w:b/>
+        </w:rPr>
+        <w:t>confidence</w:t>
+      </w:r>
+      <w:r>
+        <w:rPr>
+          <w:b w:val="0"/>
+        </w:rPr>
+        <w:t xml:space="preserve"> quality?</w:t>
+      </w:r>
+    </w:p>
+    <w:p>
+      <w:pPr>
+        <w:pStyle w:val="Heading1"/>
+      </w:pPr>
+      <w:r>
+        <w:t>06. Extra practice · A complete case</w:t>
+      </w:r>
+    </w:p>
+    <w:p>
+      <w:r>
+        <w:t>Try the question before checking the worked explanation.</w:t>
+      </w:r>
+    </w:p>
+    <w:p>
+      <w:pPr>
+        <w:pStyle w:val="Heading2"/>
+      </w:pPr>
+      <w:r>
+        <w:t>Use this when helpful</w:t>
+      </w:r>
+    </w:p>
+    <w:p>
+      <w:pPr>
+        <w:spacing w:line="336" w:lineRule="auto" w:after="180"/>
+      </w:pPr>
+      <w:r>
+        <w:rPr>
+          <w:b w:val="0"/>
+        </w:rPr>
+        <w:t>A helper confidently labels a blurred dog photo as cat; the clear original shows a dog.</w:t>
+      </w:r>
+    </w:p>
+    <w:p>
+      <w:pPr>
+        <w:spacing w:line="336" w:lineRule="auto" w:after="180"/>
+      </w:pPr>
+      <w:r>
+        <w:rPr>
+          <w:b w:val="0"/>
+        </w:rPr>
+        <w:t>What does this show?</w:t>
+      </w:r>
+    </w:p>
+    <w:p>
+      <w:pPr>
+        <w:spacing w:line="336" w:lineRule="auto" w:after="180"/>
+      </w:pPr>
+      <w:r>
+        <w:rPr>
+          <w:b w:val="0"/>
+        </w:rPr>
+        <w:t xml:space="preserve">Show your trace, calculation or </w:t>
+      </w:r>
+      <w:r>
+        <w:rPr>
+          <w:b/>
+        </w:rPr>
+        <w:t>evidence</w:t>
+      </w:r>
+    </w:p>
+    <w:p>
+      <w:pPr>
+        <w:pStyle w:val="Heading3"/>
+      </w:pPr>
+      <w:r>
+        <w:t>Write or draw your reasoning and evidence.</w:t>
+      </w:r>
+    </w:p>
+    <w:p>
+      <w:r>
+        <w:t>________________________________________________________________</w:t>
+      </w:r>
+    </w:p>
+    <w:p>
+      <w:r>
+        <w:t>________________________________________________________________</w:t>
+      </w:r>
+    </w:p>
+    <w:p>
+      <w:r>
+        <w:t>________________________________________________________________</w:t>
+      </w:r>
+    </w:p>
+    <w:p>
+      <w:r>
+        <w:t>________________________________________________________________</w:t>
+      </w:r>
+    </w:p>
+    <w:p>
+      <w:r>
+        <w:t>________________________________________________________________</w:t>
+      </w:r>
+    </w:p>
+    <w:p>
+      <w:pPr>
+        <w:pStyle w:val="Heading1"/>
+      </w:pPr>
+      <w:r>
+        <w:t>07. Extra practice · A changed case</w:t>
+      </w:r>
+    </w:p>
+    <w:p>
+      <w:r>
+        <w:t>Keep this practice separate from the reserved independent attempt.</w:t>
+      </w:r>
+    </w:p>
+    <w:p>
+      <w:pPr>
+        <w:pStyle w:val="Heading2"/>
+      </w:pPr>
+      <w:r>
+        <w:t>Use this when helpful</w:t>
+      </w:r>
+    </w:p>
+    <w:p>
+      <w:pPr>
+        <w:spacing w:line="336" w:lineRule="auto" w:after="180"/>
+      </w:pPr>
+      <w:r>
+        <w:rPr>
+          <w:b w:val="0"/>
+        </w:rPr>
+        <w:t xml:space="preserve">A sorter is very confident that a leaf is a coin, but a person checks and sees a leaf. Which determines </w:t>
+      </w:r>
+      <w:r>
+        <w:rPr>
+          <w:b/>
+        </w:rPr>
+        <w:t>correctness</w:t>
+      </w:r>
+      <w:r>
+        <w:rPr>
+          <w:b w:val="0"/>
+        </w:rPr>
+        <w:t xml:space="preserve">: </w:t>
+      </w:r>
+      <w:r>
+        <w:rPr>
+          <w:b/>
+        </w:rPr>
+        <w:t>confidence</w:t>
+      </w:r>
+      <w:r>
+        <w:rPr>
+          <w:b w:val="0"/>
+        </w:rPr>
+        <w:t xml:space="preserve"> or the checked object? Why?</w:t>
+      </w:r>
+    </w:p>
+    <w:p>
+      <w:pPr>
+        <w:spacing w:line="336" w:lineRule="auto" w:after="180"/>
+      </w:pPr>
+      <w:r>
+        <w:rPr>
+          <w:b w:val="0"/>
+        </w:rPr>
+        <w:t>My practice answer and reason</w:t>
+      </w:r>
+    </w:p>
+    <w:p>
+      <w:pPr>
+        <w:pStyle w:val="Heading3"/>
+      </w:pPr>
+      <w:r>
+        <w:t>Write or draw your reasoning and evidence.</w:t>
+      </w:r>
+    </w:p>
+    <w:p>
+      <w:r>
+        <w:t>________________________________________________________________</w:t>
+      </w:r>
+    </w:p>
+    <w:p>
+      <w:r>
+        <w:t>________________________________________________________________</w:t>
+      </w:r>
+    </w:p>
+    <w:p>
+      <w:r>
+        <w:t>________________________________________________________________</w:t>
+      </w:r>
+    </w:p>
+    <w:p>
+      <w:r>
+        <w:t>________________________________________________________________</w:t>
+      </w:r>
+    </w:p>
+    <w:p>
+      <w:r>
+        <w:t>________________________________________________________________</w:t>
+      </w:r>
+    </w:p>
+    <w:p>
+      <w:pPr>
+        <w:pStyle w:val="Heading3"/>
+      </w:pPr>
+      <w:r>
+        <w:t>Week 18 Test and reflect</w:t>
+      </w:r>
+    </w:p>
+    <w:p>
+      <w:pPr>
+        <w:pStyle w:val="Heading1"/>
+      </w:pPr>
+      <w:r>
+        <w:t>08. Extra practice · Design a revealing test</w:t>
+      </w:r>
+    </w:p>
+    <w:p>
+      <w:r>
+        <w:t>Predict before tracing or testing.</w:t>
+      </w:r>
+    </w:p>
+    <w:p>
+      <w:pPr>
+        <w:pStyle w:val="Heading2"/>
+      </w:pPr>
+      <w:r>
+        <w:t>Use this when helpful</w:t>
+      </w:r>
+    </w:p>
+    <w:p>
+      <w:pPr>
+        <w:spacing w:line="336" w:lineRule="auto" w:after="180"/>
+      </w:pPr>
+      <w:r>
+        <w:rPr>
+          <w:b w:val="0"/>
+        </w:rPr>
+        <w:t xml:space="preserve">Create a changed </w:t>
+      </w:r>
+      <w:r>
+        <w:rPr>
+          <w:b/>
+        </w:rPr>
+        <w:t>input</w:t>
+      </w:r>
+      <w:r>
+        <w:rPr>
+          <w:b w:val="0"/>
+        </w:rPr>
+        <w:t>, boundary case or missing-information case. Write the expected answer or safe response before testing.</w:t>
+      </w:r>
+    </w:p>
+    <w:tbl>
+      <w:tblPr>
+        <w:tblStyle w:val="LightShading-Accent1"/>
+        <w:tblW w:type="auto" w:w="0"/>
+        <w:tblLook w:firstColumn="1" w:firstRow="1" w:lastColumn="0" w:lastRow="0" w:noHBand="0" w:noVBand="1" w:val="04A0"/>
+      </w:tblPr>
+      <w:tblGrid>
+        <w:gridCol w:w="5112"/>
+        <w:gridCol w:w="5112"/>
+      </w:tblGrid>
+      <w:tr>
+        <w:trPr>
+          <w:tblHeader/>
+        </w:trPr>
+        <w:tc>
+          <w:tcPr>
+            <w:tcW w:type="dxa" w:w="5112"/>
+          </w:tcPr>
+          <w:p>
+            <w:r>
+              <w:t>Test record</w:t>
+            </w:r>
+          </w:p>
+        </w:tc>
+        <w:tc>
+          <w:tcPr>
+            <w:tcW w:type="dxa" w:w="5112"/>
+          </w:tcPr>
+          <w:p>
+            <w:r>
+              <w:t>My evidence</w:t>
+            </w:r>
+          </w:p>
+        </w:tc>
+      </w:tr>
+      <w:tr>
+        <w:tc>
+          <w:tcPr>
+            <w:tcW w:type="dxa" w:w="5112"/>
+          </w:tcPr>
+          <w:p>
+            <w:r>
+              <w:t>Changed input or condition</w:t>
+            </w:r>
+          </w:p>
+        </w:tc>
+        <w:tc>
+          <w:tcPr>
+            <w:tcW w:type="dxa" w:w="5112"/>
+          </w:tcPr>
+          <w:p>
+            <w:r/>
+          </w:p>
+        </w:tc>
+      </w:tr>
+      <w:tr>
+        <w:tc>
+          <w:tcPr>
+            <w:tcW w:type="dxa" w:w="5112"/>
+          </w:tcPr>
+          <w:p>
+            <w:r>
+              <w:t>Expected answer or fallback</w:t>
+            </w:r>
+          </w:p>
+        </w:tc>
+        <w:tc>
+          <w:tcPr>
+            <w:tcW w:type="dxa" w:w="5112"/>
+          </w:tcPr>
+          <w:p>
+            <w:r/>
+          </w:p>
+        </w:tc>
+      </w:tr>
+      <w:tr>
+        <w:tc>
+          <w:tcPr>
+            <w:tcW w:type="dxa" w:w="5112"/>
+          </w:tcPr>
+          <w:p>
+            <w:r>
+              <w:t>Observed result</w:t>
+            </w:r>
+          </w:p>
+        </w:tc>
+        <w:tc>
+          <w:tcPr>
+            <w:tcW w:type="dxa" w:w="5112"/>
+          </w:tcPr>
+          <w:p>
+            <w:r/>
+          </w:p>
+        </w:tc>
+      </w:tr>
+      <w:tr>
+        <w:tc>
+          <w:tcPr>
+            <w:tcW w:type="dxa" w:w="5112"/>
+          </w:tcPr>
+          <w:p>
+            <w:r>
+              <w:t>Why the result occurred</w:t>
+            </w:r>
+          </w:p>
+        </w:tc>
+        <w:tc>
+          <w:tcPr>
+            <w:tcW w:type="dxa" w:w="5112"/>
+          </w:tcPr>
+          <w:p>
+            <w:r/>
+          </w:p>
+        </w:tc>
+      </w:tr>
+    </w:tbl>
+    <w:p>
+      <w:pPr>
+        <w:pStyle w:val="Heading1"/>
+      </w:pPr>
+      <w:r>
+        <w:t>11. Reference · Original target response space</w:t>
+      </w:r>
+    </w:p>
+    <w:p>
+      <w:r>
+        <w:t>This teaching case is practice rather than a fresh assessment.</w:t>
+      </w:r>
+    </w:p>
+    <w:p>
+      <w:pPr>
+        <w:pStyle w:val="Heading2"/>
+      </w:pPr>
+      <w:r>
+        <w:t>Use this when helpful</w:t>
+      </w:r>
+    </w:p>
+    <w:p>
+      <w:pPr>
+        <w:spacing w:line="336" w:lineRule="auto" w:after="180"/>
+      </w:pPr>
+      <w:r>
+        <w:rPr>
+          <w:b w:val="0"/>
+        </w:rPr>
+        <w:t xml:space="preserve">A helper says 'definitely correct' on four answers; only two match the answer key. A cautious helper gives the same four answers. Which is more accurate? What additional </w:t>
+      </w:r>
+      <w:r>
+        <w:rPr>
+          <w:b/>
+        </w:rPr>
+        <w:t>evidence</w:t>
+      </w:r>
+      <w:r>
+        <w:rPr>
+          <w:b w:val="0"/>
+        </w:rPr>
+        <w:t xml:space="preserve"> would you need to compare </w:t>
+      </w:r>
+      <w:r>
+        <w:rPr>
+          <w:b/>
+        </w:rPr>
+        <w:t>confidence</w:t>
+      </w:r>
+      <w:r>
+        <w:rPr>
+          <w:b w:val="0"/>
+        </w:rPr>
+        <w:t xml:space="preserve"> quality?</w:t>
+      </w:r>
+    </w:p>
+    <w:p>
+      <w:pPr>
+        <w:pStyle w:val="Heading3"/>
+      </w:pPr>
+      <w:r>
+        <w:t>My explanation after practice</w:t>
+      </w:r>
+    </w:p>
+    <w:p>
+      <w:r>
+        <w:t>________________________________________________________________</w:t>
+      </w:r>
+    </w:p>
+    <w:p>
+      <w:r>
+        <w:t>________________________________________________________________</w:t>
+      </w:r>
+    </w:p>
+    <w:p>
+      <w:r>
+        <w:t>________________________________________________________________</w:t>
+      </w:r>
+    </w:p>
+    <w:p>
+      <w:r>
+        <w:t>________________________________________________________________</w:t>
+      </w:r>
+    </w:p>
+    <w:p>
+      <w:r>
+        <w:t>________________________________________________________________</w:t>
+      </w:r>
+    </w:p>
+    <w:p>
+      <w:r>
+        <w:t>________________________________________________________________</w:t>
+      </w:r>
+    </w:p>
+    <w:p>
+      <w:r>
+        <w:t>________________________________________________________________</w:t>
+      </w:r>
+    </w:p>
+    <w:p>
+      <w:pPr>
+        <w:spacing w:line="336" w:lineRule="auto" w:after="180"/>
+      </w:pPr>
+      <w:r>
+        <w:rPr>
+          <w:b w:val="0"/>
+        </w:rPr>
+        <w:t>Record support used: none, hint or teacher explanation.</w:t>
+      </w:r>
+    </w:p>
+    <w:p>
+      <w:pPr>
+        <w:pStyle w:val="Heading1"/>
+      </w:pPr>
+      <w:r>
+        <w:t>15. Reference · Independent-case response copy</w:t>
+      </w:r>
+    </w:p>
+    <w:p>
+      <w:r>
+        <w:t>This duplicates W4. Reuse the same first-attempt record.</w:t>
+      </w:r>
+    </w:p>
+    <w:p>
+      <w:pPr>
+        <w:pStyle w:val="Heading2"/>
+      </w:pPr>
+      <w:r>
+        <w:t>Use this when helpful</w:t>
+      </w:r>
+    </w:p>
+    <w:p>
+      <w:pPr>
+        <w:spacing w:line="336" w:lineRule="auto" w:after="180"/>
+      </w:pPr>
+      <w:r>
+        <w:rPr>
+          <w:b w:val="0"/>
+        </w:rPr>
+        <w:t xml:space="preserve">A fictional leaf sorter claims a 75 percent probability of </w:t>
+      </w:r>
+      <w:r>
+        <w:rPr>
+          <w:b/>
+        </w:rPr>
+        <w:t>correctness</w:t>
+      </w:r>
+      <w:r>
+        <w:rPr>
+          <w:b w:val="0"/>
+        </w:rPr>
+        <w:t xml:space="preserve"> for each of eight chosen labels. Later </w:t>
+      </w:r>
+      <w:r>
+        <w:rPr>
+          <w:b/>
+        </w:rPr>
+        <w:t>evidence</w:t>
+      </w:r>
+      <w:r>
+        <w:rPr>
+          <w:b w:val="0"/>
+        </w:rPr>
+        <w:t xml:space="preserve"> establishes six correct labels, one incorrect label and one missing outcome.</w:t>
+      </w:r>
+    </w:p>
+    <w:p>
+      <w:pPr>
+        <w:spacing w:line="336" w:lineRule="auto" w:after="180"/>
+      </w:pPr>
+      <w:r>
+        <w:rPr>
+          <w:b w:val="0"/>
+        </w:rPr>
+        <w:t xml:space="preserve">A report says six out of eight proves perfect </w:t>
+      </w:r>
+      <w:r>
+        <w:rPr>
+          <w:b/>
+        </w:rPr>
+        <w:t>calibration</w:t>
+      </w:r>
+      <w:r>
+        <w:rPr>
+          <w:b w:val="0"/>
+        </w:rPr>
+        <w:t xml:space="preserve"> and guarantees the next label. Repair the report, state the assessed and unassessed counts, and describe a better follow-up check.</w:t>
+      </w:r>
+    </w:p>
+    <w:p>
+      <w:pPr>
+        <w:pStyle w:val="Heading3"/>
+      </w:pPr>
+      <w:r>
+        <w:t>My reasoning and evidence</w:t>
+      </w:r>
+    </w:p>
+    <w:p>
+      <w:r>
+        <w:t>________________________________________________________________</w:t>
+      </w:r>
+    </w:p>
+    <w:p>
+      <w:r>
+        <w:t>________________________________________________________________</w:t>
+      </w:r>
+    </w:p>
+    <w:p>
+      <w:r>
+        <w:t>________________________________________________________________</w:t>
+      </w:r>
+    </w:p>
+    <w:p>
+      <w:r>
+        <w:t>________________________________________________________________</w:t>
+      </w:r>
+    </w:p>
+    <w:p>
+      <w:r>
+        <w:t>________________________________________________________________</w:t>
+      </w:r>
+    </w:p>
+    <w:p>
+      <w:r>
+        <w:t>________________________________________________________________</w:t>
+      </w:r>
+    </w:p>
+    <w:p>
+      <w:r>
+        <w:t>________________________________________________________________</w:t>
+      </w:r>
+    </w:p>
+    <w:p>
+      <w:r>
+        <w:t>________________________________________________________________</w:t>
+      </w:r>
+    </w:p>
+    <w:p>
+      <w:pPr>
+        <w:pStyle w:val="Heading1"/>
+      </w:pPr>
+      <w:r>
+        <w:t>18. Extra practice · Use the worked picture</w:t>
+      </w:r>
+    </w:p>
+    <w:p>
+      <w:r>
+        <w:t>Keep the explanation and the support you used.</w:t>
+      </w:r>
+    </w:p>
+    <w:p>
+      <w:pPr>
+        <w:pStyle w:val="Heading2"/>
+      </w:pPr>
+      <w:r>
+        <w:t>Use this when helpful</w:t>
       </w:r>
     </w:p>
     <w:p>
@@ -1999,7 +2055,6 @@
     <w:p>
       <w:pPr>
         <w:spacing w:line="336" w:lineRule="auto" w:after="180"/>
-        <w:shd w:fill="F5F1FB"/>
       </w:pPr>
       <w:r>
         <w:rPr>
@@ -2072,16 +2127,7 @@
     </w:p>
     <w:p>
       <w:pPr>
-        <w:pStyle w:val="Heading3"/>
-      </w:pPr>
-      <w:r>
-        <w:t>Record the help used</w:t>
-      </w:r>
-    </w:p>
-    <w:p>
-      <w:pPr>
         <w:spacing w:line="336" w:lineRule="auto" w:after="180"/>
-        <w:shd w:fill="F1F6F8"/>
       </w:pPr>
       <w:r>
         <w:rPr>
@@ -2118,12 +2164,20 @@
         <w:pStyle w:val="Heading1"/>
       </w:pPr>
       <w:r>
-        <w:t>19. Project portfolio milestone</w:t>
-      </w:r>
-    </w:p>
-    <w:p>
-      <w:r>
-        <w:t>Keep this week’s input, deciding step, result and limit together in the Helpful Classroom Sorter record.</w:t>
+        <w:t>19. Reference · Project portfolio record</w:t>
+      </w:r>
+    </w:p>
+    <w:p>
+      <w:r>
+        <w:t>Extend your main project response when helpful.</w:t>
+      </w:r>
+    </w:p>
+    <w:p>
+      <w:pPr>
+        <w:pStyle w:val="Heading2"/>
+      </w:pPr>
+      <w:r>
+        <w:t>Use this when helpful</w:t>
       </w:r>
     </w:p>
     <w:p>
@@ -2313,12 +2367,571 @@
         <w:pStyle w:val="Heading1"/>
       </w:pPr>
       <w:r>
-        <w:t>20. Supported practice and learning evidence</w:t>
-      </w:r>
-    </w:p>
-    <w:p>
-      <w:r>
-        <w:t>Try the supported questions before comparing with hints and feedback. Record what you repaired and the evidence you retained.</w:t>
+        <w:t>20. Extra practice: pictures, repair and feedback</w:t>
+      </w:r>
+    </w:p>
+    <w:p>
+      <w:r>
+        <w:t>Attempt each question before opening its explanation. Use one browser or paper copy.</w:t>
+      </w:r>
+    </w:p>
+    <w:p>
+      <w:pPr>
+        <w:pStyle w:val="Heading2"/>
+      </w:pPr>
+      <w:r>
+        <w:t>First supported question</w:t>
+      </w:r>
+    </w:p>
+    <w:p>
+      <w:pPr>
+        <w:pStyle w:val="ListBullet"/>
+      </w:pPr>
+      <w:r>
+        <w:t>A fictional card classifier reports a claimed 80% chance that each chosen label is correct.</w:t>
+      </w:r>
+    </w:p>
+    <w:p>
+      <w:pPr>
+        <w:pStyle w:val="Heading3"/>
+      </w:pPr>
+      <w:r>
+        <w:t>Practice 1: explain the deciding evidence</w:t>
+      </w:r>
+    </w:p>
+    <w:p>
+      <w:pPr>
+        <w:pStyle w:val="ListBullet"/>
+      </w:pPr>
+      <w:r>
+        <w:t>Which labelled step matches this detail? The missing result could change the all-ten correct count to 7 or 8.</w:t>
+      </w:r>
+    </w:p>
+    <w:p>
+      <w:pPr>
+        <w:pStyle w:val="ListBullet"/>
+      </w:pPr>
+      <w:r>
+        <w:t>1. Checked outcomes</w:t>
+      </w:r>
+    </w:p>
+    <w:p>
+      <w:pPr>
+        <w:pStyle w:val="ListBullet"/>
+      </w:pPr>
+      <w:r>
+        <w:t>2. Report coverage</w:t>
+      </w:r>
+    </w:p>
+    <w:p>
+      <w:pPr>
+        <w:pStyle w:val="ListBullet"/>
+      </w:pPr>
+      <w:r>
+        <w:t>3. Retain unknown</w:t>
+      </w:r>
+    </w:p>
+    <w:p>
+      <w:pPr>
+        <w:pStyle w:val="ListBullet"/>
+      </w:pPr>
+      <w:r>
+        <w:t>4. Keep scores</w:t>
+      </w:r>
+    </w:p>
+    <w:p>
+      <w:pPr>
+        <w:pStyle w:val="Heading3"/>
+      </w:pPr>
+      <w:r>
+        <w:t>My selected conclusion, deciding fact and explanation</w:t>
+      </w:r>
+    </w:p>
+    <w:p>
+      <w:r>
+        <w:t>________________________________________________________________</w:t>
+      </w:r>
+    </w:p>
+    <w:p>
+      <w:r>
+        <w:t>________________________________________________________________</w:t>
+      </w:r>
+    </w:p>
+    <w:p>
+      <w:r>
+        <w:t>________________________________________________________________</w:t>
+      </w:r>
+    </w:p>
+    <w:p>
+      <w:r>
+        <w:t>________________________________________________________________</w:t>
+      </w:r>
+    </w:p>
+    <w:p>
+      <w:r>
+        <w:t>________________________________________________________________</w:t>
+      </w:r>
+    </w:p>
+    <w:p>
+      <w:pPr>
+        <w:pStyle w:val="ListBullet"/>
+      </w:pPr>
+      <w:r>
+        <w:t>Hint if needed: Read the steps in the pictorial case. Match the supplied detail to the stage that performs or records it.</w:t>
+      </w:r>
+    </w:p>
+    <w:p>
+      <w:pPr>
+        <w:pStyle w:val="Heading2"/>
+      </w:pPr>
+      <w:r>
+        <w:t>Check the first explanation · reference / check after trying</w:t>
+      </w:r>
+    </w:p>
+    <w:p>
+      <w:pPr>
+        <w:spacing w:line="336" w:lineRule="auto" w:after="180"/>
+      </w:pPr>
+      <w:r>
+        <w:rPr>
+          <w:b w:val="0"/>
+        </w:rPr>
+        <w:t>After your attempt, compare with the supported explanation: Retain unknown The missing result could change the all-ten correct count to 7 or 8.</w:t>
+      </w:r>
+    </w:p>
+    <w:p>
+      <w:pPr>
+        <w:spacing w:line="336" w:lineRule="auto" w:after="180"/>
+      </w:pPr>
+      <w:r>
+        <w:rPr>
+          <w:b w:val="0"/>
+        </w:rPr>
+        <w:t xml:space="preserve">Do not count the missing outcome as correct or silently remove it from the coverage report. These records allow an all-ten agreement range from </w:t>
+      </w:r>
+      <w:r>
+        <w:rPr>
+          <w:b/>
+        </w:rPr>
+        <w:t>70%</w:t>
+      </w:r>
+      <w:r>
+        <w:rPr>
+          <w:b w:val="0"/>
+        </w:rPr>
+        <w:t xml:space="preserve"> to </w:t>
+      </w:r>
+      <w:r>
+        <w:rPr>
+          <w:b/>
+        </w:rPr>
+        <w:t>80%</w:t>
+      </w:r>
+      <w:r>
+        <w:rPr>
+          <w:b w:val="0"/>
+        </w:rPr>
+        <w:t>.</w:t>
+      </w:r>
+    </w:p>
+    <w:p>
+      <w:pPr>
+        <w:spacing w:line="336" w:lineRule="auto" w:after="180"/>
+      </w:pPr>
+      <w:r>
+        <w:rPr>
+          <w:b w:val="0"/>
+        </w:rPr>
+        <w:t xml:space="preserve">They do not show that claimed probabilities match checked </w:t>
+      </w:r>
+      <w:r>
+        <w:rPr>
+          <w:b/>
+        </w:rPr>
+        <w:t>correctness</w:t>
+      </w:r>
+      <w:r>
+        <w:rPr>
+          <w:b w:val="0"/>
+        </w:rPr>
+        <w:t xml:space="preserve"> over many comparable </w:t>
+      </w:r>
+      <w:r>
+        <w:rPr>
+          <w:b/>
+        </w:rPr>
+        <w:t>prediction</w:t>
+      </w:r>
+      <w:r>
+        <w:rPr>
+          <w:b w:val="0"/>
+        </w:rPr>
+        <w:t xml:space="preserve">s; that requires much more suitable </w:t>
+      </w:r>
+      <w:r>
+        <w:rPr>
+          <w:b/>
+        </w:rPr>
+        <w:t>evidence</w:t>
+      </w:r>
+      <w:r>
+        <w:rPr>
+          <w:b w:val="0"/>
+        </w:rPr>
+        <w:t>.</w:t>
+      </w:r>
+    </w:p>
+    <w:p>
+      <w:pPr>
+        <w:pStyle w:val="Heading2"/>
+      </w:pPr>
+      <w:r>
+        <w:t>Changed-case question</w:t>
+      </w:r>
+    </w:p>
+    <w:p>
+      <w:pPr>
+        <w:pStyle w:val="Heading3"/>
+      </w:pPr>
+      <w:r>
+        <w:t>Practice 2: explain the deciding evidence</w:t>
+      </w:r>
+    </w:p>
+    <w:p>
+      <w:pPr>
+        <w:pStyle w:val="ListBullet"/>
+      </w:pPr>
+      <w:r>
+        <w:t>Changed-case practice: The missing outcome is checked and found incorrect. Which conclusion is supported by the supplied facts?</w:t>
+      </w:r>
+    </w:p>
+    <w:p>
+      <w:pPr>
+        <w:pStyle w:val="ListBullet"/>
+      </w:pPr>
+      <w:r>
+        <w:t>1. This one example guarantees correct results for every future input.</w:t>
+      </w:r>
+    </w:p>
+    <w:p>
+      <w:pPr>
+        <w:pStyle w:val="ListBullet"/>
+      </w:pPr>
+      <w:r>
+        <w:t>2. We can decide the result without examining the changed input or the procedure.</w:t>
+      </w:r>
+    </w:p>
+    <w:p>
+      <w:pPr>
+        <w:pStyle w:val="ListBullet"/>
+      </w:pPr>
+      <w:r>
+        <w:t>3. All-ten agreement is 7/10=70%.</w:t>
+      </w:r>
+    </w:p>
+    <w:p>
+      <w:pPr>
+        <w:pStyle w:val="Heading3"/>
+      </w:pPr>
+      <w:r>
+        <w:t>My selected conclusion, deciding fact and explanation</w:t>
+      </w:r>
+    </w:p>
+    <w:p>
+      <w:r>
+        <w:t>________________________________________________________________</w:t>
+      </w:r>
+    </w:p>
+    <w:p>
+      <w:r>
+        <w:t>________________________________________________________________</w:t>
+      </w:r>
+    </w:p>
+    <w:p>
+      <w:r>
+        <w:t>________________________________________________________________</w:t>
+      </w:r>
+    </w:p>
+    <w:p>
+      <w:r>
+        <w:t>________________________________________________________________</w:t>
+      </w:r>
+    </w:p>
+    <w:p>
+      <w:r>
+        <w:t>________________________________________________________________</w:t>
+      </w:r>
+    </w:p>
+    <w:p>
+      <w:pPr>
+        <w:pStyle w:val="ListBullet"/>
+      </w:pPr>
+      <w:r>
+        <w:t>Hint if needed: Use the changed condition and the deciding step in the pictorial trace. The answer must say what follows from those facts.</w:t>
+      </w:r>
+    </w:p>
+    <w:p>
+      <w:pPr>
+        <w:pStyle w:val="Heading2"/>
+      </w:pPr>
+      <w:r>
+        <w:t>Check the changed case · reference / check after trying</w:t>
+      </w:r>
+    </w:p>
+    <w:p>
+      <w:pPr>
+        <w:spacing w:line="336" w:lineRule="auto" w:after="180"/>
+      </w:pPr>
+      <w:r>
+        <w:rPr>
+          <w:b w:val="0"/>
+        </w:rPr>
+        <w:t>After your attempt, compare with the supported explanation: All-ten agreement is 7/10=</w:t>
+      </w:r>
+      <w:r>
+        <w:rPr>
+          <w:b/>
+        </w:rPr>
+        <w:t>70%</w:t>
+      </w:r>
+      <w:r>
+        <w:rPr>
+          <w:b w:val="0"/>
+        </w:rPr>
+        <w:t>. There are now three wrong labels and no unknown outcomes.</w:t>
+      </w:r>
+    </w:p>
+    <w:p>
+      <w:pPr>
+        <w:pStyle w:val="Heading2"/>
+      </w:pPr>
+      <w:r>
+        <w:t>Repair and save your work</w:t>
+      </w:r>
+    </w:p>
+    <w:p>
+      <w:pPr>
+        <w:spacing w:line="336" w:lineRule="auto" w:after="180"/>
+      </w:pPr>
+      <w:r>
+        <w:rPr>
+          <w:b w:val="0"/>
+        </w:rPr>
+        <w:t xml:space="preserve">Review </w:t>
+      </w:r>
+      <w:r>
+        <w:rPr>
+          <w:b/>
+        </w:rPr>
+        <w:t>Prediction</w:t>
+      </w:r>
+      <w:r>
+        <w:rPr>
+          <w:b w:val="0"/>
+        </w:rPr>
+        <w:t xml:space="preserve"> Is Not Fact (ai-1/17). Goal: Separate a recorded </w:t>
+      </w:r>
+      <w:r>
+        <w:rPr>
+          <w:b/>
+        </w:rPr>
+        <w:t>prediction</w:t>
+      </w:r>
+      <w:r>
+        <w:rPr>
+          <w:b w:val="0"/>
+        </w:rPr>
+        <w:t xml:space="preserve"> from the </w:t>
+      </w:r>
+      <w:r>
+        <w:rPr>
+          <w:b/>
+        </w:rPr>
+        <w:t>observation</w:t>
+      </w:r>
+      <w:r>
+        <w:rPr>
+          <w:b w:val="0"/>
+        </w:rPr>
+        <w:t xml:space="preserve"> used to check it. Short practice: Which field changes the </w:t>
+      </w:r>
+      <w:r>
+        <w:rPr>
+          <w:b/>
+        </w:rPr>
+        <w:t>observation</w:t>
+      </w:r>
+      <w:r>
+        <w:rPr>
+          <w:b w:val="0"/>
+        </w:rPr>
+        <w:t xml:space="preserve"> label, and which field changes the model </w:t>
+      </w:r>
+      <w:r>
+        <w:rPr>
+          <w:b/>
+        </w:rPr>
+        <w:t>prediction</w:t>
+      </w:r>
+      <w:r>
+        <w:rPr>
+          <w:b w:val="0"/>
+        </w:rPr>
+        <w:t>?.</w:t>
+      </w:r>
+    </w:p>
+    <w:p>
+      <w:pPr>
+        <w:spacing w:line="336" w:lineRule="auto" w:after="180"/>
+      </w:pPr>
+      <w:r>
+        <w:rPr>
+          <w:b w:val="0"/>
+        </w:rPr>
+        <w:t>Return to this week and explain what you changed.</w:t>
+      </w:r>
+    </w:p>
+    <w:p>
+      <w:pPr>
+        <w:spacing w:line="336" w:lineRule="auto" w:after="180"/>
+      </w:pPr>
+      <w:r>
+        <w:rPr>
+          <w:b w:val="0"/>
+        </w:rPr>
+        <w:t>Review Save New Examples for Testing (ai-1/15). Goal: Separate examples used to choose a model from examples reserved for its final evaluation. Short practice: Does 4/4 on the replay replace the original 3/4 result? Explain..</w:t>
+      </w:r>
+    </w:p>
+    <w:p>
+      <w:pPr>
+        <w:spacing w:line="336" w:lineRule="auto" w:after="180"/>
+      </w:pPr>
+      <w:r>
+        <w:rPr>
+          <w:b w:val="0"/>
+        </w:rPr>
+        <w:t>Return to this week and explain what you changed.</w:t>
+      </w:r>
+    </w:p>
+    <w:p>
+      <w:pPr>
+        <w:spacing w:line="336" w:lineRule="auto" w:after="180"/>
+      </w:pPr>
+      <w:r>
+        <w:rPr>
+          <w:b w:val="0"/>
+        </w:rPr>
+        <w:t xml:space="preserve">Review Debug the Cause (ai-1/12). Goal: Compare expected and observed traces to locate the first difference. Short practice: Propose </w:t>
+      </w:r>
+      <w:r>
+        <w:rPr>
+          <w:b/>
+        </w:rPr>
+        <w:t>input</w:t>
+      </w:r>
+      <w:r>
+        <w:rPr>
+          <w:b w:val="0"/>
+        </w:rPr>
+        <w:t xml:space="preserve"> 0 and give both predicted </w:t>
+      </w:r>
+      <w:r>
+        <w:rPr>
+          <w:b/>
+        </w:rPr>
+        <w:t>output</w:t>
+      </w:r>
+      <w:r>
+        <w:rPr>
+          <w:b w:val="0"/>
+        </w:rPr>
+        <w:t>s without inventing an observed result..</w:t>
+      </w:r>
+    </w:p>
+    <w:p>
+      <w:pPr>
+        <w:spacing w:line="336" w:lineRule="auto" w:after="180"/>
+      </w:pPr>
+      <w:r>
+        <w:rPr>
+          <w:b w:val="0"/>
+        </w:rPr>
+        <w:t>Return to this week and explain what you changed.</w:t>
+      </w:r>
+    </w:p>
+    <w:p>
+      <w:pPr>
+        <w:spacing w:line="336" w:lineRule="auto" w:after="180"/>
+      </w:pPr>
+      <w:r>
+        <w:rPr>
+          <w:b w:val="0"/>
+        </w:rPr>
+        <w:t xml:space="preserve">Use Download completed work in the hosted lesson to export your answers, reflections, practice feedback and code-run </w:t>
+      </w:r>
+      <w:r>
+        <w:rPr>
+          <w:b/>
+        </w:rPr>
+        <w:t>evidence</w:t>
+      </w:r>
+      <w:r>
+        <w:rPr>
+          <w:b w:val="0"/>
+        </w:rPr>
+        <w:t>. Open the HTML copy to read or print it.</w:t>
+      </w:r>
+    </w:p>
+    <w:p>
+      <w:pPr>
+        <w:spacing w:line="336" w:lineRule="auto" w:after="180"/>
+      </w:pPr>
+      <w:r>
+        <w:rPr>
+          <w:b w:val="0"/>
+        </w:rPr>
+        <w:t>Drafts stay in this browser when storage is available; clear drafts on a shared device.</w:t>
+      </w:r>
+    </w:p>
+    <w:p>
+      <w:pPr>
+        <w:pStyle w:val="Heading3"/>
+      </w:pPr>
+      <w:r>
+        <w:t>What I repaired, the evidence I kept and the next test</w:t>
+      </w:r>
+    </w:p>
+    <w:p>
+      <w:r>
+        <w:t>________________________________________________________________</w:t>
+      </w:r>
+    </w:p>
+    <w:p>
+      <w:r>
+        <w:t>________________________________________________________________</w:t>
+      </w:r>
+    </w:p>
+    <w:p>
+      <w:r>
+        <w:t>________________________________________________________________</w:t>
+      </w:r>
+    </w:p>
+    <w:p>
+      <w:r>
+        <w:t>________________________________________________________________</w:t>
+      </w:r>
+    </w:p>
+    <w:p>
+      <w:r>
+        <w:t>________________________________________________________________</w:t>
+      </w:r>
+    </w:p>
+    <w:p>
+      <w:pPr>
+        <w:pStyle w:val="Heading2"/>
+      </w:pPr>
+      <w:r>
+        <w:t>Earlier wording, alternatives and picture transcripts · reference / check after trying</w:t>
       </w:r>
     </w:p>
     <w:p>
@@ -2334,92 +2947,10 @@
     </w:p>
     <w:p>
       <w:pPr>
-        <w:spacing w:line="336" w:lineRule="auto" w:after="180"/>
-      </w:pPr>
-      <w:r>
-        <w:rPr>
-          <w:b w:val="0"/>
-        </w:rPr>
-        <w:t xml:space="preserve">A fictional card classifier reports a claimed </w:t>
-      </w:r>
-      <w:r>
-        <w:rPr>
-          <w:b/>
-        </w:rPr>
-        <w:t>80%</w:t>
-      </w:r>
-      <w:r>
-        <w:rPr>
-          <w:b w:val="0"/>
-        </w:rPr>
-        <w:t xml:space="preserve"> chance that each chosen label is correct.</w:t>
-      </w:r>
-    </w:p>
-    <w:p>
-      <w:pPr>
         <w:pStyle w:val="Heading3"/>
       </w:pPr>
       <w:r>
-        <w:t>Practice 1: explain the deciding evidence</w:t>
-      </w:r>
-    </w:p>
-    <w:p>
-      <w:pPr>
-        <w:spacing w:line="336" w:lineRule="auto" w:after="180"/>
-      </w:pPr>
-      <w:r>
-        <w:rPr>
-          <w:b w:val="0"/>
-        </w:rPr>
-        <w:t>Which labelled step matches this detail? The missing result could change the all-ten correct count to 7 or 8.</w:t>
-      </w:r>
-    </w:p>
-    <w:p>
-      <w:pPr>
-        <w:spacing w:line="336" w:lineRule="auto" w:after="180"/>
-        <w:shd w:fill="F4F9FC"/>
-      </w:pPr>
-      <w:r>
-        <w:rPr>
-          <w:b w:val="0"/>
-        </w:rPr>
-        <w:t>1. Checked outcomes</w:t>
-      </w:r>
-    </w:p>
-    <w:p>
-      <w:pPr>
-        <w:spacing w:line="336" w:lineRule="auto" w:after="180"/>
-        <w:shd w:fill="F4F9FC"/>
-      </w:pPr>
-      <w:r>
-        <w:rPr>
-          <w:b w:val="0"/>
-        </w:rPr>
-        <w:t>2. Report coverage</w:t>
-      </w:r>
-    </w:p>
-    <w:p>
-      <w:pPr>
-        <w:spacing w:line="336" w:lineRule="auto" w:after="180"/>
-        <w:shd w:fill="F4F9FC"/>
-      </w:pPr>
-      <w:r>
-        <w:rPr>
-          <w:b w:val="0"/>
-        </w:rPr>
-        <w:t>3. Retain unknown</w:t>
-      </w:r>
-    </w:p>
-    <w:p>
-      <w:pPr>
-        <w:spacing w:line="336" w:lineRule="auto" w:after="180"/>
-        <w:shd w:fill="F4F9FC"/>
-      </w:pPr>
-      <w:r>
-        <w:rPr>
-          <w:b w:val="0"/>
-        </w:rPr>
-        <w:t>4. Keep scores</w:t>
+        <w:t>Repair a missing building block</w:t>
       </w:r>
     </w:p>
     <w:p>
@@ -2427,592 +2958,25 @@
         <w:pStyle w:val="Heading3"/>
       </w:pPr>
       <w:r>
-        <w:t>My selected conclusion, deciding fact and explanation</w:t>
-      </w:r>
-    </w:p>
-    <w:p>
-      <w:r>
-        <w:t>________________________________________________________________</w:t>
-      </w:r>
-    </w:p>
-    <w:p>
-      <w:r>
-        <w:t>________________________________________________________________</w:t>
-      </w:r>
-    </w:p>
-    <w:p>
-      <w:r>
-        <w:t>________________________________________________________________</w:t>
-      </w:r>
-    </w:p>
-    <w:p>
-      <w:r>
-        <w:t>________________________________________________________________</w:t>
-      </w:r>
-    </w:p>
-    <w:p>
-      <w:r>
-        <w:t>________________________________________________________________</w:t>
-      </w:r>
-    </w:p>
-    <w:p>
-      <w:pPr>
-        <w:pStyle w:val="Heading3"/>
-      </w:pPr>
-      <w:r>
-        <w:t>Hint · try first</w:t>
-      </w:r>
-    </w:p>
-    <w:p>
-      <w:pPr>
-        <w:spacing w:line="336" w:lineRule="auto" w:after="180"/>
-        <w:shd w:fill="F1F6F8"/>
-      </w:pPr>
-      <w:r>
-        <w:rPr>
-          <w:b w:val="0"/>
-        </w:rPr>
-        <w:t>Hint if needed: Read the steps in the pictorial case. Match the supplied detail to the stage that performs or records it.</w:t>
-      </w:r>
-    </w:p>
-    <w:p>
-      <w:pPr>
-        <w:pStyle w:val="Heading3"/>
-      </w:pPr>
-      <w:r>
-        <w:t>Feedback · compare after trying</w:t>
-      </w:r>
-    </w:p>
-    <w:p>
-      <w:pPr>
-        <w:spacing w:line="336" w:lineRule="auto" w:after="180"/>
-        <w:shd w:fill="F1F6FC"/>
-      </w:pPr>
-      <w:r>
-        <w:rPr>
-          <w:b w:val="0"/>
-        </w:rPr>
-        <w:t>After your attempt, compare with the supported explanation: Retain unknown The missing result could change the all-ten correct count to 7 or 8.</w:t>
-      </w:r>
-    </w:p>
-    <w:p>
-      <w:pPr>
-        <w:spacing w:line="336" w:lineRule="auto" w:after="180"/>
-        <w:shd w:fill="F1F6FC"/>
-      </w:pPr>
-      <w:r>
-        <w:rPr>
-          <w:b w:val="0"/>
-        </w:rPr>
-        <w:t xml:space="preserve">Do not count the missing outcome as correct or silently remove it from the coverage report. These records allow an all-ten agreement range from </w:t>
-      </w:r>
-      <w:r>
-        <w:rPr>
-          <w:b/>
-        </w:rPr>
-        <w:t>70%</w:t>
-      </w:r>
-      <w:r>
-        <w:rPr>
-          <w:b w:val="0"/>
-        </w:rPr>
-        <w:t xml:space="preserve"> to </w:t>
-      </w:r>
-      <w:r>
-        <w:rPr>
-          <w:b/>
-        </w:rPr>
-        <w:t>80%</w:t>
-      </w:r>
-      <w:r>
-        <w:rPr>
-          <w:b w:val="0"/>
-        </w:rPr>
-        <w:t>.</w:t>
-      </w:r>
-    </w:p>
-    <w:p>
-      <w:pPr>
-        <w:spacing w:line="336" w:lineRule="auto" w:after="180"/>
-        <w:shd w:fill="F1F6FC"/>
-      </w:pPr>
-      <w:r>
-        <w:rPr>
-          <w:b w:val="0"/>
-        </w:rPr>
-        <w:t xml:space="preserve">They do not show that claimed probabilities match checked </w:t>
-      </w:r>
-      <w:r>
-        <w:rPr>
-          <w:b/>
-        </w:rPr>
-        <w:t>correctness</w:t>
-      </w:r>
-      <w:r>
-        <w:rPr>
-          <w:b w:val="0"/>
-        </w:rPr>
-        <w:t xml:space="preserve"> over many comparable </w:t>
-      </w:r>
-      <w:r>
-        <w:rPr>
-          <w:b/>
-        </w:rPr>
-        <w:t>prediction</w:t>
-      </w:r>
-      <w:r>
-        <w:rPr>
-          <w:b w:val="0"/>
-        </w:rPr>
-        <w:t xml:space="preserve">s; that requires much more suitable </w:t>
-      </w:r>
-      <w:r>
-        <w:rPr>
-          <w:b/>
-        </w:rPr>
-        <w:t>evidence</w:t>
-      </w:r>
-      <w:r>
-        <w:rPr>
-          <w:b w:val="0"/>
-        </w:rPr>
-        <w:t>.</w:t>
-      </w:r>
-    </w:p>
-    <w:p>
-      <w:pPr>
-        <w:pStyle w:val="Heading3"/>
-      </w:pPr>
-      <w:r>
-        <w:t>Practice 2: explain the deciding evidence</w:t>
-      </w:r>
-    </w:p>
-    <w:p>
-      <w:pPr>
-        <w:pStyle w:val="Heading3"/>
-      </w:pPr>
-      <w:r>
-        <w:t>Changed case · predict first</w:t>
-      </w:r>
-    </w:p>
-    <w:p>
-      <w:pPr>
-        <w:spacing w:line="336" w:lineRule="auto" w:after="180"/>
-        <w:shd w:fill="F5F1FB"/>
-      </w:pPr>
-      <w:r>
-        <w:rPr>
-          <w:b w:val="0"/>
-        </w:rPr>
-        <w:t>Changed-case practice: The missing outcome is checked and found incorrect. Which conclusion is supported by the supplied facts?</w:t>
-      </w:r>
-    </w:p>
-    <w:p>
-      <w:pPr>
-        <w:spacing w:line="336" w:lineRule="auto" w:after="180"/>
-        <w:shd w:fill="F4F9FC"/>
-      </w:pPr>
-      <w:r>
-        <w:rPr>
-          <w:b w:val="0"/>
-        </w:rPr>
-        <w:t xml:space="preserve">1. This one example guarantees correct results for every future </w:t>
-      </w:r>
-      <w:r>
-        <w:rPr>
-          <w:b/>
-        </w:rPr>
-        <w:t>input</w:t>
-      </w:r>
-      <w:r>
-        <w:rPr>
-          <w:b w:val="0"/>
-        </w:rPr>
-        <w:t>.</w:t>
-      </w:r>
-    </w:p>
-    <w:p>
-      <w:pPr>
-        <w:spacing w:line="336" w:lineRule="auto" w:after="180"/>
-        <w:shd w:fill="F4F9FC"/>
-      </w:pPr>
-      <w:r>
-        <w:rPr>
-          <w:b w:val="0"/>
-        </w:rPr>
-        <w:t xml:space="preserve">2. We can decide the result without examining the changed </w:t>
-      </w:r>
-      <w:r>
-        <w:rPr>
-          <w:b/>
-        </w:rPr>
-        <w:t>input</w:t>
-      </w:r>
-      <w:r>
-        <w:rPr>
-          <w:b w:val="0"/>
-        </w:rPr>
-        <w:t xml:space="preserve"> or the procedure.</w:t>
-      </w:r>
-    </w:p>
-    <w:p>
-      <w:pPr>
-        <w:spacing w:line="336" w:lineRule="auto" w:after="180"/>
-        <w:shd w:fill="F4F9FC"/>
-      </w:pPr>
-      <w:r>
-        <w:rPr>
-          <w:b w:val="0"/>
-        </w:rPr>
-        <w:t>3. All-ten agreement is 7/10=</w:t>
-      </w:r>
-      <w:r>
-        <w:rPr>
-          <w:b/>
-        </w:rPr>
-        <w:t>70%</w:t>
-      </w:r>
-      <w:r>
-        <w:rPr>
-          <w:b w:val="0"/>
-        </w:rPr>
-        <w:t>.</w:t>
-      </w:r>
-    </w:p>
-    <w:p>
-      <w:pPr>
-        <w:pStyle w:val="Heading3"/>
-      </w:pPr>
-      <w:r>
-        <w:t>My selected conclusion, deciding fact and explanation</w:t>
-      </w:r>
-    </w:p>
-    <w:p>
-      <w:r>
-        <w:t>________________________________________________________________</w:t>
-      </w:r>
-    </w:p>
-    <w:p>
-      <w:r>
-        <w:t>________________________________________________________________</w:t>
-      </w:r>
-    </w:p>
-    <w:p>
-      <w:r>
-        <w:t>________________________________________________________________</w:t>
-      </w:r>
-    </w:p>
-    <w:p>
-      <w:r>
-        <w:t>________________________________________________________________</w:t>
-      </w:r>
-    </w:p>
-    <w:p>
-      <w:r>
-        <w:t>________________________________________________________________</w:t>
-      </w:r>
-    </w:p>
-    <w:p>
-      <w:pPr>
-        <w:pStyle w:val="Heading3"/>
-      </w:pPr>
-      <w:r>
-        <w:t>Hint · try first</w:t>
-      </w:r>
-    </w:p>
-    <w:p>
-      <w:pPr>
-        <w:spacing w:line="336" w:lineRule="auto" w:after="180"/>
-        <w:shd w:fill="F1F6F8"/>
-      </w:pPr>
-      <w:r>
-        <w:rPr>
-          <w:b w:val="0"/>
-        </w:rPr>
-        <w:t>Hint if needed: Use the changed condition and the deciding step in the pictorial trace. The answer must say what follows from those facts.</w:t>
-      </w:r>
-    </w:p>
-    <w:p>
-      <w:pPr>
-        <w:pStyle w:val="Heading3"/>
-      </w:pPr>
-      <w:r>
-        <w:t>Feedback · compare after trying</w:t>
-      </w:r>
-    </w:p>
-    <w:p>
-      <w:pPr>
-        <w:spacing w:line="336" w:lineRule="auto" w:after="180"/>
-        <w:shd w:fill="F1F6FC"/>
-      </w:pPr>
-      <w:r>
-        <w:rPr>
-          <w:b w:val="0"/>
-        </w:rPr>
-        <w:t>After your attempt, compare with the supported explanation: All-ten agreement is 7/10=</w:t>
-      </w:r>
-      <w:r>
-        <w:rPr>
-          <w:b/>
-        </w:rPr>
-        <w:t>70%</w:t>
-      </w:r>
-      <w:r>
-        <w:rPr>
-          <w:b w:val="0"/>
-        </w:rPr>
-        <w:t>. There are now three wrong labels and no unknown outcomes.</w:t>
-      </w:r>
-    </w:p>
-    <w:p>
-      <w:pPr>
-        <w:pStyle w:val="Heading3"/>
-      </w:pPr>
-      <w:r>
-        <w:t>Repair a missing building block</w:t>
-      </w:r>
-    </w:p>
-    <w:p>
-      <w:pPr>
-        <w:spacing w:line="336" w:lineRule="auto" w:after="180"/>
-      </w:pPr>
-      <w:r>
-        <w:rPr>
-          <w:b w:val="0"/>
-        </w:rPr>
-        <w:t xml:space="preserve">Review </w:t>
-      </w:r>
-      <w:r>
-        <w:rPr>
-          <w:b/>
-        </w:rPr>
-        <w:t>Prediction</w:t>
-      </w:r>
-      <w:r>
-        <w:rPr>
-          <w:b w:val="0"/>
-        </w:rPr>
-        <w:t xml:space="preserve"> Is Not Fact (ai-1/17). Goal: Separate a recorded </w:t>
-      </w:r>
-      <w:r>
-        <w:rPr>
-          <w:b/>
-        </w:rPr>
-        <w:t>prediction</w:t>
-      </w:r>
-      <w:r>
-        <w:rPr>
-          <w:b w:val="0"/>
-        </w:rPr>
-        <w:t xml:space="preserve"> from the </w:t>
-      </w:r>
-      <w:r>
-        <w:rPr>
-          <w:b/>
-        </w:rPr>
-        <w:t>observation</w:t>
-      </w:r>
-      <w:r>
-        <w:rPr>
-          <w:b w:val="0"/>
-        </w:rPr>
-        <w:t xml:space="preserve"> used to check it. Short practice: Which field changes the </w:t>
-      </w:r>
-      <w:r>
-        <w:rPr>
-          <w:b/>
-        </w:rPr>
-        <w:t>observation</w:t>
-      </w:r>
-      <w:r>
-        <w:rPr>
-          <w:b w:val="0"/>
-        </w:rPr>
-        <w:t xml:space="preserve"> label, and which field changes the model </w:t>
-      </w:r>
-      <w:r>
-        <w:rPr>
-          <w:b/>
-        </w:rPr>
-        <w:t>prediction</w:t>
-      </w:r>
-      <w:r>
-        <w:rPr>
-          <w:b w:val="0"/>
-        </w:rPr>
-        <w:t>?.</w:t>
-      </w:r>
-    </w:p>
-    <w:p>
-      <w:pPr>
-        <w:spacing w:line="336" w:lineRule="auto" w:after="180"/>
-      </w:pPr>
-      <w:r>
-        <w:rPr>
-          <w:b w:val="0"/>
-        </w:rPr>
-        <w:t>Return to this week and explain what you changed.</w:t>
-      </w:r>
-    </w:p>
-    <w:p>
-      <w:pPr>
-        <w:spacing w:line="336" w:lineRule="auto" w:after="180"/>
-      </w:pPr>
-      <w:r>
-        <w:rPr>
-          <w:b w:val="0"/>
-        </w:rPr>
-        <w:t>Review Save New Examples for Testing (ai-1/15). Goal: Separate examples used to choose a model from examples reserved for its final evaluation. Short practice: Does 4/4 on the replay replace the original 3/4 result? Explain..</w:t>
-      </w:r>
-    </w:p>
-    <w:p>
-      <w:pPr>
-        <w:spacing w:line="336" w:lineRule="auto" w:after="180"/>
-      </w:pPr>
-      <w:r>
-        <w:rPr>
-          <w:b w:val="0"/>
-        </w:rPr>
-        <w:t>Return to this week and explain what you changed.</w:t>
-      </w:r>
-    </w:p>
-    <w:p>
-      <w:pPr>
-        <w:spacing w:line="336" w:lineRule="auto" w:after="180"/>
-      </w:pPr>
-      <w:r>
-        <w:rPr>
-          <w:b w:val="0"/>
-        </w:rPr>
-        <w:t xml:space="preserve">Review Debug the Cause (ai-1/12). Goal: Compare expected and observed traces to locate the first difference. Short practice: Propose </w:t>
-      </w:r>
-      <w:r>
-        <w:rPr>
-          <w:b/>
-        </w:rPr>
-        <w:t>input</w:t>
-      </w:r>
-      <w:r>
-        <w:rPr>
-          <w:b w:val="0"/>
-        </w:rPr>
-        <w:t xml:space="preserve"> 0 and give both predicted </w:t>
-      </w:r>
-      <w:r>
-        <w:rPr>
-          <w:b/>
-        </w:rPr>
-        <w:t>output</w:t>
-      </w:r>
-      <w:r>
-        <w:rPr>
-          <w:b w:val="0"/>
-        </w:rPr>
-        <w:t>s without inventing an observed result..</w:t>
-      </w:r>
-    </w:p>
-    <w:p>
-      <w:pPr>
-        <w:spacing w:line="336" w:lineRule="auto" w:after="180"/>
-      </w:pPr>
-      <w:r>
-        <w:rPr>
-          <w:b w:val="0"/>
-        </w:rPr>
-        <w:t>Return to this week and explain what you changed.</w:t>
-      </w:r>
-    </w:p>
-    <w:p>
-      <w:pPr>
-        <w:pStyle w:val="Heading3"/>
-      </w:pPr>
-      <w:r>
         <w:t>Keep your completed work</w:t>
       </w:r>
     </w:p>
     <w:p>
       <w:pPr>
-        <w:spacing w:line="336" w:lineRule="auto" w:after="180"/>
-      </w:pPr>
-      <w:r>
-        <w:rPr>
-          <w:b w:val="0"/>
-        </w:rPr>
-        <w:t xml:space="preserve">Use Download completed work in the hosted lesson to export your answers, reflections, practice feedback and code-run </w:t>
-      </w:r>
-      <w:r>
-        <w:rPr>
-          <w:b/>
-        </w:rPr>
-        <w:t>evidence</w:t>
-      </w:r>
-      <w:r>
-        <w:rPr>
-          <w:b w:val="0"/>
-        </w:rPr>
-        <w:t>. Open the HTML copy to read or print it.</w:t>
-      </w:r>
-    </w:p>
-    <w:p>
-      <w:pPr>
-        <w:spacing w:line="336" w:lineRule="auto" w:after="180"/>
-      </w:pPr>
-      <w:r>
-        <w:rPr>
-          <w:b w:val="0"/>
-        </w:rPr>
-        <w:t>Drafts stay in this browser when storage is available; clear drafts on a shared device.</w:t>
-      </w:r>
-    </w:p>
-    <w:p>
-      <w:pPr>
-        <w:pStyle w:val="Heading3"/>
-      </w:pPr>
-      <w:r>
-        <w:t>What I repaired, the evidence I kept and the next test</w:t>
-      </w:r>
-    </w:p>
-    <w:p>
-      <w:r>
-        <w:t>________________________________________________________________</w:t>
-      </w:r>
-    </w:p>
-    <w:p>
-      <w:r>
-        <w:t>________________________________________________________________</w:t>
-      </w:r>
-    </w:p>
-    <w:p>
-      <w:r>
-        <w:t>________________________________________________________________</w:t>
-      </w:r>
-    </w:p>
-    <w:p>
-      <w:r>
-        <w:t>________________________________________________________________</w:t>
-      </w:r>
-    </w:p>
-    <w:p>
-      <w:r>
-        <w:t>________________________________________________________________</w:t>
-      </w:r>
-    </w:p>
-    <w:p>
-      <w:pPr>
         <w:pStyle w:val="Heading1"/>
       </w:pPr>
       <w:r>
-        <w:t>21. Visual concept journey</w:t>
-      </w:r>
-    </w:p>
-    <w:p>
-      <w:r>
-        <w:t>Explain each Confidence Is Not Correctness picture from its labels, then record a relevant limit.</w:t>
-      </w:r>
-    </w:p>
-    <w:p>
-      <w:pPr>
-        <w:pStyle w:val="Heading3"/>
+        <w:t>21. Reference · Six-picture response sheets</w:t>
+      </w:r>
+    </w:p>
+    <w:p>
+      <w:r>
+        <w:t>Choose the image that helps rather than repeating all six.</w:t>
+      </w:r>
+    </w:p>
+    <w:p>
+      <w:pPr>
+        <w:pStyle w:val="Heading2"/>
       </w:pPr>
       <w:r>
         <w:t>01. Confidence Is Not Correctness: the case</w:t>
@@ -3115,7 +3079,6 @@
     <w:p>
       <w:pPr>
         <w:spacing w:line="336" w:lineRule="auto" w:after="180"/>
-        <w:shd w:fill="F5F1FB"/>
       </w:pPr>
       <w:r>
         <w:rPr>
@@ -3154,7 +3117,7 @@
     </w:p>
     <w:p>
       <w:pPr>
-        <w:pStyle w:val="Heading3"/>
+        <w:pStyle w:val="Heading2"/>
       </w:pPr>
       <w:r>
         <w:t>02. Follow the deciding steps</w:t>
@@ -3222,7 +3185,6 @@
     <w:p>
       <w:pPr>
         <w:spacing w:line="336" w:lineRule="auto" w:after="180"/>
-        <w:shd w:fill="F5F1FB"/>
       </w:pPr>
       <w:r>
         <w:rPr>
@@ -3273,7 +3235,7 @@
     </w:p>
     <w:p>
       <w:pPr>
-        <w:pStyle w:val="Heading3"/>
+        <w:pStyle w:val="Heading2"/>
       </w:pPr>
       <w:r>
         <w:t>03. Known outcomes and missing evidence</w:t>
@@ -3353,7 +3315,6 @@
     <w:p>
       <w:pPr>
         <w:spacing w:line="336" w:lineRule="auto" w:after="180"/>
-        <w:shd w:fill="F5F1FB"/>
       </w:pPr>
       <w:r>
         <w:rPr>
@@ -3392,7 +3353,7 @@
     </w:p>
     <w:p>
       <w:pPr>
-        <w:pStyle w:val="Heading3"/>
+        <w:pStyle w:val="Heading2"/>
       </w:pPr>
       <w:r>
         <w:t>04. Change one thing. Trace what follows.</w:t>
@@ -3471,7 +3432,6 @@
     <w:p>
       <w:pPr>
         <w:spacing w:line="336" w:lineRule="auto" w:after="180"/>
-        <w:shd w:fill="F5F1FB"/>
       </w:pPr>
       <w:r>
         <w:rPr>
@@ -3510,7 +3470,7 @@
     </w:p>
     <w:p>
       <w:pPr>
-        <w:pStyle w:val="Heading3"/>
+        <w:pStyle w:val="Heading2"/>
       </w:pPr>
       <w:r>
         <w:t>05. Connect the explanation to its limit</w:t>
@@ -3660,7 +3620,6 @@
     <w:p>
       <w:pPr>
         <w:spacing w:line="336" w:lineRule="auto" w:after="180"/>
-        <w:shd w:fill="F5F1FB"/>
       </w:pPr>
       <w:r>
         <w:rPr>
@@ -3699,7 +3658,7 @@
     </w:p>
     <w:p>
       <w:pPr>
-        <w:pStyle w:val="Heading3"/>
+        <w:pStyle w:val="Heading2"/>
       </w:pPr>
       <w:r>
         <w:t>06. Make the idea visible in your project</w:t>
@@ -3802,7 +3761,6 @@
     <w:p>
       <w:pPr>
         <w:spacing w:line="336" w:lineRule="auto" w:after="180"/>
-        <w:shd w:fill="F5F1FB"/>
       </w:pPr>
       <w:r>
         <w:rPr>
@@ -3849,6 +3807,62 @@
     <w:p>
       <w:r>
         <w:t>________________________________________________________________</w:t>
+      </w:r>
+    </w:p>
+    <w:p>
+      <w:pPr>
+        <w:pStyle w:val="Heading2"/>
+      </w:pPr>
+      <w:r>
+        <w:t>Earlier wording, alternatives and picture transcripts · reference / check after trying</w:t>
+      </w:r>
+    </w:p>
+    <w:p>
+      <w:pPr>
+        <w:pStyle w:val="Heading3"/>
+      </w:pPr>
+      <w:r>
+        <w:t>01. Confidence Is Not Correctness: the case</w:t>
+      </w:r>
+    </w:p>
+    <w:p>
+      <w:pPr>
+        <w:pStyle w:val="Heading3"/>
+      </w:pPr>
+      <w:r>
+        <w:t>02. Follow the deciding steps</w:t>
+      </w:r>
+    </w:p>
+    <w:p>
+      <w:pPr>
+        <w:pStyle w:val="Heading3"/>
+      </w:pPr>
+      <w:r>
+        <w:t>03. Known outcomes and missing evidence</w:t>
+      </w:r>
+    </w:p>
+    <w:p>
+      <w:pPr>
+        <w:pStyle w:val="Heading3"/>
+      </w:pPr>
+      <w:r>
+        <w:t>04. Change one thing. Trace what follows.</w:t>
+      </w:r>
+    </w:p>
+    <w:p>
+      <w:pPr>
+        <w:pStyle w:val="Heading3"/>
+      </w:pPr>
+      <w:r>
+        <w:t>05. Connect the explanation to its limit</w:t>
+      </w:r>
+    </w:p>
+    <w:p>
+      <w:pPr>
+        <w:pStyle w:val="Heading3"/>
+      </w:pPr>
+      <w:r>
+        <w:t>06. Make the idea visible in your project</w:t>
       </w:r>
     </w:p>
     <w:sectPr>
